--- a/docs/content/descriptive_stats/descriptive_stats_lecture.docx
+++ b/docs/content/descriptive_stats/descriptive_stats_lecture.docx
@@ -579,7 +579,7 @@
       </w:r>
     </w:p>
     <w:bookmarkEnd w:id="15"/>
-    <w:bookmarkStart w:id="21" w:name="our-question-revisited"/>
+    <w:bookmarkStart w:id="22" w:name="our-question-revisited"/>
     <w:p>
       <w:pPr>
         <w:pStyle w:val="Heading2"/>
@@ -892,7 +892,7 @@
         <w:rPr>
           <w:rStyle w:val="StringTok"/>
         </w:rPr>
-        <w:t xml:space="preserve">"data/pine_needles.csv"</w:t>
+        <w:t xml:space="preserve">"data/pine_data.csv"</w:t>
       </w:r>
       <w:r>
         <w:rPr>
@@ -900,6 +900,19 @@
         </w:rPr>
         <w:t xml:space="preserve">)</w:t>
       </w:r>
+    </w:p>
+    <w:p>
+      <w:pPr>
+        <w:pStyle w:val="FirstParagraph"/>
+      </w:pPr>
+      <w:hyperlink r:id="rId18">
+        <w:r>
+          <w:rPr>
+            <w:rStyle w:val="Hyperlink"/>
+          </w:rPr>
+          <w:t xml:space="preserve">📥 Download the data</w:t>
+        </w:r>
+      </w:hyperlink>
     </w:p>
     <w:tbl>
       <w:tblPr>
@@ -931,7 +944,7 @@
           </w:tcPr>
           <w:p>
             <w:pPr>
-              <w:pStyle w:val="FirstParagraph"/>
+              <w:pStyle w:val="BodyText"/>
             </w:pPr>
             <w:pPr>
               <w:spacing w:before="0" w:after="0"/>
@@ -942,18 +955,18 @@
                 <wp:inline>
                   <wp:extent cx="152400" cy="152400"/>
                   <wp:effectExtent b="0" l="0" r="0" t="0"/>
-                  <wp:docPr descr="" title="" id="19" name="Picture"/>
+                  <wp:docPr descr="" title="" id="20" name="Picture"/>
                   <a:graphic>
                     <a:graphicData uri="http://schemas.openxmlformats.org/drawingml/2006/picture">
                       <pic:pic>
                         <pic:nvPicPr>
-                          <pic:cNvPr descr="/Applications/Positron.app/Contents/Resources/app/quarto/share/formats/docx/tip.png" id="20" name="Picture"/>
+                          <pic:cNvPr descr="/Applications/Positron.app/Contents/Resources/app/quarto/share/formats/docx/tip.png" id="21" name="Picture"/>
                           <pic:cNvPicPr>
                             <a:picLocks noChangeArrowheads="1" noChangeAspect="1"/>
                           </pic:cNvPicPr>
                         </pic:nvPicPr>
                         <pic:blipFill>
-                          <a:blip r:embed="rId18"/>
+                          <a:blip r:embed="rId19"/>
                           <a:stretch>
                             <a:fillRect/>
                           </a:stretch>
@@ -1028,31 +1041,40 @@
               <w:rPr>
                 <w:rStyle w:val="VerbatimChar"/>
               </w:rPr>
-              <w:t xml:space="preserve">n_s</w:t>
-            </w:r>
-            <w:r>
-              <w:t xml:space="preserve"> </w:t>
-            </w:r>
-            <w:r>
-              <w:t xml:space="preserve">codes shady (</w:t>
+              <w:t xml:space="preserve">side</w:t>
+            </w:r>
+            <w:r>
+              <w:t xml:space="preserve"> </w:t>
+            </w:r>
+            <w:r>
+              <w:t xml:space="preserve">is</w:t>
+            </w:r>
+            <w:r>
+              <w:t xml:space="preserve"> </w:t>
             </w:r>
             <w:r>
               <w:rPr>
                 <w:rStyle w:val="VerbatimChar"/>
               </w:rPr>
-              <w:t xml:space="preserve">n</w:t>
-            </w:r>
-            <w:r>
-              <w:t xml:space="preserve">) vs. sunny (</w:t>
+              <w:t xml:space="preserve">"shady"</w:t>
+            </w:r>
+            <w:r>
+              <w:t xml:space="preserve"> </w:t>
+            </w:r>
+            <w:r>
+              <w:t xml:space="preserve">or</w:t>
+            </w:r>
+            <w:r>
+              <w:t xml:space="preserve"> </w:t>
             </w:r>
             <w:r>
               <w:rPr>
                 <w:rStyle w:val="VerbatimChar"/>
               </w:rPr>
-              <w:t xml:space="preserve">s</w:t>
-            </w:r>
-            <w:r>
-              <w:t xml:space="preserve">);</w:t>
+              <w:t xml:space="preserve">"sunny"</w:t>
+            </w:r>
+            <w:r>
+              <w:t xml:space="preserve">;</w:t>
             </w:r>
             <w:r>
               <w:t xml:space="preserve"> </w:t>
@@ -1061,7 +1083,7 @@
               <w:rPr>
                 <w:rStyle w:val="VerbatimChar"/>
               </w:rPr>
-              <w:t xml:space="preserve">group</w:t>
+              <w:t xml:space="preserve">team</w:t>
             </w:r>
             <w:r>
               <w:t xml:space="preserve"> </w:t>
@@ -1073,15 +1095,15 @@
               <w:br/>
             </w:r>
             <w:r>
-              <w:t xml:space="preserve">Four teams, four trees, six needles per side.</w:t>
+              <w:t xml:space="preserve">Four teams, four trees, eight needles per side — 64 rows, but only 4 trees.</w:t>
             </w:r>
           </w:p>
           <w:p/>
         </w:tc>
       </w:tr>
     </w:tbl>
-    <w:bookmarkEnd w:id="21"/>
-    <w:bookmarkStart w:id="22" w:name="part-2-the-mean"/>
+    <w:bookmarkEnd w:id="22"/>
+    <w:bookmarkStart w:id="23" w:name="part-2-the-mean"/>
     <w:p>
       <w:pPr>
         <w:pStyle w:val="Heading2"/>
@@ -1090,8 +1112,8 @@
         <w:t xml:space="preserve">Part 2 · The Mean</w:t>
       </w:r>
     </w:p>
-    <w:bookmarkEnd w:id="22"/>
-    <w:bookmarkStart w:id="27" w:name="the-mean"/>
+    <w:bookmarkEnd w:id="23"/>
+    <w:bookmarkStart w:id="28" w:name="the-mean"/>
     <w:p>
       <w:pPr>
         <w:pStyle w:val="Heading2"/>
@@ -1340,12 +1362,12 @@
                 <wp:inline>
                   <wp:extent cx="152400" cy="152400"/>
                   <wp:effectExtent b="0" l="0" r="0" t="0"/>
-                  <wp:docPr descr="" title="" id="23" name="Picture"/>
+                  <wp:docPr descr="" title="" id="24" name="Picture"/>
                   <a:graphic>
                     <a:graphicData uri="http://schemas.openxmlformats.org/drawingml/2006/picture">
                       <pic:pic>
                         <pic:nvPicPr>
-                          <pic:cNvPr descr="/Applications/Positron.app/Contents/Resources/app/quarto/share/formats/docx/note.png" id="24" name="Picture"/>
+                          <pic:cNvPr descr="/Applications/Positron.app/Contents/Resources/app/quarto/share/formats/docx/note.png" id="25" name="Picture"/>
                           <pic:cNvPicPr>
                             <a:picLocks noChangeArrowheads="1" noChangeAspect="1"/>
                           </pic:cNvPicPr>
@@ -1492,7 +1514,7 @@
         <w:rPr>
           <w:rStyle w:val="NormalTok"/>
         </w:rPr>
-        <w:t xml:space="preserve">(n_s </w:t>
+        <w:t xml:space="preserve">(side </w:t>
       </w:r>
       <w:r>
         <w:rPr>
@@ -1510,7 +1532,7 @@
         <w:rPr>
           <w:rStyle w:val="StringTok"/>
         </w:rPr>
-        <w:t xml:space="preserve">"n"</w:t>
+        <w:t xml:space="preserve">"shady"</w:t>
       </w:r>
       <w:r>
         <w:rPr>
@@ -1543,7 +1565,7 @@
         <w:rPr>
           <w:rStyle w:val="NormalTok"/>
         </w:rPr>
-        <w:t xml:space="preserve">(length_mm)</w:t>
+        <w:t xml:space="preserve">(needle_length_mm)</w:t>
       </w:r>
       <w:r>
         <w:br/>
@@ -1566,7 +1588,25 @@
         <w:rPr>
           <w:rStyle w:val="VerbatimChar"/>
         </w:rPr>
-        <w:t xml:space="preserve"> [1] 20 21 23 25 21 16 19 18 20 23 21 18 20 21 23 25 21 16 19 18 20 23 21 18</w:t>
+        <w:t xml:space="preserve"> [1] 16.61 16.95 14.32 15.60 15.12 13.06 17.93 13.46 16.46 20.71 17.59 15.11</w:t>
+      </w:r>
+      <w:r>
+        <w:br/>
+      </w:r>
+      <w:r>
+        <w:rPr>
+          <w:rStyle w:val="VerbatimChar"/>
+        </w:rPr>
+        <w:t xml:space="preserve">[13] 17.62 15.34 14.79 11.55 11.54 14.01 12.97 12.93 17.72 14.30 11.76 10.56</w:t>
+      </w:r>
+      <w:r>
+        <w:br/>
+      </w:r>
+      <w:r>
+        <w:rPr>
+          <w:rStyle w:val="VerbatimChar"/>
+        </w:rPr>
+        <w:t xml:space="preserve">[25] 10.54  7.23 11.64 13.36 15.07 11.70 11.26 13.06</w:t>
       </w:r>
     </w:p>
     <w:p>
@@ -1594,7 +1634,7 @@
         <w:rPr>
           <w:rStyle w:val="VerbatimChar"/>
         </w:rPr>
-        <w:t xml:space="preserve">[1] 20.41667</w:t>
+        <w:t xml:space="preserve">[1] 14.12094</w:t>
       </w:r>
     </w:p>
     <w:tbl>
@@ -1638,18 +1678,18 @@
                 <wp:inline>
                   <wp:extent cx="152400" cy="152400"/>
                   <wp:effectExtent b="0" l="0" r="0" t="0"/>
-                  <wp:docPr descr="" title="" id="25" name="Picture"/>
+                  <wp:docPr descr="" title="" id="26" name="Picture"/>
                   <a:graphic>
                     <a:graphicData uri="http://schemas.openxmlformats.org/drawingml/2006/picture">
                       <pic:pic>
                         <pic:nvPicPr>
-                          <pic:cNvPr descr="/Applications/Positron.app/Contents/Resources/app/quarto/share/formats/docx/tip.png" id="26" name="Picture"/>
+                          <pic:cNvPr descr="/Applications/Positron.app/Contents/Resources/app/quarto/share/formats/docx/tip.png" id="27" name="Picture"/>
                           <pic:cNvPicPr>
                             <a:picLocks noChangeArrowheads="1" noChangeAspect="1"/>
                           </pic:cNvPicPr>
                         </pic:nvPicPr>
                         <pic:blipFill>
-                          <a:blip r:embed="rId18"/>
+                          <a:blip r:embed="rId19"/>
                           <a:stretch>
                             <a:fillRect/>
                           </a:stretch>
@@ -1778,8 +1818,8 @@
         </w:tc>
       </w:tr>
     </w:tbl>
-    <w:bookmarkEnd w:id="27"/>
-    <w:bookmarkStart w:id="28" w:name="part-3-the-median"/>
+    <w:bookmarkEnd w:id="28"/>
+    <w:bookmarkStart w:id="29" w:name="part-3-the-median"/>
     <w:p>
       <w:pPr>
         <w:pStyle w:val="Heading2"/>
@@ -1788,8 +1828,8 @@
         <w:t xml:space="preserve">Part 3 · The Median</w:t>
       </w:r>
     </w:p>
-    <w:bookmarkEnd w:id="28"/>
-    <w:bookmarkStart w:id="31" w:name="the-median"/>
+    <w:bookmarkEnd w:id="29"/>
+    <w:bookmarkStart w:id="32" w:name="the-median"/>
     <w:p>
       <w:pPr>
         <w:pStyle w:val="Heading2"/>
@@ -2023,7 +2063,7 @@
         <w:rPr>
           <w:rStyle w:val="NormalTok"/>
         </w:rPr>
-        <w:t xml:space="preserve">(n_s </w:t>
+        <w:t xml:space="preserve">(side </w:t>
       </w:r>
       <w:r>
         <w:rPr>
@@ -2041,7 +2081,7 @@
         <w:rPr>
           <w:rStyle w:val="StringTok"/>
         </w:rPr>
-        <w:t xml:space="preserve">"s"</w:t>
+        <w:t xml:space="preserve">"sunny"</w:t>
       </w:r>
       <w:r>
         <w:rPr>
@@ -2074,7 +2114,7 @@
         <w:rPr>
           <w:rStyle w:val="NormalTok"/>
         </w:rPr>
-        <w:t xml:space="preserve">(length_mm)</w:t>
+        <w:t xml:space="preserve">(needle_length_mm)</w:t>
       </w:r>
       <w:r>
         <w:br/>
@@ -2103,7 +2143,7 @@
         <w:rPr>
           <w:rStyle w:val="VerbatimChar"/>
         </w:rPr>
-        <w:t xml:space="preserve">[1] 20.5</w:t>
+        <w:t xml:space="preserve">[1] 14.155</w:t>
       </w:r>
     </w:p>
     <w:p>
@@ -2131,7 +2171,7 @@
         <w:rPr>
           <w:rStyle w:val="VerbatimChar"/>
         </w:rPr>
-        <w:t xml:space="preserve">[1] 15</w:t>
+        <w:t xml:space="preserve">[1] 15.37</w:t>
       </w:r>
     </w:p>
     <w:tbl>
@@ -2175,12 +2215,12 @@
                 <wp:inline>
                   <wp:extent cx="152400" cy="152400"/>
                   <wp:effectExtent b="0" l="0" r="0" t="0"/>
-                  <wp:docPr descr="" title="" id="29" name="Picture"/>
+                  <wp:docPr descr="" title="" id="30" name="Picture"/>
                   <a:graphic>
                     <a:graphicData uri="http://schemas.openxmlformats.org/drawingml/2006/picture">
                       <pic:pic>
                         <pic:nvPicPr>
-                          <pic:cNvPr descr="/Applications/Positron.app/Contents/Resources/app/quarto/share/formats/docx/note.png" id="30" name="Picture"/>
+                          <pic:cNvPr descr="/Applications/Positron.app/Contents/Resources/app/quarto/share/formats/docx/note.png" id="31" name="Picture"/>
                           <pic:cNvPicPr>
                             <a:picLocks noChangeArrowheads="1" noChangeAspect="1"/>
                           </pic:cNvPicPr>
@@ -2281,8 +2321,8 @@
         </w:tc>
       </w:tr>
     </w:tbl>
-    <w:bookmarkEnd w:id="31"/>
-    <w:bookmarkStart w:id="32" w:name="Xa382edfd13124cbd776b7bda1e60d0bd4afab6e"/>
+    <w:bookmarkEnd w:id="32"/>
+    <w:bookmarkStart w:id="33" w:name="Xa382edfd13124cbd776b7bda1e60d0bd4afab6e"/>
     <w:p>
       <w:pPr>
         <w:pStyle w:val="Heading2"/>
@@ -2300,8 +2340,8 @@
         <w:t xml:space="preserve">) and Standard Deviation (sd)</w:t>
       </w:r>
     </w:p>
-    <w:bookmarkEnd w:id="32"/>
-    <w:bookmarkStart w:id="37" w:name="variance-and-standard-deviation"/>
+    <w:bookmarkEnd w:id="33"/>
+    <w:bookmarkStart w:id="38" w:name="variance-and-standard-deviation"/>
     <w:p>
       <w:pPr>
         <w:pStyle w:val="Heading2"/>
@@ -2612,12 +2652,12 @@
                 <wp:inline>
                   <wp:extent cx="152400" cy="152400"/>
                   <wp:effectExtent b="0" l="0" r="0" t="0"/>
-                  <wp:docPr descr="" title="" id="33" name="Picture"/>
+                  <wp:docPr descr="" title="" id="34" name="Picture"/>
                   <a:graphic>
                     <a:graphicData uri="http://schemas.openxmlformats.org/drawingml/2006/picture">
                       <pic:pic>
                         <pic:nvPicPr>
-                          <pic:cNvPr descr="/Applications/Positron.app/Contents/Resources/app/quarto/share/formats/docx/note.png" id="34" name="Picture"/>
+                          <pic:cNvPr descr="/Applications/Positron.app/Contents/Resources/app/quarto/share/formats/docx/note.png" id="35" name="Picture"/>
                           <pic:cNvPicPr>
                             <a:picLocks noChangeArrowheads="1" noChangeAspect="1"/>
                           </pic:cNvPicPr>
@@ -2753,7 +2793,7 @@
         <w:rPr>
           <w:rStyle w:val="VerbatimChar"/>
         </w:rPr>
-        <w:t xml:space="preserve">[1] 5.992754</w:t>
+        <w:t xml:space="preserve">[1] 7.740415</w:t>
       </w:r>
     </w:p>
     <w:p>
@@ -2781,7 +2821,7 @@
         <w:rPr>
           <w:rStyle w:val="VerbatimChar"/>
         </w:rPr>
-        <w:t xml:space="preserve">[1] 2.44801</w:t>
+        <w:t xml:space="preserve">[1] 2.78216</w:t>
       </w:r>
     </w:p>
     <w:p>
@@ -2809,7 +2849,7 @@
         <w:rPr>
           <w:rStyle w:val="VerbatimChar"/>
         </w:rPr>
-        <w:t xml:space="preserve">[1] 3.644928</w:t>
+        <w:t xml:space="preserve">[1] 6.731238</w:t>
       </w:r>
     </w:p>
     <w:p>
@@ -2837,7 +2877,7 @@
         <w:rPr>
           <w:rStyle w:val="VerbatimChar"/>
         </w:rPr>
-        <w:t xml:space="preserve">[1] 1.909169</w:t>
+        <w:t xml:space="preserve">[1] 2.594463</w:t>
       </w:r>
     </w:p>
     <w:tbl>
@@ -2881,18 +2921,18 @@
                 <wp:inline>
                   <wp:extent cx="152400" cy="152400"/>
                   <wp:effectExtent b="0" l="0" r="0" t="0"/>
-                  <wp:docPr descr="" title="" id="35" name="Picture"/>
+                  <wp:docPr descr="" title="" id="36" name="Picture"/>
                   <a:graphic>
                     <a:graphicData uri="http://schemas.openxmlformats.org/drawingml/2006/picture">
                       <pic:pic>
                         <pic:nvPicPr>
-                          <pic:cNvPr descr="/Applications/Positron.app/Contents/Resources/app/quarto/share/formats/docx/tip.png" id="36" name="Picture"/>
+                          <pic:cNvPr descr="/Applications/Positron.app/Contents/Resources/app/quarto/share/formats/docx/tip.png" id="37" name="Picture"/>
                           <pic:cNvPicPr>
                             <a:picLocks noChangeArrowheads="1" noChangeAspect="1"/>
                           </pic:cNvPicPr>
                         </pic:nvPicPr>
                         <pic:blipFill>
-                          <a:blip r:embed="rId18"/>
+                          <a:blip r:embed="rId19"/>
                           <a:stretch>
                             <a:fillRect/>
                           </a:stretch>
@@ -2996,8 +3036,8 @@
         </w:tc>
       </w:tr>
     </w:tbl>
-    <w:bookmarkEnd w:id="37"/>
-    <w:bookmarkStart w:id="38" w:name="part-4b-quantiles-range-and-iqr"/>
+    <w:bookmarkEnd w:id="38"/>
+    <w:bookmarkStart w:id="39" w:name="part-4b-quantiles-range-and-iqr"/>
     <w:p>
       <w:pPr>
         <w:pStyle w:val="Heading2"/>
@@ -3006,8 +3046,8 @@
         <w:t xml:space="preserve">Part 4b · Quantiles, Range, and IQR</w:t>
       </w:r>
     </w:p>
-    <w:bookmarkEnd w:id="38"/>
-    <w:bookmarkStart w:id="46" w:name="quantiles-range-and-iqr"/>
+    <w:bookmarkEnd w:id="39"/>
+    <w:bookmarkStart w:id="47" w:name="quantiles-range-and-iqr"/>
     <w:p>
       <w:pPr>
         <w:pStyle w:val="Heading2"/>
@@ -3047,7 +3087,7 @@
         <w:rPr>
           <w:rStyle w:val="VerbatimChar"/>
         </w:rPr>
-        <w:t xml:space="preserve">[1] 16 25</w:t>
+        <w:t xml:space="preserve">[1]  7.23 20.71</w:t>
       </w:r>
     </w:p>
     <w:p>
@@ -3105,7 +3145,7 @@
         <w:rPr>
           <w:rStyle w:val="VerbatimChar"/>
         </w:rPr>
-        <w:t xml:space="preserve">[1] 9</w:t>
+        <w:t xml:space="preserve">[1] 13.48</w:t>
       </w:r>
     </w:p>
     <w:p>
@@ -3139,7 +3179,7 @@
         <w:rPr>
           <w:rStyle w:val="VerbatimChar"/>
         </w:rPr>
-        <w:t xml:space="preserve">   0%   25%   50%   75%  100% </w:t>
+        <w:t xml:space="preserve">    0%    25%    50%    75%   100% </w:t>
       </w:r>
       <w:r>
         <w:br/>
@@ -3148,7 +3188,7 @@
         <w:rPr>
           <w:rStyle w:val="VerbatimChar"/>
         </w:rPr>
-        <w:t xml:space="preserve">16.00 18.75 20.50 21.50 25.00 </w:t>
+        <w:t xml:space="preserve"> 7.230 11.745 14.155 15.815 20.710 </w:t>
       </w:r>
     </w:p>
     <w:p>
@@ -3182,7 +3222,7 @@
         <w:rPr>
           <w:rStyle w:val="VerbatimChar"/>
         </w:rPr>
-        <w:t xml:space="preserve">[1] 2.75</w:t>
+        <w:t xml:space="preserve">[1] 4.07</w:t>
       </w:r>
     </w:p>
     <w:p>
@@ -3342,12 +3382,12 @@
                 <wp:inline>
                   <wp:extent cx="152400" cy="152400"/>
                   <wp:effectExtent b="0" l="0" r="0" t="0"/>
-                  <wp:docPr descr="" title="" id="39" name="Picture"/>
+                  <wp:docPr descr="" title="" id="40" name="Picture"/>
                   <a:graphic>
                     <a:graphicData uri="http://schemas.openxmlformats.org/drawingml/2006/picture">
                       <pic:pic>
                         <pic:nvPicPr>
-                          <pic:cNvPr descr="/Applications/Positron.app/Contents/Resources/app/quarto/share/formats/docx/note.png" id="40" name="Picture"/>
+                          <pic:cNvPr descr="/Applications/Positron.app/Contents/Resources/app/quarto/share/formats/docx/note.png" id="41" name="Picture"/>
                           <pic:cNvPicPr>
                             <a:picLocks noChangeArrowheads="1" noChangeAspect="1"/>
                           </pic:cNvPicPr>
@@ -3505,18 +3545,18 @@
                 <wp:inline>
                   <wp:extent cx="152400" cy="152400"/>
                   <wp:effectExtent b="0" l="0" r="0" t="0"/>
-                  <wp:docPr descr="" title="" id="41" name="Picture"/>
+                  <wp:docPr descr="" title="" id="42" name="Picture"/>
                   <a:graphic>
                     <a:graphicData uri="http://schemas.openxmlformats.org/drawingml/2006/picture">
                       <pic:pic>
                         <pic:nvPicPr>
-                          <pic:cNvPr descr="/Applications/Positron.app/Contents/Resources/app/quarto/share/formats/docx/tip.png" id="42" name="Picture"/>
+                          <pic:cNvPr descr="/Applications/Positron.app/Contents/Resources/app/quarto/share/formats/docx/tip.png" id="43" name="Picture"/>
                           <pic:cNvPicPr>
                             <a:picLocks noChangeArrowheads="1" noChangeAspect="1"/>
                           </pic:cNvPicPr>
                         </pic:nvPicPr>
                         <pic:blipFill>
-                          <a:blip r:embed="rId18"/>
+                          <a:blip r:embed="rId19"/>
                           <a:stretch>
                             <a:fillRect/>
                           </a:stretch>
@@ -3652,18 +3692,18 @@
                 <wp:inline>
                   <wp:extent cx="2293645" cy="2293645"/>
                   <wp:effectExtent b="0" l="0" r="0" t="0"/>
-                  <wp:docPr descr="" title="" id="44" name="Picture"/>
+                  <wp:docPr descr="" title="" id="45" name="Picture"/>
                   <a:graphic>
                     <a:graphicData uri="http://schemas.openxmlformats.org/drawingml/2006/picture">
                       <pic:pic>
                         <pic:nvPicPr>
-                          <pic:cNvPr descr="descriptive_stats_lecture_files/figure-docx/unnamed-chunk-6-1.png" id="45" name="Picture"/>
+                          <pic:cNvPr descr="descriptive_stats_lecture_files/figure-docx/descriptive-stats-06-1.png" id="46" name="Picture"/>
                           <pic:cNvPicPr>
                             <a:picLocks noChangeArrowheads="1" noChangeAspect="1"/>
                           </pic:cNvPicPr>
                         </pic:nvPicPr>
                         <pic:blipFill>
-                          <a:blip r:embed="rId43"/>
+                          <a:blip r:embed="rId44"/>
                           <a:stretch>
                             <a:fillRect/>
                           </a:stretch>
@@ -3694,8 +3734,8 @@
         </w:tc>
       </w:tr>
     </w:tbl>
-    <w:bookmarkEnd w:id="46"/>
-    <w:bookmarkStart w:id="49" w:name="Xa1628f131ca5f31211c2377886c2eb51f31361b"/>
+    <w:bookmarkEnd w:id="47"/>
+    <w:bookmarkStart w:id="50" w:name="Xa1628f131ca5f31211c2377886c2eb51f31361b"/>
     <w:p>
       <w:pPr>
         <w:pStyle w:val="Heading2"/>
@@ -3729,7 +3769,7 @@
         <w:rPr>
           <w:rStyle w:val="VerbatimChar"/>
         </w:rPr>
-        <w:t xml:space="preserve">   0%   25%   50%   75%  100% </w:t>
+        <w:t xml:space="preserve">    0%    25%    50%    75%   100% </w:t>
       </w:r>
       <w:r>
         <w:br/>
@@ -3738,7 +3778,7 @@
         <w:rPr>
           <w:rStyle w:val="VerbatimChar"/>
         </w:rPr>
-        <w:t xml:space="preserve">12.00 13.75 15.00 16.00 19.00 </w:t>
+        <w:t xml:space="preserve">10.710 13.160 15.370 17.305 19.520 </w:t>
       </w:r>
     </w:p>
     <w:p>
@@ -3766,7 +3806,7 @@
         <w:rPr>
           <w:rStyle w:val="VerbatimChar"/>
         </w:rPr>
-        <w:t xml:space="preserve">[1] 2.25</w:t>
+        <w:t xml:space="preserve">[1] 4.145</w:t>
       </w:r>
     </w:p>
     <w:tbl>
@@ -3810,18 +3850,18 @@
                 <wp:inline>
                   <wp:extent cx="152400" cy="152400"/>
                   <wp:effectExtent b="0" l="0" r="0" t="0"/>
-                  <wp:docPr descr="" title="" id="47" name="Picture"/>
+                  <wp:docPr descr="" title="" id="48" name="Picture"/>
                   <a:graphic>
                     <a:graphicData uri="http://schemas.openxmlformats.org/drawingml/2006/picture">
                       <pic:pic>
                         <pic:nvPicPr>
-                          <pic:cNvPr descr="/Applications/Positron.app/Contents/Resources/app/quarto/share/formats/docx/tip.png" id="48" name="Picture"/>
+                          <pic:cNvPr descr="/Applications/Positron.app/Contents/Resources/app/quarto/share/formats/docx/tip.png" id="49" name="Picture"/>
                           <pic:cNvPicPr>
                             <a:picLocks noChangeArrowheads="1" noChangeAspect="1"/>
                           </pic:cNvPicPr>
                         </pic:nvPicPr>
                         <pic:blipFill>
-                          <a:blip r:embed="rId18"/>
+                          <a:blip r:embed="rId19"/>
                           <a:stretch>
                             <a:fillRect/>
                           </a:stretch>
@@ -3916,8 +3956,8 @@
         </w:tc>
       </w:tr>
     </w:tbl>
-    <w:bookmarkEnd w:id="49"/>
-    <w:bookmarkStart w:id="50" w:name="part-5-the-length-trap"/>
+    <w:bookmarkEnd w:id="50"/>
+    <w:bookmarkStart w:id="51" w:name="part-5-the-length-trap"/>
     <w:p>
       <w:pPr>
         <w:pStyle w:val="Heading2"/>
@@ -3941,8 +3981,8 @@
         <w:t xml:space="preserve">Trap</w:t>
       </w:r>
     </w:p>
-    <w:bookmarkEnd w:id="50"/>
-    <w:bookmarkStart w:id="56" w:name="the-length-trap"/>
+    <w:bookmarkEnd w:id="51"/>
+    <w:bookmarkStart w:id="57" w:name="the-length-trap"/>
     <w:p>
       <w:pPr>
         <w:pStyle w:val="Heading2"/>
@@ -4007,18 +4047,18 @@
                 <wp:inline>
                   <wp:extent cx="152400" cy="152400"/>
                   <wp:effectExtent b="0" l="0" r="0" t="0"/>
-                  <wp:docPr descr="" title="" id="52" name="Picture"/>
+                  <wp:docPr descr="" title="" id="53" name="Picture"/>
                   <a:graphic>
                     <a:graphicData uri="http://schemas.openxmlformats.org/drawingml/2006/picture">
                       <pic:pic>
                         <pic:nvPicPr>
-                          <pic:cNvPr descr="/Applications/Positron.app/Contents/Resources/app/quarto/share/formats/docx/important.png" id="53" name="Picture"/>
+                          <pic:cNvPr descr="/Applications/Positron.app/Contents/Resources/app/quarto/share/formats/docx/important.png" id="54" name="Picture"/>
                           <pic:cNvPicPr>
                             <a:picLocks noChangeArrowheads="1" noChangeAspect="1"/>
                           </pic:cNvPicPr>
                         </pic:nvPicPr>
                         <pic:blipFill>
-                          <a:blip r:embed="rId51"/>
+                          <a:blip r:embed="rId52"/>
                           <a:stretch>
                             <a:fillRect/>
                           </a:stretch>
@@ -4358,12 +4398,12 @@
                 <wp:inline>
                   <wp:extent cx="152400" cy="152400"/>
                   <wp:effectExtent b="0" l="0" r="0" t="0"/>
-                  <wp:docPr descr="" title="" id="54" name="Picture"/>
+                  <wp:docPr descr="" title="" id="55" name="Picture"/>
                   <a:graphic>
                     <a:graphicData uri="http://schemas.openxmlformats.org/drawingml/2006/picture">
                       <pic:pic>
                         <pic:nvPicPr>
-                          <pic:cNvPr descr="/Applications/Positron.app/Contents/Resources/app/quarto/share/formats/docx/note.png" id="55" name="Picture"/>
+                          <pic:cNvPr descr="/Applications/Positron.app/Contents/Resources/app/quarto/share/formats/docx/note.png" id="56" name="Picture"/>
                           <pic:cNvPicPr>
                             <a:picLocks noChangeArrowheads="1" noChangeAspect="1"/>
                           </pic:cNvPicPr>
@@ -4546,8 +4586,8 @@
         </w:tc>
       </w:tr>
     </w:tbl>
-    <w:bookmarkEnd w:id="56"/>
-    <w:bookmarkStart w:id="60" w:name="the-length-trap-why-it-matters"/>
+    <w:bookmarkEnd w:id="57"/>
+    <w:bookmarkStart w:id="61" w:name="the-length-trap-why-it-matters"/>
     <w:p>
       <w:pPr>
         <w:pStyle w:val="Heading2"/>
@@ -4745,7 +4785,7 @@
         <w:rPr>
           <w:rStyle w:val="NormalTok"/>
         </w:rPr>
-        <w:t xml:space="preserve">) </w:t>
+        <w:t xml:space="preserve">)</w:t>
       </w:r>
     </w:p>
     <w:p>
@@ -4757,17 +4797,6 @@
           <w:rStyle w:val="VerbatimChar"/>
         </w:rPr>
         <w:t xml:space="preserve">[1] 0.931</w:t>
-      </w:r>
-    </w:p>
-    <w:p>
-      <w:pPr>
-        <w:pStyle w:val="SourceCode"/>
-      </w:pPr>
-      <w:r>
-        <w:rPr>
-          <w:rStyle w:val="CommentTok"/>
-        </w:rPr>
-        <w:t xml:space="preserve"># note base r rounding is really odd - use round_half_up from janitor</w:t>
       </w:r>
     </w:p>
     <w:tbl>
@@ -4811,18 +4840,18 @@
                 <wp:inline>
                   <wp:extent cx="152400" cy="152400"/>
                   <wp:effectExtent b="0" l="0" r="0" t="0"/>
-                  <wp:docPr descr="" title="" id="58" name="Picture"/>
+                  <wp:docPr descr="" title="" id="59" name="Picture"/>
                   <a:graphic>
                     <a:graphicData uri="http://schemas.openxmlformats.org/drawingml/2006/picture">
                       <pic:pic>
                         <pic:nvPicPr>
-                          <pic:cNvPr descr="/Applications/Positron.app/Contents/Resources/app/quarto/share/formats/docx/warning.png" id="59" name="Picture"/>
+                          <pic:cNvPr descr="/Applications/Positron.app/Contents/Resources/app/quarto/share/formats/docx/warning.png" id="60" name="Picture"/>
                           <pic:cNvPicPr>
                             <a:picLocks noChangeArrowheads="1" noChangeAspect="1"/>
                           </pic:cNvPicPr>
                         </pic:nvPicPr>
                         <pic:blipFill>
-                          <a:blip r:embed="rId57"/>
+                          <a:blip r:embed="rId58"/>
                           <a:stretch>
                             <a:fillRect/>
                           </a:stretch>
@@ -4932,8 +4961,8 @@
         </w:tc>
       </w:tr>
     </w:tbl>
-    <w:bookmarkEnd w:id="60"/>
-    <w:bookmarkStart w:id="63" w:name="fix-sumis.na"/>
+    <w:bookmarkEnd w:id="61"/>
+    <w:bookmarkStart w:id="64" w:name="fix-sumis.na"/>
     <w:p>
       <w:pPr>
         <w:pStyle w:val="Heading2"/>
@@ -5118,18 +5147,18 @@
                 <wp:inline>
                   <wp:extent cx="152400" cy="152400"/>
                   <wp:effectExtent b="0" l="0" r="0" t="0"/>
-                  <wp:docPr descr="" title="" id="61" name="Picture"/>
+                  <wp:docPr descr="" title="" id="62" name="Picture"/>
                   <a:graphic>
                     <a:graphicData uri="http://schemas.openxmlformats.org/drawingml/2006/picture">
                       <pic:pic>
                         <pic:nvPicPr>
-                          <pic:cNvPr descr="/Applications/Positron.app/Contents/Resources/app/quarto/share/formats/docx/tip.png" id="62" name="Picture"/>
+                          <pic:cNvPr descr="/Applications/Positron.app/Contents/Resources/app/quarto/share/formats/docx/tip.png" id="63" name="Picture"/>
                           <pic:cNvPicPr>
                             <a:picLocks noChangeArrowheads="1" noChangeAspect="1"/>
                           </pic:cNvPicPr>
                         </pic:nvPicPr>
                         <pic:blipFill>
-                          <a:blip r:embed="rId18"/>
+                          <a:blip r:embed="rId19"/>
                           <a:stretch>
                             <a:fillRect/>
                           </a:stretch>
@@ -5387,8 +5416,8 @@
         <w:t xml:space="preserve">📖 R4DS §18 — Missing Values</w:t>
       </w:r>
     </w:p>
-    <w:bookmarkEnd w:id="63"/>
-    <w:bookmarkStart w:id="66" w:name="fix-applied-to-real-data"/>
+    <w:bookmarkEnd w:id="64"/>
+    <w:bookmarkStart w:id="67" w:name="fix-applied-to-real-data"/>
     <w:p>
       <w:pPr>
         <w:pStyle w:val="Heading2"/>
@@ -5530,7 +5559,7 @@
         <w:rPr>
           <w:rStyle w:val="VerbatimChar"/>
         </w:rPr>
-        <w:t xml:space="preserve">[1] 24</w:t>
+        <w:t xml:space="preserve">[1] 32</w:t>
       </w:r>
     </w:p>
     <w:p>
@@ -5552,7 +5581,7 @@
         <w:rPr>
           <w:rStyle w:val="VerbatimChar"/>
         </w:rPr>
-        <w:t xml:space="preserve">[1] 24</w:t>
+        <w:t xml:space="preserve">[1] 32</w:t>
       </w:r>
     </w:p>
     <w:tbl>
@@ -5596,18 +5625,18 @@
                 <wp:inline>
                   <wp:extent cx="152400" cy="152400"/>
                   <wp:effectExtent b="0" l="0" r="0" t="0"/>
-                  <wp:docPr descr="" title="" id="64" name="Picture"/>
+                  <wp:docPr descr="" title="" id="65" name="Picture"/>
                   <a:graphic>
                     <a:graphicData uri="http://schemas.openxmlformats.org/drawingml/2006/picture">
                       <pic:pic>
                         <pic:nvPicPr>
-                          <pic:cNvPr descr="/Applications/Positron.app/Contents/Resources/app/quarto/share/formats/docx/tip.png" id="65" name="Picture"/>
+                          <pic:cNvPr descr="/Applications/Positron.app/Contents/Resources/app/quarto/share/formats/docx/tip.png" id="66" name="Picture"/>
                           <pic:cNvPicPr>
                             <a:picLocks noChangeArrowheads="1" noChangeAspect="1"/>
                           </pic:cNvPicPr>
                         </pic:nvPicPr>
                         <pic:blipFill>
-                          <a:blip r:embed="rId18"/>
+                          <a:blip r:embed="rId19"/>
                           <a:stretch>
                             <a:fillRect/>
                           </a:stretch>
@@ -5686,8 +5715,8 @@
         </w:tc>
       </w:tr>
     </w:tbl>
-    <w:bookmarkEnd w:id="66"/>
-    <w:bookmarkStart w:id="67" w:name="part-6-standard-error"/>
+    <w:bookmarkEnd w:id="67"/>
+    <w:bookmarkStart w:id="68" w:name="part-6-standard-error"/>
     <w:p>
       <w:pPr>
         <w:pStyle w:val="Heading2"/>
@@ -5696,8 +5725,8 @@
         <w:t xml:space="preserve">Part 6 · Standard Error</w:t>
       </w:r>
     </w:p>
-    <w:bookmarkEnd w:id="67"/>
-    <w:bookmarkStart w:id="70" w:name="standard-error"/>
+    <w:bookmarkEnd w:id="68"/>
+    <w:bookmarkStart w:id="71" w:name="standard-error"/>
     <w:p>
       <w:pPr>
         <w:pStyle w:val="Heading2"/>
@@ -5958,7 +5987,7 @@
         <w:rPr>
           <w:rStyle w:val="NormalTok"/>
         </w:rPr>
-        <w:t xml:space="preserve">se_shady  </w:t>
+        <w:t xml:space="preserve">se_shady </w:t>
       </w:r>
       <w:r>
         <w:rPr>
@@ -5982,7 +6011,31 @@
         <w:rPr>
           <w:rStyle w:val="NormalTok"/>
         </w:rPr>
-        <w:t xml:space="preserve">(shady_lengths)  </w:t>
+        <w:t xml:space="preserve">(shady_lengths, </w:t>
+      </w:r>
+      <w:r>
+        <w:rPr>
+          <w:rStyle w:val="AttributeTok"/>
+        </w:rPr>
+        <w:t xml:space="preserve">na.rm =</w:t>
+      </w:r>
+      <w:r>
+        <w:rPr>
+          <w:rStyle w:val="NormalTok"/>
+        </w:rPr>
+        <w:t xml:space="preserve"> </w:t>
+      </w:r>
+      <w:r>
+        <w:rPr>
+          <w:rStyle w:val="ConstantTok"/>
+        </w:rPr>
+        <w:t xml:space="preserve">TRUE</w:t>
+      </w:r>
+      <w:r>
+        <w:rPr>
+          <w:rStyle w:val="NormalTok"/>
+        </w:rPr>
+        <w:t xml:space="preserve">) </w:t>
       </w:r>
       <w:r>
         <w:rPr>
@@ -6039,7 +6092,31 @@
         <w:rPr>
           <w:rStyle w:val="NormalTok"/>
         </w:rPr>
-        <w:t xml:space="preserve">(sunny_lengths) </w:t>
+        <w:t xml:space="preserve">(sunny_lengths, </w:t>
+      </w:r>
+      <w:r>
+        <w:rPr>
+          <w:rStyle w:val="AttributeTok"/>
+        </w:rPr>
+        <w:t xml:space="preserve">na.rm =</w:t>
+      </w:r>
+      <w:r>
+        <w:rPr>
+          <w:rStyle w:val="NormalTok"/>
+        </w:rPr>
+        <w:t xml:space="preserve"> </w:t>
+      </w:r>
+      <w:r>
+        <w:rPr>
+          <w:rStyle w:val="ConstantTok"/>
+        </w:rPr>
+        <w:t xml:space="preserve">TRUE</w:t>
+      </w:r>
+      <w:r>
+        <w:rPr>
+          <w:rStyle w:val="NormalTok"/>
+        </w:rPr>
+        <w:t xml:space="preserve">) </w:t>
       </w:r>
       <w:r>
         <w:rPr>
@@ -6104,7 +6181,7 @@
         <w:rPr>
           <w:rStyle w:val="VerbatimChar"/>
         </w:rPr>
-        <w:t xml:space="preserve">[1] 0.5</w:t>
+        <w:t xml:space="preserve">[1] 0.49</w:t>
       </w:r>
     </w:p>
     <w:p>
@@ -6144,7 +6221,7 @@
         <w:rPr>
           <w:rStyle w:val="VerbatimChar"/>
         </w:rPr>
-        <w:t xml:space="preserve">[1] 0.39</w:t>
+        <w:t xml:space="preserve">[1] 0.46</w:t>
       </w:r>
     </w:p>
     <w:tbl>
@@ -6188,18 +6265,18 @@
                 <wp:inline>
                   <wp:extent cx="152400" cy="152400"/>
                   <wp:effectExtent b="0" l="0" r="0" t="0"/>
-                  <wp:docPr descr="" title="" id="68" name="Picture"/>
+                  <wp:docPr descr="" title="" id="69" name="Picture"/>
                   <a:graphic>
                     <a:graphicData uri="http://schemas.openxmlformats.org/drawingml/2006/picture">
                       <pic:pic>
                         <pic:nvPicPr>
-                          <pic:cNvPr descr="/Applications/Positron.app/Contents/Resources/app/quarto/share/formats/docx/warning.png" id="69" name="Picture"/>
+                          <pic:cNvPr descr="/Applications/Positron.app/Contents/Resources/app/quarto/share/formats/docx/warning.png" id="70" name="Picture"/>
                           <pic:cNvPicPr>
                             <a:picLocks noChangeArrowheads="1" noChangeAspect="1"/>
                           </pic:cNvPicPr>
                         </pic:nvPicPr>
                         <pic:blipFill>
-                          <a:blip r:embed="rId57"/>
+                          <a:blip r:embed="rId58"/>
                           <a:stretch>
                             <a:fillRect/>
                           </a:stretch>
@@ -6318,8 +6395,8 @@
         </w:tc>
       </w:tr>
     </w:tbl>
-    <w:bookmarkEnd w:id="70"/>
-    <w:bookmarkStart w:id="73" w:name="all-stats-one-group-base-r"/>
+    <w:bookmarkEnd w:id="71"/>
+    <w:bookmarkStart w:id="74" w:name="all-stats-one-group-base-r"/>
     <w:p>
       <w:pPr>
         <w:pStyle w:val="Heading2"/>
@@ -6977,7 +7054,7 @@
         <w:rPr>
           <w:rStyle w:val="VerbatimChar"/>
         </w:rPr>
-        <w:t xml:space="preserve"> n      = 24 </w:t>
+        <w:t xml:space="preserve"> n      = 32 </w:t>
       </w:r>
       <w:r>
         <w:br/>
@@ -6986,7 +7063,7 @@
         <w:rPr>
           <w:rStyle w:val="VerbatimChar"/>
         </w:rPr>
-        <w:t xml:space="preserve"> Mean   = 20.42 </w:t>
+        <w:t xml:space="preserve"> Mean   = 14.12 </w:t>
       </w:r>
       <w:r>
         <w:br/>
@@ -6995,7 +7072,7 @@
         <w:rPr>
           <w:rStyle w:val="VerbatimChar"/>
         </w:rPr>
-        <w:t xml:space="preserve"> Median = 20.5 </w:t>
+        <w:t xml:space="preserve"> Median = 14.16 </w:t>
       </w:r>
       <w:r>
         <w:br/>
@@ -7004,7 +7081,7 @@
         <w:rPr>
           <w:rStyle w:val="VerbatimChar"/>
         </w:rPr>
-        <w:t xml:space="preserve"> SD     = 2.45 </w:t>
+        <w:t xml:space="preserve"> SD     = 2.78 </w:t>
       </w:r>
       <w:r>
         <w:br/>
@@ -7013,7 +7090,7 @@
         <w:rPr>
           <w:rStyle w:val="VerbatimChar"/>
         </w:rPr>
-        <w:t xml:space="preserve"> SE     = 0.5 </w:t>
+        <w:t xml:space="preserve"> SE     = 0.49 </w:t>
       </w:r>
     </w:p>
     <w:p>
@@ -7099,12 +7176,12 @@
                 <wp:inline>
                   <wp:extent cx="152400" cy="152400"/>
                   <wp:effectExtent b="0" l="0" r="0" t="0"/>
-                  <wp:docPr descr="" title="" id="71" name="Picture"/>
+                  <wp:docPr descr="" title="" id="72" name="Picture"/>
                   <a:graphic>
                     <a:graphicData uri="http://schemas.openxmlformats.org/drawingml/2006/picture">
                       <pic:pic>
                         <pic:nvPicPr>
-                          <pic:cNvPr descr="/Applications/Positron.app/Contents/Resources/app/quarto/share/formats/docx/note.png" id="72" name="Picture"/>
+                          <pic:cNvPr descr="/Applications/Positron.app/Contents/Resources/app/quarto/share/formats/docx/note.png" id="73" name="Picture"/>
                           <pic:cNvPicPr>
                             <a:picLocks noChangeArrowheads="1" noChangeAspect="1"/>
                           </pic:cNvPicPr>
@@ -7219,8 +7296,8 @@
         </w:tc>
       </w:tr>
     </w:tbl>
-    <w:bookmarkEnd w:id="73"/>
-    <w:bookmarkStart w:id="74" w:name="X315b316ec89df71592efa6e9d6564f8d7b897d8"/>
+    <w:bookmarkEnd w:id="74"/>
+    <w:bookmarkStart w:id="75" w:name="X315b316ec89df71592efa6e9d6564f8d7b897d8"/>
     <w:p>
       <w:pPr>
         <w:pStyle w:val="Heading2"/>
@@ -7244,8 +7321,8 @@
         <w:t xml:space="preserve">— a Fast Full-Dataset Overview</w:t>
       </w:r>
     </w:p>
-    <w:bookmarkEnd w:id="74"/>
-    <w:bookmarkStart w:id="77" w:name="skimr-every-column-one-command"/>
+    <w:bookmarkEnd w:id="75"/>
+    <w:bookmarkStart w:id="78" w:name="skimr-every-column-one-command"/>
     <w:p>
       <w:pPr>
         <w:pStyle w:val="Heading2"/>
@@ -7399,7 +7476,7 @@
               <w:jc w:val="left"/>
             </w:pPr>
             <w:r>
-              <w:t xml:space="preserve">48</w:t>
+              <w:t xml:space="preserve">64</w:t>
             </w:r>
           </w:p>
         </w:tc>
@@ -7495,7 +7572,7 @@
               <w:jc w:val="left"/>
             </w:pPr>
             <w:r>
-              <w:t xml:space="preserve">4</w:t>
+              <w:t xml:space="preserve">3</w:t>
             </w:r>
           </w:p>
         </w:tc>
@@ -7521,7 +7598,7 @@
               <w:jc w:val="left"/>
             </w:pPr>
             <w:r>
-              <w:t xml:space="preserve">2</w:t>
+              <w:t xml:space="preserve">3</w:t>
             </w:r>
           </w:p>
         </w:tc>
@@ -7714,7 +7791,7 @@
               <w:jc w:val="left"/>
             </w:pPr>
             <w:r>
-              <w:t xml:space="preserve">date</w:t>
+              <w:t xml:space="preserve">source_file</w:t>
             </w:r>
           </w:p>
         </w:tc>
@@ -7750,7 +7827,7 @@
               <w:jc w:val="right"/>
             </w:pPr>
             <w:r>
-              <w:t xml:space="preserve">7</w:t>
+              <w:t xml:space="preserve">19</w:t>
             </w:r>
           </w:p>
         </w:tc>
@@ -7762,7 +7839,7 @@
               <w:jc w:val="right"/>
             </w:pPr>
             <w:r>
-              <w:t xml:space="preserve">7</w:t>
+              <w:t xml:space="preserve">47</w:t>
             </w:r>
           </w:p>
         </w:tc>
@@ -7786,7 +7863,7 @@
               <w:jc w:val="right"/>
             </w:pPr>
             <w:r>
-              <w:t xml:space="preserve">1</w:t>
+              <w:t xml:space="preserve">4</w:t>
             </w:r>
           </w:p>
         </w:tc>
@@ -7812,7 +7889,7 @@
               <w:jc w:val="left"/>
             </w:pPr>
             <w:r>
-              <w:t xml:space="preserve">group</w:t>
+              <w:t xml:space="preserve">team</w:t>
             </w:r>
           </w:p>
         </w:tc>
@@ -7848,7 +7925,7 @@
               <w:jc w:val="right"/>
             </w:pPr>
             <w:r>
-              <w:t xml:space="preserve">5</w:t>
+              <w:t xml:space="preserve">3</w:t>
             </w:r>
           </w:p>
         </w:tc>
@@ -7860,7 +7937,7 @@
               <w:jc w:val="right"/>
             </w:pPr>
             <w:r>
-              <w:t xml:space="preserve">11</w:t>
+              <w:t xml:space="preserve">10</w:t>
             </w:r>
           </w:p>
         </w:tc>
@@ -7910,105 +7987,7 @@
               <w:jc w:val="left"/>
             </w:pPr>
             <w:r>
-              <w:t xml:space="preserve">n_s</w:t>
-            </w:r>
-          </w:p>
-        </w:tc>
-        <w:tc>
-          <w:tcPr/>
-          <w:p>
-            <w:pPr>
-              <w:pStyle w:val="Compact"/>
-              <w:jc w:val="right"/>
-            </w:pPr>
-            <w:r>
-              <w:t xml:space="preserve">0</w:t>
-            </w:r>
-          </w:p>
-        </w:tc>
-        <w:tc>
-          <w:tcPr/>
-          <w:p>
-            <w:pPr>
-              <w:pStyle w:val="Compact"/>
-              <w:jc w:val="right"/>
-            </w:pPr>
-            <w:r>
-              <w:t xml:space="preserve">1</w:t>
-            </w:r>
-          </w:p>
-        </w:tc>
-        <w:tc>
-          <w:tcPr/>
-          <w:p>
-            <w:pPr>
-              <w:pStyle w:val="Compact"/>
-              <w:jc w:val="right"/>
-            </w:pPr>
-            <w:r>
-              <w:t xml:space="preserve">1</w:t>
-            </w:r>
-          </w:p>
-        </w:tc>
-        <w:tc>
-          <w:tcPr/>
-          <w:p>
-            <w:pPr>
-              <w:pStyle w:val="Compact"/>
-              <w:jc w:val="right"/>
-            </w:pPr>
-            <w:r>
-              <w:t xml:space="preserve">1</w:t>
-            </w:r>
-          </w:p>
-        </w:tc>
-        <w:tc>
-          <w:tcPr/>
-          <w:p>
-            <w:pPr>
-              <w:pStyle w:val="Compact"/>
-              <w:jc w:val="right"/>
-            </w:pPr>
-            <w:r>
-              <w:t xml:space="preserve">0</w:t>
-            </w:r>
-          </w:p>
-        </w:tc>
-        <w:tc>
-          <w:tcPr/>
-          <w:p>
-            <w:pPr>
-              <w:pStyle w:val="Compact"/>
-              <w:jc w:val="right"/>
-            </w:pPr>
-            <w:r>
-              <w:t xml:space="preserve">2</w:t>
-            </w:r>
-          </w:p>
-        </w:tc>
-        <w:tc>
-          <w:tcPr/>
-          <w:p>
-            <w:pPr>
-              <w:pStyle w:val="Compact"/>
-              <w:jc w:val="right"/>
-            </w:pPr>
-            <w:r>
-              <w:t xml:space="preserve">0</w:t>
-            </w:r>
-          </w:p>
-        </w:tc>
-      </w:tr>
-      <w:tr>
-        <w:tc>
-          <w:tcPr/>
-          <w:p>
-            <w:pPr>
-              <w:pStyle w:val="Compact"/>
-              <w:jc w:val="left"/>
-            </w:pPr>
-            <w:r>
-              <w:t xml:space="preserve">sun</w:t>
+              <w:t xml:space="preserve">side</w:t>
             </w:r>
           </w:p>
         </w:tc>
@@ -8118,17 +8097,17 @@
         <w:tblLook w:firstRow="1" w:lastRow="0" w:firstColumn="0" w:lastColumn="0" w:noHBand="0" w:noVBand="0" w:val="0020"/>
       </w:tblPr>
       <w:tblGrid>
-        <w:gridCol w:w="1386"/>
-        <w:gridCol w:w="990"/>
-        <w:gridCol w:w="1386"/>
-        <w:gridCol w:w="594"/>
-        <w:gridCol w:w="495"/>
-        <w:gridCol w:w="297"/>
-        <w:gridCol w:w="594"/>
-        <w:gridCol w:w="495"/>
-        <w:gridCol w:w="594"/>
-        <w:gridCol w:w="495"/>
-        <w:gridCol w:w="594"/>
+        <w:gridCol w:w="1547"/>
+        <w:gridCol w:w="910"/>
+        <w:gridCol w:w="1274"/>
+        <w:gridCol w:w="546"/>
+        <w:gridCol w:w="455"/>
+        <w:gridCol w:w="455"/>
+        <w:gridCol w:w="546"/>
+        <w:gridCol w:w="546"/>
+        <w:gridCol w:w="546"/>
+        <w:gridCol w:w="546"/>
+        <w:gridCol w:w="546"/>
       </w:tblGrid>
       <w:tr>
         <w:trPr>
@@ -8276,7 +8255,7 @@
               <w:jc w:val="left"/>
             </w:pPr>
             <w:r>
-              <w:t xml:space="preserve">tree_no</w:t>
+              <w:t xml:space="preserve">replicate</w:t>
             </w:r>
           </w:p>
         </w:tc>
@@ -8312,7 +8291,7 @@
               <w:jc w:val="right"/>
             </w:pPr>
             <w:r>
-              <w:t xml:space="preserve">2.50</w:t>
+              <w:t xml:space="preserve">4.50</w:t>
             </w:r>
           </w:p>
         </w:tc>
@@ -8324,7 +8303,7 @@
               <w:jc w:val="right"/>
             </w:pPr>
             <w:r>
-              <w:t xml:space="preserve">1.13</w:t>
+              <w:t xml:space="preserve">2.31</w:t>
             </w:r>
           </w:p>
         </w:tc>
@@ -8336,7 +8315,7 @@
               <w:jc w:val="right"/>
             </w:pPr>
             <w:r>
-              <w:t xml:space="preserve">1</w:t>
+              <w:t xml:space="preserve">1.00</w:t>
             </w:r>
           </w:p>
         </w:tc>
@@ -8348,7 +8327,7 @@
               <w:jc w:val="right"/>
             </w:pPr>
             <w:r>
-              <w:t xml:space="preserve">1.75</w:t>
+              <w:t xml:space="preserve">2.75</w:t>
             </w:r>
           </w:p>
         </w:tc>
@@ -8360,7 +8339,7 @@
               <w:jc w:val="right"/>
             </w:pPr>
             <w:r>
-              <w:t xml:space="preserve">2.5</w:t>
+              <w:t xml:space="preserve">4.50</w:t>
             </w:r>
           </w:p>
         </w:tc>
@@ -8372,7 +8351,7 @@
               <w:jc w:val="right"/>
             </w:pPr>
             <w:r>
-              <w:t xml:space="preserve">3.25</w:t>
+              <w:t xml:space="preserve">6.25</w:t>
             </w:r>
           </w:p>
         </w:tc>
@@ -8384,7 +8363,7 @@
               <w:jc w:val="right"/>
             </w:pPr>
             <w:r>
-              <w:t xml:space="preserve">4</w:t>
+              <w:t xml:space="preserve">8.00</w:t>
             </w:r>
           </w:p>
         </w:tc>
@@ -8396,7 +8375,7 @@
               <w:jc w:val="left"/>
             </w:pPr>
             <w:r>
-              <w:t xml:space="preserve">▇▇▁▇▇</w:t>
+              <w:t xml:space="preserve">▇▃▇▃▇</w:t>
             </w:r>
           </w:p>
         </w:tc>
@@ -8410,7 +8389,7 @@
               <w:jc w:val="left"/>
             </w:pPr>
             <w:r>
-              <w:t xml:space="preserve">length_mm</w:t>
+              <w:t xml:space="preserve">needle_length_mm</w:t>
             </w:r>
           </w:p>
         </w:tc>
@@ -8446,7 +8425,7 @@
               <w:jc w:val="right"/>
             </w:pPr>
             <w:r>
-              <w:t xml:space="preserve">17.67</w:t>
+              <w:t xml:space="preserve">14.67</w:t>
             </w:r>
           </w:p>
         </w:tc>
@@ -8458,7 +8437,7 @@
               <w:jc w:val="right"/>
             </w:pPr>
             <w:r>
-              <w:t xml:space="preserve">3.53</w:t>
+              <w:t xml:space="preserve">2.72</w:t>
             </w:r>
           </w:p>
         </w:tc>
@@ -8470,7 +8449,7 @@
               <w:jc w:val="right"/>
             </w:pPr>
             <w:r>
-              <w:t xml:space="preserve">12</w:t>
+              <w:t xml:space="preserve">7.23</w:t>
             </w:r>
           </w:p>
         </w:tc>
@@ -8482,7 +8461,7 @@
               <w:jc w:val="right"/>
             </w:pPr>
             <w:r>
-              <w:t xml:space="preserve">15.00</w:t>
+              <w:t xml:space="preserve">12.88</w:t>
             </w:r>
           </w:p>
         </w:tc>
@@ -8494,7 +8473,7 @@
               <w:jc w:val="right"/>
             </w:pPr>
             <w:r>
-              <w:t xml:space="preserve">17.5</w:t>
+              <w:t xml:space="preserve">14.55</w:t>
             </w:r>
           </w:p>
         </w:tc>
@@ -8506,7 +8485,7 @@
               <w:jc w:val="right"/>
             </w:pPr>
             <w:r>
-              <w:t xml:space="preserve">20.25</w:t>
+              <w:t xml:space="preserve">16.83</w:t>
             </w:r>
           </w:p>
         </w:tc>
@@ -8518,7 +8497,7 @@
               <w:jc w:val="right"/>
             </w:pPr>
             <w:r>
-              <w:t xml:space="preserve">25</w:t>
+              <w:t xml:space="preserve">20.71</w:t>
             </w:r>
           </w:p>
         </w:tc>
@@ -8530,7 +8509,141 @@
               <w:jc w:val="left"/>
             </w:pPr>
             <w:r>
-              <w:t xml:space="preserve">▆▇▅▆▃</w:t>
+              <w:t xml:space="preserve">▁▅▇▇▂</w:t>
+            </w:r>
+          </w:p>
+        </w:tc>
+      </w:tr>
+      <w:tr>
+        <w:tc>
+          <w:tcPr/>
+          <w:p>
+            <w:pPr>
+              <w:pStyle w:val="Compact"/>
+              <w:jc w:val="left"/>
+            </w:pPr>
+            <w:r>
+              <w:t xml:space="preserve">needle_width_mm</w:t>
+            </w:r>
+          </w:p>
+        </w:tc>
+        <w:tc>
+          <w:tcPr/>
+          <w:p>
+            <w:pPr>
+              <w:pStyle w:val="Compact"/>
+              <w:jc w:val="right"/>
+            </w:pPr>
+            <w:r>
+              <w:t xml:space="preserve">0</w:t>
+            </w:r>
+          </w:p>
+        </w:tc>
+        <w:tc>
+          <w:tcPr/>
+          <w:p>
+            <w:pPr>
+              <w:pStyle w:val="Compact"/>
+              <w:jc w:val="right"/>
+            </w:pPr>
+            <w:r>
+              <w:t xml:space="preserve">1</w:t>
+            </w:r>
+          </w:p>
+        </w:tc>
+        <w:tc>
+          <w:tcPr/>
+          <w:p>
+            <w:pPr>
+              <w:pStyle w:val="Compact"/>
+              <w:jc w:val="right"/>
+            </w:pPr>
+            <w:r>
+              <w:t xml:space="preserve">1.07</w:t>
+            </w:r>
+          </w:p>
+        </w:tc>
+        <w:tc>
+          <w:tcPr/>
+          <w:p>
+            <w:pPr>
+              <w:pStyle w:val="Compact"/>
+              <w:jc w:val="right"/>
+            </w:pPr>
+            <w:r>
+              <w:t xml:space="preserve">0.21</w:t>
+            </w:r>
+          </w:p>
+        </w:tc>
+        <w:tc>
+          <w:tcPr/>
+          <w:p>
+            <w:pPr>
+              <w:pStyle w:val="Compact"/>
+              <w:jc w:val="right"/>
+            </w:pPr>
+            <w:r>
+              <w:t xml:space="preserve">0.65</w:t>
+            </w:r>
+          </w:p>
+        </w:tc>
+        <w:tc>
+          <w:tcPr/>
+          <w:p>
+            <w:pPr>
+              <w:pStyle w:val="Compact"/>
+              <w:jc w:val="right"/>
+            </w:pPr>
+            <w:r>
+              <w:t xml:space="preserve">0.96</w:t>
+            </w:r>
+          </w:p>
+        </w:tc>
+        <w:tc>
+          <w:tcPr/>
+          <w:p>
+            <w:pPr>
+              <w:pStyle w:val="Compact"/>
+              <w:jc w:val="right"/>
+            </w:pPr>
+            <w:r>
+              <w:t xml:space="preserve">1.10</w:t>
+            </w:r>
+          </w:p>
+        </w:tc>
+        <w:tc>
+          <w:tcPr/>
+          <w:p>
+            <w:pPr>
+              <w:pStyle w:val="Compact"/>
+              <w:jc w:val="right"/>
+            </w:pPr>
+            <w:r>
+              <w:t xml:space="preserve">1.22</w:t>
+            </w:r>
+          </w:p>
+        </w:tc>
+        <w:tc>
+          <w:tcPr/>
+          <w:p>
+            <w:pPr>
+              <w:pStyle w:val="Compact"/>
+              <w:jc w:val="right"/>
+            </w:pPr>
+            <w:r>
+              <w:t xml:space="preserve">1.58</w:t>
+            </w:r>
+          </w:p>
+        </w:tc>
+        <w:tc>
+          <w:tcPr/>
+          <w:p>
+            <w:pPr>
+              <w:pStyle w:val="Compact"/>
+              <w:jc w:val="left"/>
+            </w:pPr>
+            <w:r>
+              <w:t xml:space="preserve">▃▅▇▅▁</w:t>
             </w:r>
           </w:p>
         </w:tc>
@@ -8577,12 +8690,12 @@
                 <wp:inline>
                   <wp:extent cx="152400" cy="152400"/>
                   <wp:effectExtent b="0" l="0" r="0" t="0"/>
-                  <wp:docPr descr="" title="" id="75" name="Picture"/>
+                  <wp:docPr descr="" title="" id="76" name="Picture"/>
                   <a:graphic>
                     <a:graphicData uri="http://schemas.openxmlformats.org/drawingml/2006/picture">
                       <pic:pic>
                         <pic:nvPicPr>
-                          <pic:cNvPr descr="/Applications/Positron.app/Contents/Resources/app/quarto/share/formats/docx/note.png" id="76" name="Picture"/>
+                          <pic:cNvPr descr="/Applications/Positron.app/Contents/Resources/app/quarto/share/formats/docx/note.png" id="77" name="Picture"/>
                           <pic:cNvPicPr>
                             <a:picLocks noChangeArrowheads="1" noChangeAspect="1"/>
                           </pic:cNvPicPr>
@@ -8692,8 +8805,8 @@
         </w:tc>
       </w:tr>
     </w:tbl>
-    <w:bookmarkEnd w:id="77"/>
-    <w:bookmarkStart w:id="80" w:name="skimr-doesnt-replace-just-speeds-up"/>
+    <w:bookmarkEnd w:id="78"/>
+    <w:bookmarkStart w:id="81" w:name="skimr-doesnt-replace-just-speeds-up"/>
     <w:p>
       <w:pPr>
         <w:pStyle w:val="Heading2"/>
@@ -8755,7 +8868,7 @@
         <w:rPr>
           <w:rStyle w:val="NormalTok"/>
         </w:rPr>
-        <w:t xml:space="preserve">(length_mm, tree_no) </w:t>
+        <w:t xml:space="preserve">(needle_length_mm, needle_width_mm) </w:t>
       </w:r>
       <w:r>
         <w:rPr>
@@ -8825,7 +8938,7 @@
               <w:jc w:val="left"/>
             </w:pPr>
             <w:r>
-              <w:t xml:space="preserve">select(pine_df, length_mm…</w:t>
+              <w:t xml:space="preserve">select(pine_df, needle_le…</w:t>
             </w:r>
           </w:p>
         </w:tc>
@@ -8851,7 +8964,7 @@
               <w:jc w:val="left"/>
             </w:pPr>
             <w:r>
-              <w:t xml:space="preserve">48</w:t>
+              <w:t xml:space="preserve">64</w:t>
             </w:r>
           </w:p>
         </w:tc>
@@ -9021,17 +9134,17 @@
         <w:tblLook w:firstRow="1" w:lastRow="0" w:firstColumn="0" w:lastColumn="0" w:noHBand="0" w:noVBand="0" w:val="0020"/>
       </w:tblPr>
       <w:tblGrid>
-        <w:gridCol w:w="1386"/>
-        <w:gridCol w:w="990"/>
-        <w:gridCol w:w="1386"/>
-        <w:gridCol w:w="594"/>
-        <w:gridCol w:w="495"/>
-        <w:gridCol w:w="297"/>
-        <w:gridCol w:w="594"/>
-        <w:gridCol w:w="495"/>
-        <w:gridCol w:w="594"/>
-        <w:gridCol w:w="495"/>
-        <w:gridCol w:w="594"/>
+        <w:gridCol w:w="1547"/>
+        <w:gridCol w:w="910"/>
+        <w:gridCol w:w="1274"/>
+        <w:gridCol w:w="546"/>
+        <w:gridCol w:w="455"/>
+        <w:gridCol w:w="455"/>
+        <w:gridCol w:w="546"/>
+        <w:gridCol w:w="546"/>
+        <w:gridCol w:w="546"/>
+        <w:gridCol w:w="546"/>
+        <w:gridCol w:w="546"/>
       </w:tblGrid>
       <w:tr>
         <w:trPr>
@@ -9179,7 +9292,7 @@
               <w:jc w:val="left"/>
             </w:pPr>
             <w:r>
-              <w:t xml:space="preserve">length_mm</w:t>
+              <w:t xml:space="preserve">needle_length_mm</w:t>
             </w:r>
           </w:p>
         </w:tc>
@@ -9215,7 +9328,7 @@
               <w:jc w:val="right"/>
             </w:pPr>
             <w:r>
-              <w:t xml:space="preserve">17.67</w:t>
+              <w:t xml:space="preserve">14.67</w:t>
             </w:r>
           </w:p>
         </w:tc>
@@ -9227,7 +9340,7 @@
               <w:jc w:val="right"/>
             </w:pPr>
             <w:r>
-              <w:t xml:space="preserve">3.53</w:t>
+              <w:t xml:space="preserve">2.72</w:t>
             </w:r>
           </w:p>
         </w:tc>
@@ -9239,7 +9352,7 @@
               <w:jc w:val="right"/>
             </w:pPr>
             <w:r>
-              <w:t xml:space="preserve">12</w:t>
+              <w:t xml:space="preserve">7.23</w:t>
             </w:r>
           </w:p>
         </w:tc>
@@ -9251,7 +9364,7 @@
               <w:jc w:val="right"/>
             </w:pPr>
             <w:r>
-              <w:t xml:space="preserve">15.00</w:t>
+              <w:t xml:space="preserve">12.88</w:t>
             </w:r>
           </w:p>
         </w:tc>
@@ -9263,7 +9376,7 @@
               <w:jc w:val="right"/>
             </w:pPr>
             <w:r>
-              <w:t xml:space="preserve">17.5</w:t>
+              <w:t xml:space="preserve">14.55</w:t>
             </w:r>
           </w:p>
         </w:tc>
@@ -9275,7 +9388,7 @@
               <w:jc w:val="right"/>
             </w:pPr>
             <w:r>
-              <w:t xml:space="preserve">20.25</w:t>
+              <w:t xml:space="preserve">16.83</w:t>
             </w:r>
           </w:p>
         </w:tc>
@@ -9287,7 +9400,7 @@
               <w:jc w:val="right"/>
             </w:pPr>
             <w:r>
-              <w:t xml:space="preserve">25</w:t>
+              <w:t xml:space="preserve">20.71</w:t>
             </w:r>
           </w:p>
         </w:tc>
@@ -9299,7 +9412,7 @@
               <w:jc w:val="left"/>
             </w:pPr>
             <w:r>
-              <w:t xml:space="preserve">▆▇▅▆▃</w:t>
+              <w:t xml:space="preserve">▁▅▇▇▂</w:t>
             </w:r>
           </w:p>
         </w:tc>
@@ -9313,7 +9426,7 @@
               <w:jc w:val="left"/>
             </w:pPr>
             <w:r>
-              <w:t xml:space="preserve">tree_no</w:t>
+              <w:t xml:space="preserve">needle_width_mm</w:t>
             </w:r>
           </w:p>
         </w:tc>
@@ -9349,7 +9462,7 @@
               <w:jc w:val="right"/>
             </w:pPr>
             <w:r>
-              <w:t xml:space="preserve">2.50</w:t>
+              <w:t xml:space="preserve">1.07</w:t>
             </w:r>
           </w:p>
         </w:tc>
@@ -9361,7 +9474,7 @@
               <w:jc w:val="right"/>
             </w:pPr>
             <w:r>
-              <w:t xml:space="preserve">1.13</w:t>
+              <w:t xml:space="preserve">0.21</w:t>
             </w:r>
           </w:p>
         </w:tc>
@@ -9373,7 +9486,7 @@
               <w:jc w:val="right"/>
             </w:pPr>
             <w:r>
-              <w:t xml:space="preserve">1</w:t>
+              <w:t xml:space="preserve">0.65</w:t>
             </w:r>
           </w:p>
         </w:tc>
@@ -9385,7 +9498,7 @@
               <w:jc w:val="right"/>
             </w:pPr>
             <w:r>
-              <w:t xml:space="preserve">1.75</w:t>
+              <w:t xml:space="preserve">0.96</w:t>
             </w:r>
           </w:p>
         </w:tc>
@@ -9397,7 +9510,7 @@
               <w:jc w:val="right"/>
             </w:pPr>
             <w:r>
-              <w:t xml:space="preserve">2.5</w:t>
+              <w:t xml:space="preserve">1.10</w:t>
             </w:r>
           </w:p>
         </w:tc>
@@ -9409,7 +9522,7 @@
               <w:jc w:val="right"/>
             </w:pPr>
             <w:r>
-              <w:t xml:space="preserve">3.25</w:t>
+              <w:t xml:space="preserve">1.22</w:t>
             </w:r>
           </w:p>
         </w:tc>
@@ -9421,7 +9534,7 @@
               <w:jc w:val="right"/>
             </w:pPr>
             <w:r>
-              <w:t xml:space="preserve">4</w:t>
+              <w:t xml:space="preserve">1.58</w:t>
             </w:r>
           </w:p>
         </w:tc>
@@ -9433,7 +9546,7 @@
               <w:jc w:val="left"/>
             </w:pPr>
             <w:r>
-              <w:t xml:space="preserve">▇▇▁▇▇</w:t>
+              <w:t xml:space="preserve">▃▅▇▅▁</w:t>
             </w:r>
           </w:p>
         </w:tc>
@@ -9480,18 +9593,18 @@
                 <wp:inline>
                   <wp:extent cx="152400" cy="152400"/>
                   <wp:effectExtent b="0" l="0" r="0" t="0"/>
-                  <wp:docPr descr="" title="" id="78" name="Picture"/>
+                  <wp:docPr descr="" title="" id="79" name="Picture"/>
                   <a:graphic>
                     <a:graphicData uri="http://schemas.openxmlformats.org/drawingml/2006/picture">
                       <pic:pic>
                         <pic:nvPicPr>
-                          <pic:cNvPr descr="/Applications/Positron.app/Contents/Resources/app/quarto/share/formats/docx/warning.png" id="79" name="Picture"/>
+                          <pic:cNvPr descr="/Applications/Positron.app/Contents/Resources/app/quarto/share/formats/docx/warning.png" id="80" name="Picture"/>
                           <pic:cNvPicPr>
                             <a:picLocks noChangeArrowheads="1" noChangeAspect="1"/>
                           </pic:cNvPicPr>
                         </pic:nvPicPr>
                         <pic:blipFill>
-                          <a:blip r:embed="rId57"/>
+                          <a:blip r:embed="rId58"/>
                           <a:stretch>
                             <a:fillRect/>
                           </a:stretch>
@@ -9594,7 +9707,7 @@
               <w:rPr>
                 <w:rStyle w:val="VerbatimChar"/>
               </w:rPr>
-              <w:t xml:space="preserve">length_mm</w:t>
+              <w:t xml:space="preserve">needle_length_mm</w:t>
             </w:r>
             <w:r>
               <w:t xml:space="preserve"> </w:t>
@@ -9609,7 +9722,7 @@
               <w:rPr>
                 <w:rStyle w:val="VerbatimChar"/>
               </w:rPr>
-              <w:t xml:space="preserve">n_s</w:t>
+              <w:t xml:space="preserve">side</w:t>
             </w:r>
           </w:p>
           <w:p>
@@ -9655,8 +9768,8 @@
         </w:tc>
       </w:tr>
     </w:tbl>
-    <w:bookmarkEnd w:id="80"/>
-    <w:bookmarkStart w:id="81" w:name="Xf43c5d07d843d16643c539a860b3cf5482751cd"/>
+    <w:bookmarkEnd w:id="81"/>
+    <w:bookmarkStart w:id="82" w:name="Xf43c5d07d843d16643c539a860b3cf5482751cd"/>
     <w:p>
       <w:pPr>
         <w:pStyle w:val="Heading2"/>
@@ -9689,8 +9802,8 @@
         <w:t xml:space="preserve">summarize()</w:t>
       </w:r>
     </w:p>
-    <w:bookmarkEnd w:id="81"/>
-    <w:bookmarkStart w:id="84" w:name="tidy-group-stats-group_by-summarize"/>
+    <w:bookmarkEnd w:id="82"/>
+    <w:bookmarkStart w:id="87" w:name="tidy-group-stats-group_by-summarize"/>
     <w:p>
       <w:pPr>
         <w:pStyle w:val="Heading2"/>
@@ -9764,12 +9877,12 @@
                 <wp:inline>
                   <wp:extent cx="152400" cy="152400"/>
                   <wp:effectExtent b="0" l="0" r="0" t="0"/>
-                  <wp:docPr descr="" title="" id="82" name="Picture"/>
+                  <wp:docPr descr="" title="" id="83" name="Picture"/>
                   <a:graphic>
                     <a:graphicData uri="http://schemas.openxmlformats.org/drawingml/2006/picture">
                       <pic:pic>
                         <pic:nvPicPr>
-                          <pic:cNvPr descr="/Applications/Positron.app/Contents/Resources/app/quarto/share/formats/docx/note.png" id="83" name="Picture"/>
+                          <pic:cNvPr descr="/Applications/Positron.app/Contents/Resources/app/quarto/share/formats/docx/note.png" id="84" name="Picture"/>
                           <pic:cNvPicPr>
                             <a:picLocks noChangeArrowheads="1" noChangeAspect="1"/>
                           </pic:cNvPicPr>
@@ -9867,7 +9980,7 @@
               <w:rPr>
                 <w:rStyle w:val="VerbatimChar"/>
               </w:rPr>
-              <w:t xml:space="preserve">n_s</w:t>
+              <w:t xml:space="preserve">side</w:t>
             </w:r>
             <w:r>
               <w:t xml:space="preserve"> </w:t>
@@ -9927,7 +10040,7 @@
         <w:rPr>
           <w:rStyle w:val="NormalTok"/>
         </w:rPr>
-        <w:t xml:space="preserve">(n_s) </w:t>
+        <w:t xml:space="preserve">(side) </w:t>
       </w:r>
       <w:r>
         <w:rPr>
@@ -10005,7 +10118,7 @@
         <w:rPr>
           <w:rStyle w:val="NormalTok"/>
         </w:rPr>
-        <w:t xml:space="preserve">(length_mm)),</w:t>
+        <w:t xml:space="preserve">(needle_length_mm)),</w:t>
       </w:r>
       <w:r>
         <w:br/>
@@ -10050,7 +10163,7 @@
         <w:rPr>
           <w:rStyle w:val="NormalTok"/>
         </w:rPr>
-        <w:t xml:space="preserve">(length_mm, </w:t>
+        <w:t xml:space="preserve">(needle_length_mm, </w:t>
       </w:r>
       <w:r>
         <w:rPr>
@@ -10131,7 +10244,7 @@
         <w:rPr>
           <w:rStyle w:val="NormalTok"/>
         </w:rPr>
-        <w:t xml:space="preserve">(length_mm, </w:t>
+        <w:t xml:space="preserve">(needle_length_mm, </w:t>
       </w:r>
       <w:r>
         <w:rPr>
@@ -10212,7 +10325,7 @@
         <w:rPr>
           <w:rStyle w:val="NormalTok"/>
         </w:rPr>
-        <w:t xml:space="preserve">(length_mm, </w:t>
+        <w:t xml:space="preserve">(needle_length_mm, </w:t>
       </w:r>
       <w:r>
         <w:rPr>
@@ -10281,7 +10394,43 @@
         <w:rPr>
           <w:rStyle w:val="NormalTok"/>
         </w:rPr>
-        <w:t xml:space="preserve">(sd_mm </w:t>
+        <w:t xml:space="preserve">(</w:t>
+      </w:r>
+      <w:r>
+        <w:rPr>
+          <w:rStyle w:val="FunctionTok"/>
+        </w:rPr>
+        <w:t xml:space="preserve">sd</w:t>
+      </w:r>
+      <w:r>
+        <w:rPr>
+          <w:rStyle w:val="NormalTok"/>
+        </w:rPr>
+        <w:t xml:space="preserve">(needle_length_mm, </w:t>
+      </w:r>
+      <w:r>
+        <w:rPr>
+          <w:rStyle w:val="AttributeTok"/>
+        </w:rPr>
+        <w:t xml:space="preserve">na.rm =</w:t>
+      </w:r>
+      <w:r>
+        <w:rPr>
+          <w:rStyle w:val="NormalTok"/>
+        </w:rPr>
+        <w:t xml:space="preserve"> </w:t>
+      </w:r>
+      <w:r>
+        <w:rPr>
+          <w:rStyle w:val="ConstantTok"/>
+        </w:rPr>
+        <w:t xml:space="preserve">TRUE</w:t>
+      </w:r>
+      <w:r>
+        <w:rPr>
+          <w:rStyle w:val="NormalTok"/>
+        </w:rPr>
+        <w:t xml:space="preserve">) </w:t>
       </w:r>
       <w:r>
         <w:rPr>
@@ -10358,7 +10507,7 @@
         <w:rPr>
           <w:rStyle w:val="VerbatimChar"/>
         </w:rPr>
-        <w:t xml:space="preserve">  n_s       n mean_mm med_mm sd_mm se_mm</w:t>
+        <w:t xml:space="preserve">  side      n mean_mm med_mm sd_mm se_mm</w:t>
       </w:r>
       <w:r>
         <w:br/>
@@ -10376,7 +10525,7 @@
         <w:rPr>
           <w:rStyle w:val="VerbatimChar"/>
         </w:rPr>
-        <w:t xml:space="preserve">1 n        24    20.4   20.5  2.45  0.5 </w:t>
+        <w:t xml:space="preserve">1 shady    32    14.1   14.2  2.78  0.49</w:t>
       </w:r>
       <w:r>
         <w:br/>
@@ -10385,7 +10534,7 @@
         <w:rPr>
           <w:rStyle w:val="VerbatimChar"/>
         </w:rPr>
-        <w:t xml:space="preserve">2 s        24    14.9   15    1.91  0.39</w:t>
+        <w:t xml:space="preserve">2 sunny    32    15.2   15.4  2.59  0.46</w:t>
       </w:r>
     </w:p>
     <w:p>
@@ -10400,7 +10549,7 @@
         <w:rPr>
           <w:rStyle w:val="VerbatimChar"/>
         </w:rPr>
-        <w:t xml:space="preserve">group_by(n_s)</w:t>
+        <w:t xml:space="preserve">group_by(side)</w:t>
       </w:r>
       <w:r>
         <w:t xml:space="preserve"> </w:t>
@@ -10458,593 +10607,15 @@
         <w:t xml:space="preserve">Both groups, one clean table — no copy-paste</w:t>
       </w:r>
     </w:p>
-    <w:p>
-      <w:pPr>
-        <w:pStyle w:val="Compact"/>
-        <w:numPr>
-          <w:ilvl w:val="0"/>
-          <w:numId w:val="1017"/>
-        </w:numPr>
-      </w:pPr>
-      <w:r>
-        <w:t xml:space="preserve">A column you just created (</w:t>
-      </w:r>
-      <w:r>
-        <w:rPr>
-          <w:rStyle w:val="VerbatimChar"/>
-        </w:rPr>
-        <w:t xml:space="preserve">sd_mm</w:t>
-      </w:r>
-      <w:r>
-        <w:t xml:space="preserve">) can feed the next one (</w:t>
-      </w:r>
-      <w:r>
-        <w:rPr>
-          <w:rStyle w:val="VerbatimChar"/>
-        </w:rPr>
-        <w:t xml:space="preserve">se_mm</w:t>
-      </w:r>
-      <w:r>
-        <w:t xml:space="preserve">)</w:t>
-      </w:r>
-    </w:p>
-    <w:p>
-      <w:pPr>
-        <w:pStyle w:val="FirstParagraph"/>
-      </w:pPr>
-      <w:r>
-        <w:t xml:space="preserve">📖 R4DS §3.5 —</w:t>
-      </w:r>
-      <w:r>
-        <w:t xml:space="preserve"> </w:t>
-      </w:r>
-      <w:r>
-        <w:rPr>
-          <w:rStyle w:val="VerbatimChar"/>
-        </w:rPr>
-        <w:t xml:space="preserve">summarize()</w:t>
-      </w:r>
-    </w:p>
-    <w:bookmarkEnd w:id="84"/>
-    <w:bookmarkStart w:id="87" w:name="grouping-by-more-than-one-variable"/>
-    <w:p>
-      <w:pPr>
-        <w:pStyle w:val="Heading2"/>
-      </w:pPr>
-      <w:r>
-        <w:t xml:space="preserve">Grouping by More Than One Variable</w:t>
-      </w:r>
-    </w:p>
-    <w:p>
-      <w:pPr>
-        <w:pStyle w:val="SourceCode"/>
-      </w:pPr>
-      <w:r>
-        <w:rPr>
-          <w:rStyle w:val="NormalTok"/>
-        </w:rPr>
-        <w:t xml:space="preserve">team_stats_df </w:t>
-      </w:r>
-      <w:r>
-        <w:rPr>
-          <w:rStyle w:val="OtherTok"/>
-        </w:rPr>
-        <w:t xml:space="preserve">&lt;-</w:t>
-      </w:r>
-      <w:r>
-        <w:rPr>
-          <w:rStyle w:val="NormalTok"/>
-        </w:rPr>
-        <w:t xml:space="preserve"> pine_df </w:t>
-      </w:r>
-      <w:r>
-        <w:rPr>
-          <w:rStyle w:val="SpecialCharTok"/>
-        </w:rPr>
-        <w:t xml:space="preserve">|&gt;</w:t>
-      </w:r>
-      <w:r>
-        <w:br/>
-      </w:r>
-      <w:r>
-        <w:rPr>
-          <w:rStyle w:val="NormalTok"/>
-        </w:rPr>
-        <w:t xml:space="preserve">  </w:t>
-      </w:r>
-      <w:r>
-        <w:rPr>
-          <w:rStyle w:val="FunctionTok"/>
-        </w:rPr>
-        <w:t xml:space="preserve">group_by</w:t>
-      </w:r>
-      <w:r>
-        <w:rPr>
-          <w:rStyle w:val="NormalTok"/>
-        </w:rPr>
-        <w:t xml:space="preserve">(group, n_s) </w:t>
-      </w:r>
-      <w:r>
-        <w:rPr>
-          <w:rStyle w:val="SpecialCharTok"/>
-        </w:rPr>
-        <w:t xml:space="preserve">|&gt;</w:t>
-      </w:r>
-      <w:r>
-        <w:br/>
-      </w:r>
-      <w:r>
-        <w:rPr>
-          <w:rStyle w:val="NormalTok"/>
-        </w:rPr>
-        <w:t xml:space="preserve">  </w:t>
-      </w:r>
-      <w:r>
-        <w:rPr>
-          <w:rStyle w:val="FunctionTok"/>
-        </w:rPr>
-        <w:t xml:space="preserve">summarize</w:t>
-      </w:r>
-      <w:r>
-        <w:rPr>
-          <w:rStyle w:val="NormalTok"/>
-        </w:rPr>
-        <w:t xml:space="preserve">(</w:t>
-      </w:r>
-      <w:r>
-        <w:br/>
-      </w:r>
-      <w:r>
-        <w:rPr>
-          <w:rStyle w:val="NormalTok"/>
-        </w:rPr>
-        <w:t xml:space="preserve">    </w:t>
-      </w:r>
-      <w:r>
-        <w:rPr>
-          <w:rStyle w:val="AttributeTok"/>
-        </w:rPr>
-        <w:t xml:space="preserve">n       =</w:t>
-      </w:r>
-      <w:r>
-        <w:rPr>
-          <w:rStyle w:val="NormalTok"/>
-        </w:rPr>
-        <w:t xml:space="preserve"> </w:t>
-      </w:r>
-      <w:r>
-        <w:rPr>
-          <w:rStyle w:val="FunctionTok"/>
-        </w:rPr>
-        <w:t xml:space="preserve">sum</w:t>
-      </w:r>
-      <w:r>
-        <w:rPr>
-          <w:rStyle w:val="NormalTok"/>
-        </w:rPr>
-        <w:t xml:space="preserve">(</w:t>
-      </w:r>
-      <w:r>
-        <w:rPr>
-          <w:rStyle w:val="SpecialCharTok"/>
-        </w:rPr>
-        <w:t xml:space="preserve">!</w:t>
-      </w:r>
-      <w:r>
-        <w:rPr>
-          <w:rStyle w:val="FunctionTok"/>
-        </w:rPr>
-        <w:t xml:space="preserve">is.na</w:t>
-      </w:r>
-      <w:r>
-        <w:rPr>
-          <w:rStyle w:val="NormalTok"/>
-        </w:rPr>
-        <w:t xml:space="preserve">(length_mm)),</w:t>
-      </w:r>
-      <w:r>
-        <w:br/>
-      </w:r>
-      <w:r>
-        <w:rPr>
-          <w:rStyle w:val="NormalTok"/>
-        </w:rPr>
-        <w:t xml:space="preserve">    </w:t>
-      </w:r>
-      <w:r>
-        <w:rPr>
-          <w:rStyle w:val="AttributeTok"/>
-        </w:rPr>
-        <w:t xml:space="preserve">mean_mm =</w:t>
-      </w:r>
-      <w:r>
-        <w:rPr>
-          <w:rStyle w:val="NormalTok"/>
-        </w:rPr>
-        <w:t xml:space="preserve"> </w:t>
-      </w:r>
-      <w:r>
-        <w:rPr>
-          <w:rStyle w:val="FunctionTok"/>
-        </w:rPr>
-        <w:t xml:space="preserve">round</w:t>
-      </w:r>
-      <w:r>
-        <w:rPr>
-          <w:rStyle w:val="NormalTok"/>
-        </w:rPr>
-        <w:t xml:space="preserve">(</w:t>
-      </w:r>
-      <w:r>
-        <w:rPr>
-          <w:rStyle w:val="FunctionTok"/>
-        </w:rPr>
-        <w:t xml:space="preserve">mean</w:t>
-      </w:r>
-      <w:r>
-        <w:rPr>
-          <w:rStyle w:val="NormalTok"/>
-        </w:rPr>
-        <w:t xml:space="preserve">(length_mm, </w:t>
-      </w:r>
-      <w:r>
-        <w:rPr>
-          <w:rStyle w:val="AttributeTok"/>
-        </w:rPr>
-        <w:t xml:space="preserve">na.rm =</w:t>
-      </w:r>
-      <w:r>
-        <w:rPr>
-          <w:rStyle w:val="NormalTok"/>
-        </w:rPr>
-        <w:t xml:space="preserve"> </w:t>
-      </w:r>
-      <w:r>
-        <w:rPr>
-          <w:rStyle w:val="ConstantTok"/>
-        </w:rPr>
-        <w:t xml:space="preserve">TRUE</w:t>
-      </w:r>
-      <w:r>
-        <w:rPr>
-          <w:rStyle w:val="NormalTok"/>
-        </w:rPr>
-        <w:t xml:space="preserve">), </w:t>
-      </w:r>
-      <w:r>
-        <w:rPr>
-          <w:rStyle w:val="DecValTok"/>
-        </w:rPr>
-        <w:t xml:space="preserve">2</w:t>
-      </w:r>
-      <w:r>
-        <w:rPr>
-          <w:rStyle w:val="NormalTok"/>
-        </w:rPr>
-        <w:t xml:space="preserve">),</w:t>
-      </w:r>
-      <w:r>
-        <w:br/>
-      </w:r>
-      <w:r>
-        <w:rPr>
-          <w:rStyle w:val="NormalTok"/>
-        </w:rPr>
-        <w:t xml:space="preserve">    </w:t>
-      </w:r>
-      <w:r>
-        <w:rPr>
-          <w:rStyle w:val="AttributeTok"/>
-        </w:rPr>
-        <w:t xml:space="preserve">se_mm   =</w:t>
-      </w:r>
-      <w:r>
-        <w:rPr>
-          <w:rStyle w:val="NormalTok"/>
-        </w:rPr>
-        <w:t xml:space="preserve"> </w:t>
-      </w:r>
-      <w:r>
-        <w:rPr>
-          <w:rStyle w:val="FunctionTok"/>
-        </w:rPr>
-        <w:t xml:space="preserve">round</w:t>
-      </w:r>
-      <w:r>
-        <w:rPr>
-          <w:rStyle w:val="NormalTok"/>
-        </w:rPr>
-        <w:t xml:space="preserve">(</w:t>
-      </w:r>
-      <w:r>
-        <w:rPr>
-          <w:rStyle w:val="FunctionTok"/>
-        </w:rPr>
-        <w:t xml:space="preserve">sd</w:t>
-      </w:r>
-      <w:r>
-        <w:rPr>
-          <w:rStyle w:val="NormalTok"/>
-        </w:rPr>
-        <w:t xml:space="preserve">(length_mm, </w:t>
-      </w:r>
-      <w:r>
-        <w:rPr>
-          <w:rStyle w:val="AttributeTok"/>
-        </w:rPr>
-        <w:t xml:space="preserve">na.rm =</w:t>
-      </w:r>
-      <w:r>
-        <w:rPr>
-          <w:rStyle w:val="NormalTok"/>
-        </w:rPr>
-        <w:t xml:space="preserve"> </w:t>
-      </w:r>
-      <w:r>
-        <w:rPr>
-          <w:rStyle w:val="ConstantTok"/>
-        </w:rPr>
-        <w:t xml:space="preserve">TRUE</w:t>
-      </w:r>
-      <w:r>
-        <w:rPr>
-          <w:rStyle w:val="NormalTok"/>
-        </w:rPr>
-        <w:t xml:space="preserve">) </w:t>
-      </w:r>
-      <w:r>
-        <w:rPr>
-          <w:rStyle w:val="SpecialCharTok"/>
-        </w:rPr>
-        <w:t xml:space="preserve">/</w:t>
-      </w:r>
-      <w:r>
-        <w:rPr>
-          <w:rStyle w:val="NormalTok"/>
-        </w:rPr>
-        <w:t xml:space="preserve"> </w:t>
-      </w:r>
-      <w:r>
-        <w:rPr>
-          <w:rStyle w:val="FunctionTok"/>
-        </w:rPr>
-        <w:t xml:space="preserve">sqrt</w:t>
-      </w:r>
-      <w:r>
-        <w:rPr>
-          <w:rStyle w:val="NormalTok"/>
-        </w:rPr>
-        <w:t xml:space="preserve">(n), </w:t>
-      </w:r>
-      <w:r>
-        <w:rPr>
-          <w:rStyle w:val="DecValTok"/>
-        </w:rPr>
-        <w:t xml:space="preserve">2</w:t>
-      </w:r>
-      <w:r>
-        <w:rPr>
-          <w:rStyle w:val="NormalTok"/>
-        </w:rPr>
-        <w:t xml:space="preserve">),</w:t>
-      </w:r>
-      <w:r>
-        <w:br/>
-      </w:r>
-      <w:r>
-        <w:rPr>
-          <w:rStyle w:val="NormalTok"/>
-        </w:rPr>
-        <w:t xml:space="preserve">    </w:t>
-      </w:r>
-      <w:r>
-        <w:rPr>
-          <w:rStyle w:val="AttributeTok"/>
-        </w:rPr>
-        <w:t xml:space="preserve">.groups =</w:t>
-      </w:r>
-      <w:r>
-        <w:rPr>
-          <w:rStyle w:val="NormalTok"/>
-        </w:rPr>
-        <w:t xml:space="preserve"> </w:t>
-      </w:r>
-      <w:r>
-        <w:rPr>
-          <w:rStyle w:val="StringTok"/>
-        </w:rPr>
-        <w:t xml:space="preserve">"drop"</w:t>
-      </w:r>
-      <w:r>
-        <w:br/>
-      </w:r>
-      <w:r>
-        <w:rPr>
-          <w:rStyle w:val="NormalTok"/>
-        </w:rPr>
-        <w:t xml:space="preserve">  )</w:t>
-      </w:r>
-      <w:r>
-        <w:br/>
-      </w:r>
-      <w:r>
-        <w:br/>
-      </w:r>
-      <w:r>
-        <w:rPr>
-          <w:rStyle w:val="NormalTok"/>
-        </w:rPr>
-        <w:t xml:space="preserve">team_stats_df</w:t>
-      </w:r>
-    </w:p>
-    <w:p>
-      <w:pPr>
-        <w:pStyle w:val="SourceCode"/>
-      </w:pPr>
-      <w:r>
-        <w:rPr>
-          <w:rStyle w:val="VerbatimChar"/>
-        </w:rPr>
-        <w:t xml:space="preserve"># A tibble: 8 × 5</w:t>
-      </w:r>
-      <w:r>
-        <w:br/>
-      </w:r>
-      <w:r>
-        <w:rPr>
-          <w:rStyle w:val="VerbatimChar"/>
-        </w:rPr>
-        <w:t xml:space="preserve">  group       n_s       n mean_mm se_mm</w:t>
-      </w:r>
-      <w:r>
-        <w:br/>
-      </w:r>
-      <w:r>
-        <w:rPr>
-          <w:rStyle w:val="VerbatimChar"/>
-        </w:rPr>
-        <w:t xml:space="preserve">  &lt;chr&gt;       &lt;chr&gt; &lt;int&gt;   &lt;dbl&gt; &lt;dbl&gt;</w:t>
-      </w:r>
-      <w:r>
-        <w:br/>
-      </w:r>
-      <w:r>
-        <w:rPr>
-          <w:rStyle w:val="VerbatimChar"/>
-        </w:rPr>
-        <w:t xml:space="preserve">1 cephalopods n         6    21    1.24</w:t>
-      </w:r>
-      <w:r>
-        <w:br/>
-      </w:r>
-      <w:r>
-        <w:rPr>
-          <w:rStyle w:val="VerbatimChar"/>
-        </w:rPr>
-        <w:t xml:space="preserve">2 cephalopods s         6    15    0.58</w:t>
-      </w:r>
-      <w:r>
-        <w:br/>
-      </w:r>
-      <w:r>
-        <w:rPr>
-          <w:rStyle w:val="VerbatimChar"/>
-        </w:rPr>
-        <w:t xml:space="preserve">3 crayfish    n         6    21    1.24</w:t>
-      </w:r>
-      <w:r>
-        <w:br/>
-      </w:r>
-      <w:r>
-        <w:rPr>
-          <w:rStyle w:val="VerbatimChar"/>
-        </w:rPr>
-        <w:t xml:space="preserve">4 crayfish    s         6    15    0.58</w:t>
-      </w:r>
-      <w:r>
-        <w:br/>
-      </w:r>
-      <w:r>
-        <w:rPr>
-          <w:rStyle w:val="VerbatimChar"/>
-        </w:rPr>
-        <w:t xml:space="preserve">5 salmon      n         6    19.8  0.79</w:t>
-      </w:r>
-      <w:r>
-        <w:br/>
-      </w:r>
-      <w:r>
-        <w:rPr>
-          <w:rStyle w:val="VerbatimChar"/>
-        </w:rPr>
-        <w:t xml:space="preserve">6 salmon      s         6    12.8  0.4 </w:t>
-      </w:r>
-      <w:r>
-        <w:br/>
-      </w:r>
-      <w:r>
-        <w:rPr>
-          <w:rStyle w:val="VerbatimChar"/>
-        </w:rPr>
-        <w:t xml:space="preserve">7 snail       n         6    19.8  0.79</w:t>
-      </w:r>
-      <w:r>
-        <w:br/>
-      </w:r>
-      <w:r>
-        <w:rPr>
-          <w:rStyle w:val="VerbatimChar"/>
-        </w:rPr>
-        <w:t xml:space="preserve">8 snail       s         6    16.8  0.6 </w:t>
-      </w:r>
-    </w:p>
-    <w:p>
-      <w:pPr>
-        <w:pStyle w:val="Compact"/>
-        <w:numPr>
-          <w:ilvl w:val="0"/>
-          <w:numId w:val="1018"/>
-        </w:numPr>
-      </w:pPr>
-      <w:r>
-        <w:rPr>
-          <w:rStyle w:val="VerbatimChar"/>
-        </w:rPr>
-        <w:t xml:space="preserve">group_by(group, n_s)</w:t>
-      </w:r>
-      <w:r>
-        <w:t xml:space="preserve"> </w:t>
-      </w:r>
-      <w:r>
-        <w:t xml:space="preserve">splits by</w:t>
-      </w:r>
-      <w:r>
-        <w:t xml:space="preserve"> </w:t>
-      </w:r>
-      <w:r>
-        <w:rPr>
-          <w:b/>
-          <w:bCs/>
-        </w:rPr>
-        <w:t xml:space="preserve">field team, then side</w:t>
-      </w:r>
-      <w:r>
-        <w:t xml:space="preserve"> </w:t>
-      </w:r>
-      <w:r>
-        <w:t xml:space="preserve">— one row per combination</w:t>
-      </w:r>
-    </w:p>
-    <w:p>
-      <w:pPr>
-        <w:pStyle w:val="Compact"/>
-        <w:numPr>
-          <w:ilvl w:val="0"/>
-          <w:numId w:val="1018"/>
-        </w:numPr>
-      </w:pPr>
-      <w:r>
-        <w:rPr>
-          <w:rStyle w:val="VerbatimChar"/>
-        </w:rPr>
-        <w:t xml:space="preserve">.groups = "drop"</w:t>
-      </w:r>
-      <w:r>
-        <w:t xml:space="preserve"> </w:t>
-      </w:r>
-      <w:r>
-        <w:t xml:space="preserve">turns off the grouping once you’re done — good habit, avoids surprises later</w:t>
-      </w:r>
-    </w:p>
     <w:tbl>
       <w:tblPr>
         <w:tblStyle w:val="Table"/>
         <w:tblLook w:firstRow="0" w:lastRow="0" w:firstColumn="0" w:lastColumn="0" w:noHBand="0" w:noVBand="0" w:val="0000"/>
         <w:tblBorders>
-          <w:top w:val="single" w:sz="4" w:space="0" w:color="00A047"/>
-          <w:left w:val="single" w:sz="24" w:space="0" w:color="00A047"/>
-          <w:bottom w:val="single" w:sz="4" w:space="0" w:color="00A047"/>
-          <w:right w:val="single" w:sz="4" w:space="0" w:color="00A047"/>
+          <w:top w:val="single" w:sz="4" w:space="0" w:color="EB9113"/>
+          <w:left w:val="single" w:sz="24" w:space="0" w:color="EB9113"/>
+          <w:bottom w:val="single" w:sz="4" w:space="0" w:color="EB9113"/>
+          <w:right w:val="single" w:sz="4" w:space="0" w:color="EB9113"/>
         </w:tblBorders>
         <w:tblCellMar>
           <w:left w:w="144" w:type="dxa"/>
@@ -11058,7 +10629,7 @@
         </w:trPr>
         <w:tc>
           <w:tcPr>
-            <w:shd w:color="auto" w:fill="ccf1e3" w:val="clear"/>
+            <w:shd w:color="auto" w:fill="fcefdc" w:val="clear"/>
             <w:tcMar>
               <w:top w:w="92" w:type="dxa"/>
               <w:bottom w:w="92" w:type="dxa"/>
@@ -11082,13 +10653,13 @@
                     <a:graphicData uri="http://schemas.openxmlformats.org/drawingml/2006/picture">
                       <pic:pic>
                         <pic:nvPicPr>
-                          <pic:cNvPr descr="/Applications/Positron.app/Contents/Resources/app/quarto/share/formats/docx/tip.png" id="86" name="Picture"/>
+                          <pic:cNvPr descr="/Applications/Positron.app/Contents/Resources/app/quarto/share/formats/docx/warning.png" id="86" name="Picture"/>
                           <pic:cNvPicPr>
                             <a:picLocks noChangeArrowheads="1" noChangeAspect="1"/>
                           </pic:cNvPicPr>
                         </pic:nvPicPr>
                         <pic:blipFill>
-                          <a:blip r:embed="rId18"/>
+                          <a:blip r:embed="rId58"/>
                           <a:stretch>
                             <a:fillRect/>
                           </a:stretch>
@@ -11121,7 +10692,7 @@
               <w:t xml:space="preserve"> </w:t>
             </w:r>
             <w:r>
-              <w:t xml:space="preserve">Tip</w:t>
+              <w:t xml:space="preserve">Warning</w:t>
             </w:r>
           </w:p>
         </w:tc>
@@ -11149,7 +10720,7 @@
                 <w:b/>
                 <w:bCs/>
               </w:rPr>
-              <w:t xml:space="preserve">🖐 Notice</w:t>
+              <w:t xml:space="preserve">⚠️ Round last, not first</w:t>
             </w:r>
           </w:p>
           <w:p>
@@ -11160,48 +10731,1099 @@
               <w:spacing w:after="16"/>
             </w:pPr>
             <w:r>
-              <w:t xml:space="preserve">Four teams × two sides = 8 rows. Does every team show the same shady-vs-sunny pattern, or do some disagree?</w:t>
+              <w:t xml:space="preserve">Tempting to write</w:t>
+            </w:r>
+            <w:r>
+              <w:t xml:space="preserve"> </w:t>
+            </w:r>
+            <w:r>
+              <w:rPr>
+                <w:rStyle w:val="VerbatimChar"/>
+              </w:rPr>
+              <w:t xml:space="preserve">se_mm = sd_mm / sqrt(n)</w:t>
+            </w:r>
+            <w:r>
+              <w:t xml:space="preserve"> </w:t>
+            </w:r>
+            <w:r>
+              <w:t xml:space="preserve">and reuse the column above. Don’t —</w:t>
+            </w:r>
+            <w:r>
+              <w:t xml:space="preserve"> </w:t>
+            </w:r>
+            <w:r>
+              <w:rPr>
+                <w:rStyle w:val="VerbatimChar"/>
+              </w:rPr>
+              <w:t xml:space="preserve">sd_mm</w:t>
+            </w:r>
+            <w:r>
+              <w:t xml:space="preserve"> </w:t>
+            </w:r>
+            <w:r>
+              <w:t xml:space="preserve">has already been</w:t>
+            </w:r>
+            <w:r>
+              <w:t xml:space="preserve"> </w:t>
+            </w:r>
+            <w:r>
+              <w:rPr>
+                <w:b/>
+                <w:bCs/>
+              </w:rPr>
+              <w:t xml:space="preserve">rounded</w:t>
+            </w:r>
+            <w:r>
+              <w:t xml:space="preserve">, so the SE inherits that error. Compute from the raw values every time; round only what you print.</w:t>
             </w:r>
           </w:p>
           <w:p/>
         </w:tc>
       </w:tr>
     </w:tbl>
+    <w:p>
+      <w:pPr>
+        <w:pStyle w:val="BodyText"/>
+      </w:pPr>
+      <w:r>
+        <w:t xml:space="preserve">📖 R4DS §3.5 —</w:t>
+      </w:r>
+      <w:r>
+        <w:t xml:space="preserve"> </w:t>
+      </w:r>
+      <w:r>
+        <w:rPr>
+          <w:rStyle w:val="VerbatimChar"/>
+        </w:rPr>
+        <w:t xml:space="preserve">summarize()</w:t>
+      </w:r>
+    </w:p>
     <w:bookmarkEnd w:id="87"/>
-    <w:bookmarkStart w:id="88" w:name="X89af96f990447eeaaa43bcc952b32ebeb30ded1"/>
+    <w:bookmarkStart w:id="90" w:name="grouping-by-more-than-one-variable"/>
     <w:p>
       <w:pPr>
         <w:pStyle w:val="Heading2"/>
       </w:pPr>
       <w:r>
-        <w:t xml:space="preserve">Part 7b · Bringing Back</w:t>
-      </w:r>
-      <w:r>
-        <w:t xml:space="preserve"> </w:t>
-      </w:r>
+        <w:t xml:space="preserve">Grouping by More Than One Variable</w:t>
+      </w:r>
+    </w:p>
+    <w:p>
+      <w:pPr>
+        <w:pStyle w:val="SourceCode"/>
+      </w:pPr>
+      <w:r>
+        <w:rPr>
+          <w:rStyle w:val="NormalTok"/>
+        </w:rPr>
+        <w:t xml:space="preserve">team_stats_df </w:t>
+      </w:r>
+      <w:r>
+        <w:rPr>
+          <w:rStyle w:val="OtherTok"/>
+        </w:rPr>
+        <w:t xml:space="preserve">&lt;-</w:t>
+      </w:r>
+      <w:r>
+        <w:rPr>
+          <w:rStyle w:val="NormalTok"/>
+        </w:rPr>
+        <w:t xml:space="preserve"> pine_df </w:t>
+      </w:r>
+      <w:r>
+        <w:rPr>
+          <w:rStyle w:val="SpecialCharTok"/>
+        </w:rPr>
+        <w:t xml:space="preserve">|&gt;</w:t>
+      </w:r>
+      <w:r>
+        <w:br/>
+      </w:r>
+      <w:r>
+        <w:rPr>
+          <w:rStyle w:val="NormalTok"/>
+        </w:rPr>
+        <w:t xml:space="preserve">  </w:t>
+      </w:r>
+      <w:r>
+        <w:rPr>
+          <w:rStyle w:val="FunctionTok"/>
+        </w:rPr>
+        <w:t xml:space="preserve">group_by</w:t>
+      </w:r>
+      <w:r>
+        <w:rPr>
+          <w:rStyle w:val="NormalTok"/>
+        </w:rPr>
+        <w:t xml:space="preserve">(team, side) </w:t>
+      </w:r>
+      <w:r>
+        <w:rPr>
+          <w:rStyle w:val="SpecialCharTok"/>
+        </w:rPr>
+        <w:t xml:space="preserve">|&gt;</w:t>
+      </w:r>
+      <w:r>
+        <w:br/>
+      </w:r>
+      <w:r>
+        <w:rPr>
+          <w:rStyle w:val="NormalTok"/>
+        </w:rPr>
+        <w:t xml:space="preserve">  </w:t>
+      </w:r>
+      <w:r>
+        <w:rPr>
+          <w:rStyle w:val="FunctionTok"/>
+        </w:rPr>
+        <w:t xml:space="preserve">summarize</w:t>
+      </w:r>
+      <w:r>
+        <w:rPr>
+          <w:rStyle w:val="NormalTok"/>
+        </w:rPr>
+        <w:t xml:space="preserve">(</w:t>
+      </w:r>
+      <w:r>
+        <w:br/>
+      </w:r>
+      <w:r>
+        <w:rPr>
+          <w:rStyle w:val="NormalTok"/>
+        </w:rPr>
+        <w:t xml:space="preserve">    </w:t>
+      </w:r>
+      <w:r>
+        <w:rPr>
+          <w:rStyle w:val="AttributeTok"/>
+        </w:rPr>
+        <w:t xml:space="preserve">n       =</w:t>
+      </w:r>
+      <w:r>
+        <w:rPr>
+          <w:rStyle w:val="NormalTok"/>
+        </w:rPr>
+        <w:t xml:space="preserve"> </w:t>
+      </w:r>
+      <w:r>
+        <w:rPr>
+          <w:rStyle w:val="FunctionTok"/>
+        </w:rPr>
+        <w:t xml:space="preserve">sum</w:t>
+      </w:r>
+      <w:r>
+        <w:rPr>
+          <w:rStyle w:val="NormalTok"/>
+        </w:rPr>
+        <w:t xml:space="preserve">(</w:t>
+      </w:r>
+      <w:r>
+        <w:rPr>
+          <w:rStyle w:val="SpecialCharTok"/>
+        </w:rPr>
+        <w:t xml:space="preserve">!</w:t>
+      </w:r>
+      <w:r>
+        <w:rPr>
+          <w:rStyle w:val="FunctionTok"/>
+        </w:rPr>
+        <w:t xml:space="preserve">is.na</w:t>
+      </w:r>
+      <w:r>
+        <w:rPr>
+          <w:rStyle w:val="NormalTok"/>
+        </w:rPr>
+        <w:t xml:space="preserve">(needle_length_mm)),</w:t>
+      </w:r>
+      <w:r>
+        <w:br/>
+      </w:r>
+      <w:r>
+        <w:rPr>
+          <w:rStyle w:val="NormalTok"/>
+        </w:rPr>
+        <w:t xml:space="preserve">    </w:t>
+      </w:r>
+      <w:r>
+        <w:rPr>
+          <w:rStyle w:val="AttributeTok"/>
+        </w:rPr>
+        <w:t xml:space="preserve">mean_mm =</w:t>
+      </w:r>
+      <w:r>
+        <w:rPr>
+          <w:rStyle w:val="NormalTok"/>
+        </w:rPr>
+        <w:t xml:space="preserve"> </w:t>
+      </w:r>
+      <w:r>
+        <w:rPr>
+          <w:rStyle w:val="FunctionTok"/>
+        </w:rPr>
+        <w:t xml:space="preserve">round</w:t>
+      </w:r>
+      <w:r>
+        <w:rPr>
+          <w:rStyle w:val="NormalTok"/>
+        </w:rPr>
+        <w:t xml:space="preserve">(</w:t>
+      </w:r>
+      <w:r>
+        <w:rPr>
+          <w:rStyle w:val="FunctionTok"/>
+        </w:rPr>
+        <w:t xml:space="preserve">mean</w:t>
+      </w:r>
+      <w:r>
+        <w:rPr>
+          <w:rStyle w:val="NormalTok"/>
+        </w:rPr>
+        <w:t xml:space="preserve">(needle_length_mm, </w:t>
+      </w:r>
+      <w:r>
+        <w:rPr>
+          <w:rStyle w:val="AttributeTok"/>
+        </w:rPr>
+        <w:t xml:space="preserve">na.rm =</w:t>
+      </w:r>
+      <w:r>
+        <w:rPr>
+          <w:rStyle w:val="NormalTok"/>
+        </w:rPr>
+        <w:t xml:space="preserve"> </w:t>
+      </w:r>
+      <w:r>
+        <w:rPr>
+          <w:rStyle w:val="ConstantTok"/>
+        </w:rPr>
+        <w:t xml:space="preserve">TRUE</w:t>
+      </w:r>
+      <w:r>
+        <w:rPr>
+          <w:rStyle w:val="NormalTok"/>
+        </w:rPr>
+        <w:t xml:space="preserve">), </w:t>
+      </w:r>
+      <w:r>
+        <w:rPr>
+          <w:rStyle w:val="DecValTok"/>
+        </w:rPr>
+        <w:t xml:space="preserve">2</w:t>
+      </w:r>
+      <w:r>
+        <w:rPr>
+          <w:rStyle w:val="NormalTok"/>
+        </w:rPr>
+        <w:t xml:space="preserve">),</w:t>
+      </w:r>
+      <w:r>
+        <w:br/>
+      </w:r>
+      <w:r>
+        <w:rPr>
+          <w:rStyle w:val="NormalTok"/>
+        </w:rPr>
+        <w:t xml:space="preserve">    </w:t>
+      </w:r>
+      <w:r>
+        <w:rPr>
+          <w:rStyle w:val="AttributeTok"/>
+        </w:rPr>
+        <w:t xml:space="preserve">se_mm   =</w:t>
+      </w:r>
+      <w:r>
+        <w:rPr>
+          <w:rStyle w:val="NormalTok"/>
+        </w:rPr>
+        <w:t xml:space="preserve"> </w:t>
+      </w:r>
+      <w:r>
+        <w:rPr>
+          <w:rStyle w:val="FunctionTok"/>
+        </w:rPr>
+        <w:t xml:space="preserve">round</w:t>
+      </w:r>
+      <w:r>
+        <w:rPr>
+          <w:rStyle w:val="NormalTok"/>
+        </w:rPr>
+        <w:t xml:space="preserve">(</w:t>
+      </w:r>
+      <w:r>
+        <w:rPr>
+          <w:rStyle w:val="FunctionTok"/>
+        </w:rPr>
+        <w:t xml:space="preserve">sd</w:t>
+      </w:r>
+      <w:r>
+        <w:rPr>
+          <w:rStyle w:val="NormalTok"/>
+        </w:rPr>
+        <w:t xml:space="preserve">(needle_length_mm, </w:t>
+      </w:r>
+      <w:r>
+        <w:rPr>
+          <w:rStyle w:val="AttributeTok"/>
+        </w:rPr>
+        <w:t xml:space="preserve">na.rm =</w:t>
+      </w:r>
+      <w:r>
+        <w:rPr>
+          <w:rStyle w:val="NormalTok"/>
+        </w:rPr>
+        <w:t xml:space="preserve"> </w:t>
+      </w:r>
+      <w:r>
+        <w:rPr>
+          <w:rStyle w:val="ConstantTok"/>
+        </w:rPr>
+        <w:t xml:space="preserve">TRUE</w:t>
+      </w:r>
+      <w:r>
+        <w:rPr>
+          <w:rStyle w:val="NormalTok"/>
+        </w:rPr>
+        <w:t xml:space="preserve">) </w:t>
+      </w:r>
+      <w:r>
+        <w:rPr>
+          <w:rStyle w:val="SpecialCharTok"/>
+        </w:rPr>
+        <w:t xml:space="preserve">/</w:t>
+      </w:r>
+      <w:r>
+        <w:rPr>
+          <w:rStyle w:val="NormalTok"/>
+        </w:rPr>
+        <w:t xml:space="preserve"> </w:t>
+      </w:r>
+      <w:r>
+        <w:rPr>
+          <w:rStyle w:val="FunctionTok"/>
+        </w:rPr>
+        <w:t xml:space="preserve">sqrt</w:t>
+      </w:r>
+      <w:r>
+        <w:rPr>
+          <w:rStyle w:val="NormalTok"/>
+        </w:rPr>
+        <w:t xml:space="preserve">(n), </w:t>
+      </w:r>
+      <w:r>
+        <w:rPr>
+          <w:rStyle w:val="DecValTok"/>
+        </w:rPr>
+        <w:t xml:space="preserve">2</w:t>
+      </w:r>
+      <w:r>
+        <w:rPr>
+          <w:rStyle w:val="NormalTok"/>
+        </w:rPr>
+        <w:t xml:space="preserve">),</w:t>
+      </w:r>
+      <w:r>
+        <w:br/>
+      </w:r>
+      <w:r>
+        <w:rPr>
+          <w:rStyle w:val="NormalTok"/>
+        </w:rPr>
+        <w:t xml:space="preserve">    </w:t>
+      </w:r>
+      <w:r>
+        <w:rPr>
+          <w:rStyle w:val="AttributeTok"/>
+        </w:rPr>
+        <w:t xml:space="preserve">.groups =</w:t>
+      </w:r>
+      <w:r>
+        <w:rPr>
+          <w:rStyle w:val="NormalTok"/>
+        </w:rPr>
+        <w:t xml:space="preserve"> </w:t>
+      </w:r>
+      <w:r>
+        <w:rPr>
+          <w:rStyle w:val="StringTok"/>
+        </w:rPr>
+        <w:t xml:space="preserve">"drop"</w:t>
+      </w:r>
+      <w:r>
+        <w:br/>
+      </w:r>
+      <w:r>
+        <w:rPr>
+          <w:rStyle w:val="NormalTok"/>
+        </w:rPr>
+        <w:t xml:space="preserve">  )</w:t>
+      </w:r>
+      <w:r>
+        <w:br/>
+      </w:r>
+      <w:r>
+        <w:br/>
+      </w:r>
+      <w:r>
+        <w:rPr>
+          <w:rStyle w:val="NormalTok"/>
+        </w:rPr>
+        <w:t xml:space="preserve">team_stats_df</w:t>
+      </w:r>
+    </w:p>
+    <w:p>
+      <w:pPr>
+        <w:pStyle w:val="SourceCode"/>
+      </w:pPr>
       <w:r>
         <w:rPr>
           <w:rStyle w:val="VerbatimChar"/>
         </w:rPr>
-        <w:t xml:space="preserve">case_when()</w:t>
-      </w:r>
-      <w:r>
-        <w:t xml:space="preserve"> </w:t>
-      </w:r>
-      <w:r>
-        <w:t xml:space="preserve">from Wrangling Your Data</w:t>
-      </w:r>
-    </w:p>
-    <w:bookmarkEnd w:id="88"/>
-    <w:bookmarkStart w:id="93" w:name="Xc217f57436e44308d239cb4b812e6dbf5917095"/>
+        <w:t xml:space="preserve"># A tibble: 8 × 5</w:t>
+      </w:r>
+      <w:r>
+        <w:br/>
+      </w:r>
+      <w:r>
+        <w:rPr>
+          <w:rStyle w:val="VerbatimChar"/>
+        </w:rPr>
+        <w:t xml:space="preserve">  team       side      n mean_mm se_mm</w:t>
+      </w:r>
+      <w:r>
+        <w:br/>
+      </w:r>
+      <w:r>
+        <w:rPr>
+          <w:rStyle w:val="VerbatimChar"/>
+        </w:rPr>
+        <w:t xml:space="preserve">  &lt;chr&gt;      &lt;chr&gt; &lt;int&gt;   &lt;dbl&gt; &lt;dbl&gt;</w:t>
+      </w:r>
+      <w:r>
+        <w:br/>
+      </w:r>
+      <w:r>
+        <w:rPr>
+          <w:rStyle w:val="VerbatimChar"/>
+        </w:rPr>
+        <w:t xml:space="preserve">1 botany     shady     8    16.2  0.94</w:t>
+      </w:r>
+      <w:r>
+        <w:br/>
+      </w:r>
+      <w:r>
+        <w:rPr>
+          <w:rStyle w:val="VerbatimChar"/>
+        </w:rPr>
+        <w:t xml:space="preserve">2 botany     sunny     8    17.3  0.44</w:t>
+      </w:r>
+      <w:r>
+        <w:br/>
+      </w:r>
+      <w:r>
+        <w:rPr>
+          <w:rStyle w:val="VerbatimChar"/>
+        </w:rPr>
+        <w:t xml:space="preserve">3 grace_jace shady     8    15.4  0.61</w:t>
+      </w:r>
+      <w:r>
+        <w:br/>
+      </w:r>
+      <w:r>
+        <w:rPr>
+          <w:rStyle w:val="VerbatimChar"/>
+        </w:rPr>
+        <w:t xml:space="preserve">4 grace_jace sunny     8    15.5  1.07</w:t>
+      </w:r>
+      <w:r>
+        <w:br/>
+      </w:r>
+      <w:r>
+        <w:rPr>
+          <w:rStyle w:val="VerbatimChar"/>
+        </w:rPr>
+        <w:t xml:space="preserve">5 one        shady     8    13.2  0.78</w:t>
+      </w:r>
+      <w:r>
+        <w:br/>
+      </w:r>
+      <w:r>
+        <w:rPr>
+          <w:rStyle w:val="VerbatimChar"/>
+        </w:rPr>
+        <w:t xml:space="preserve">6 one        sunny     8    14.2  0.63</w:t>
+      </w:r>
+      <w:r>
+        <w:br/>
+      </w:r>
+      <w:r>
+        <w:rPr>
+          <w:rStyle w:val="VerbatimChar"/>
+        </w:rPr>
+        <w:t xml:space="preserve">7 waterbugs  shady     8    11.7  0.82</w:t>
+      </w:r>
+      <w:r>
+        <w:br/>
+      </w:r>
+      <w:r>
+        <w:rPr>
+          <w:rStyle w:val="VerbatimChar"/>
+        </w:rPr>
+        <w:t xml:space="preserve">8 waterbugs  sunny     8    13.8  0.96</w:t>
+      </w:r>
+    </w:p>
+    <w:p>
+      <w:pPr>
+        <w:pStyle w:val="Compact"/>
+        <w:numPr>
+          <w:ilvl w:val="0"/>
+          <w:numId w:val="1018"/>
+        </w:numPr>
+      </w:pPr>
+      <w:r>
+        <w:rPr>
+          <w:rStyle w:val="VerbatimChar"/>
+        </w:rPr>
+        <w:t xml:space="preserve">group_by(team, side)</w:t>
+      </w:r>
+      <w:r>
+        <w:t xml:space="preserve"> </w:t>
+      </w:r>
+      <w:r>
+        <w:t xml:space="preserve">splits by</w:t>
+      </w:r>
+      <w:r>
+        <w:t xml:space="preserve"> </w:t>
+      </w:r>
+      <w:r>
+        <w:rPr>
+          <w:b/>
+          <w:bCs/>
+        </w:rPr>
+        <w:t xml:space="preserve">field team, then side</w:t>
+      </w:r>
+      <w:r>
+        <w:t xml:space="preserve"> </w:t>
+      </w:r>
+      <w:r>
+        <w:t xml:space="preserve">— one row per combination</w:t>
+      </w:r>
+    </w:p>
+    <w:p>
+      <w:pPr>
+        <w:pStyle w:val="Compact"/>
+        <w:numPr>
+          <w:ilvl w:val="0"/>
+          <w:numId w:val="1018"/>
+        </w:numPr>
+      </w:pPr>
+      <w:r>
+        <w:rPr>
+          <w:rStyle w:val="VerbatimChar"/>
+        </w:rPr>
+        <w:t xml:space="preserve">.groups = "drop"</w:t>
+      </w:r>
+      <w:r>
+        <w:t xml:space="preserve"> </w:t>
+      </w:r>
+      <w:r>
+        <w:t xml:space="preserve">turns off the grouping once you’re done — good habit, avoids surprises later</w:t>
+      </w:r>
+    </w:p>
+    <w:tbl>
+      <w:tblPr>
+        <w:tblStyle w:val="Table"/>
+        <w:tblLook w:firstRow="0" w:lastRow="0" w:firstColumn="0" w:lastColumn="0" w:noHBand="0" w:noVBand="0" w:val="0000"/>
+        <w:tblBorders>
+          <w:top w:val="single" w:sz="4" w:space="0" w:color="00A047"/>
+          <w:left w:val="single" w:sz="24" w:space="0" w:color="00A047"/>
+          <w:bottom w:val="single" w:sz="4" w:space="0" w:color="00A047"/>
+          <w:right w:val="single" w:sz="4" w:space="0" w:color="00A047"/>
+        </w:tblBorders>
+        <w:tblCellMar>
+          <w:left w:w="144" w:type="dxa"/>
+          <w:right w:w="144" w:type="dxa"/>
+        </w:tblCellMar>
+        <w:tblLook w:firstRow="0" w:lastRow="0" w:firstColumn="0" w:lastColumn="0" w:noHBand="0" w:noVBand="0" w:val="0000"/>
+      </w:tblPr>
+      <w:tr>
+        <w:trPr>
+          <w:cantSplit/>
+        </w:trPr>
+        <w:tc>
+          <w:tcPr>
+            <w:shd w:color="auto" w:fill="ccf1e3" w:val="clear"/>
+            <w:tcMar>
+              <w:top w:w="92" w:type="dxa"/>
+              <w:bottom w:w="92" w:type="dxa"/>
+            </w:tcMar>
+          </w:tcPr>
+          <w:p>
+            <w:pPr>
+              <w:pStyle w:val="FirstParagraph"/>
+            </w:pPr>
+            <w:pPr>
+              <w:spacing w:before="0" w:after="0"/>
+              <w:textAlignment w:val="center"/>
+            </w:pPr>
+            <w:r>
+              <w:drawing>
+                <wp:inline>
+                  <wp:extent cx="152400" cy="152400"/>
+                  <wp:effectExtent b="0" l="0" r="0" t="0"/>
+                  <wp:docPr descr="" title="" id="88" name="Picture"/>
+                  <a:graphic>
+                    <a:graphicData uri="http://schemas.openxmlformats.org/drawingml/2006/picture">
+                      <pic:pic>
+                        <pic:nvPicPr>
+                          <pic:cNvPr descr="/Applications/Positron.app/Contents/Resources/app/quarto/share/formats/docx/tip.png" id="89" name="Picture"/>
+                          <pic:cNvPicPr>
+                            <a:picLocks noChangeArrowheads="1" noChangeAspect="1"/>
+                          </pic:cNvPicPr>
+                        </pic:nvPicPr>
+                        <pic:blipFill>
+                          <a:blip r:embed="rId19"/>
+                          <a:stretch>
+                            <a:fillRect/>
+                          </a:stretch>
+                        </pic:blipFill>
+                        <pic:spPr bwMode="auto">
+                          <a:xfrm>
+                            <a:off x="0" y="0"/>
+                            <a:ext cx="152400" cy="152400"/>
+                          </a:xfrm>
+                          <a:prstGeom prst="rect">
+                            <a:avLst/>
+                          </a:prstGeom>
+                          <a:noFill/>
+                          <a:ln w="9525">
+                            <a:noFill/>
+                            <a:headEnd/>
+                            <a:tailEnd/>
+                          </a:ln>
+                        </pic:spPr>
+                      </pic:pic>
+                    </a:graphicData>
+                  </a:graphic>
+                </wp:inline>
+              </w:drawing>
+            </w:r>
+            <w:r>
+              <w:t xml:space="preserve"> </w:t>
+            </w:r>
+            <w:r>
+              <w:t xml:space="preserve"> </w:t>
+            </w:r>
+            <w:r>
+              <w:t xml:space="preserve">Tip</w:t>
+            </w:r>
+          </w:p>
+        </w:tc>
+      </w:tr>
+      <w:tr>
+        <w:trPr>
+          <w:cantSplit/>
+        </w:trPr>
+        <w:tc>
+          <w:tcPr>
+            <w:tcMar>
+              <w:top w:w="108" w:type="dxa"/>
+              <w:bottom w:w="108" w:type="dxa"/>
+            </w:tcMar>
+          </w:tcPr>
+          <w:p>
+            <w:pPr>
+              <w:pStyle w:val="BodyText"/>
+            </w:pPr>
+            <w:pPr>
+              <w:spacing w:before="16"/>
+            </w:pPr>
+            <w:r>
+              <w:rPr>
+                <w:b/>
+                <w:bCs/>
+              </w:rPr>
+              <w:t xml:space="preserve">🖐 Notice</w:t>
+            </w:r>
+          </w:p>
+          <w:p>
+            <w:pPr>
+              <w:pStyle w:val="BodyText"/>
+            </w:pPr>
+            <w:pPr>
+              <w:spacing w:after="16"/>
+            </w:pPr>
+            <w:r>
+              <w:t xml:space="preserve">Four teams × two sides = 8 rows. Does every team show the same shady-vs-sunny pattern, or do some disagree?</w:t>
+            </w:r>
+          </w:p>
+          <w:p/>
+        </w:tc>
+      </w:tr>
+    </w:tbl>
+    <w:bookmarkEnd w:id="90"/>
+    <w:bookmarkStart w:id="91" w:name="part-7c-the-n-you-report-is-a-choice"/>
     <w:p>
       <w:pPr>
         <w:pStyle w:val="Heading2"/>
       </w:pPr>
       <w:r>
-        <w:t xml:space="preserve">Summarizing the Categories You Built Last Class</w:t>
-      </w:r>
-    </w:p>
+        <w:t xml:space="preserve">Part 7c · The</w:t>
+      </w:r>
+      <w:r>
+        <w:t xml:space="preserve"> </w:t>
+      </w:r>
+      <w:r>
+        <w:rPr>
+          <w:i/>
+          <w:iCs/>
+        </w:rPr>
+        <w:t xml:space="preserve">n</w:t>
+      </w:r>
+      <w:r>
+        <w:t xml:space="preserve"> </w:t>
+      </w:r>
+      <w:r>
+        <w:t xml:space="preserve">You Report Is a Choice</w:t>
+      </w:r>
+    </w:p>
+    <w:bookmarkEnd w:id="91"/>
+    <w:bookmarkStart w:id="96" w:name="look-again-at-that-n"/>
+    <w:p>
+      <w:pPr>
+        <w:pStyle w:val="Heading2"/>
+      </w:pPr>
+      <w:r>
+        <w:t xml:space="preserve">Look again at that</w:t>
+      </w:r>
+      <w:r>
+        <w:t xml:space="preserve"> </w:t>
+      </w:r>
+      <w:r>
+        <w:rPr>
+          <w:rStyle w:val="VerbatimChar"/>
+        </w:rPr>
+        <w:t xml:space="preserve">n</w:t>
+      </w:r>
+    </w:p>
+    <w:p>
+      <w:pPr>
+        <w:pStyle w:val="FirstParagraph"/>
+      </w:pPr>
+      <w:r>
+        <w:t xml:space="preserve">Our side summary reported</w:t>
+      </w:r>
+      <w:r>
+        <w:t xml:space="preserve"> </w:t>
+      </w:r>
+      <w:r>
+        <w:rPr>
+          <w:b/>
+          <w:bCs/>
+        </w:rPr>
+        <w:t xml:space="preserve">n = 32 per side</w:t>
+      </w:r>
+      <w:r>
+        <w:t xml:space="preserve">. But where did 32 come from?</w:t>
+      </w:r>
+    </w:p>
+    <w:p>
+      <w:pPr>
+        <w:pStyle w:val="SourceCode"/>
+      </w:pPr>
+      <w:r>
+        <w:rPr>
+          <w:rStyle w:val="NormalTok"/>
+        </w:rPr>
+        <w:t xml:space="preserve">pine_df </w:t>
+      </w:r>
+      <w:r>
+        <w:rPr>
+          <w:rStyle w:val="SpecialCharTok"/>
+        </w:rPr>
+        <w:t xml:space="preserve">|&gt;</w:t>
+      </w:r>
+      <w:r>
+        <w:rPr>
+          <w:rStyle w:val="NormalTok"/>
+        </w:rPr>
+        <w:t xml:space="preserve"> </w:t>
+      </w:r>
+      <w:r>
+        <w:rPr>
+          <w:rStyle w:val="FunctionTok"/>
+        </w:rPr>
+        <w:t xml:space="preserve">count</w:t>
+      </w:r>
+      <w:r>
+        <w:rPr>
+          <w:rStyle w:val="NormalTok"/>
+        </w:rPr>
+        <w:t xml:space="preserve">(side, team)</w:t>
+      </w:r>
+    </w:p>
+    <w:p>
+      <w:pPr>
+        <w:pStyle w:val="SourceCode"/>
+      </w:pPr>
+      <w:r>
+        <w:rPr>
+          <w:rStyle w:val="VerbatimChar"/>
+        </w:rPr>
+        <w:t xml:space="preserve"># A tibble: 8 × 3</w:t>
+      </w:r>
+      <w:r>
+        <w:br/>
+      </w:r>
+      <w:r>
+        <w:rPr>
+          <w:rStyle w:val="VerbatimChar"/>
+        </w:rPr>
+        <w:t xml:space="preserve">  side  team           n</w:t>
+      </w:r>
+      <w:r>
+        <w:br/>
+      </w:r>
+      <w:r>
+        <w:rPr>
+          <w:rStyle w:val="VerbatimChar"/>
+        </w:rPr>
+        <w:t xml:space="preserve">  &lt;chr&gt; &lt;chr&gt;      &lt;int&gt;</w:t>
+      </w:r>
+      <w:r>
+        <w:br/>
+      </w:r>
+      <w:r>
+        <w:rPr>
+          <w:rStyle w:val="VerbatimChar"/>
+        </w:rPr>
+        <w:t xml:space="preserve">1 shady botany         8</w:t>
+      </w:r>
+      <w:r>
+        <w:br/>
+      </w:r>
+      <w:r>
+        <w:rPr>
+          <w:rStyle w:val="VerbatimChar"/>
+        </w:rPr>
+        <w:t xml:space="preserve">2 shady grace_jace     8</w:t>
+      </w:r>
+      <w:r>
+        <w:br/>
+      </w:r>
+      <w:r>
+        <w:rPr>
+          <w:rStyle w:val="VerbatimChar"/>
+        </w:rPr>
+        <w:t xml:space="preserve">3 shady one            8</w:t>
+      </w:r>
+      <w:r>
+        <w:br/>
+      </w:r>
+      <w:r>
+        <w:rPr>
+          <w:rStyle w:val="VerbatimChar"/>
+        </w:rPr>
+        <w:t xml:space="preserve">4 shady waterbugs      8</w:t>
+      </w:r>
+      <w:r>
+        <w:br/>
+      </w:r>
+      <w:r>
+        <w:rPr>
+          <w:rStyle w:val="VerbatimChar"/>
+        </w:rPr>
+        <w:t xml:space="preserve">5 sunny botany         8</w:t>
+      </w:r>
+      <w:r>
+        <w:br/>
+      </w:r>
+      <w:r>
+        <w:rPr>
+          <w:rStyle w:val="VerbatimChar"/>
+        </w:rPr>
+        <w:t xml:space="preserve">6 sunny grace_jace     8</w:t>
+      </w:r>
+      <w:r>
+        <w:br/>
+      </w:r>
+      <w:r>
+        <w:rPr>
+          <w:rStyle w:val="VerbatimChar"/>
+        </w:rPr>
+        <w:t xml:space="preserve">7 sunny one            8</w:t>
+      </w:r>
+      <w:r>
+        <w:br/>
+      </w:r>
+      <w:r>
+        <w:rPr>
+          <w:rStyle w:val="VerbatimChar"/>
+        </w:rPr>
+        <w:t xml:space="preserve">8 sunny waterbugs      8</w:t>
+      </w:r>
+    </w:p>
+    <w:p>
+      <w:pPr>
+        <w:pStyle w:val="FirstParagraph"/>
+      </w:pPr>
+      <w:r>
+        <w:t xml:space="preserve">32 needles per side — but only</w:t>
+      </w:r>
+      <w:r>
+        <w:t xml:space="preserve"> </w:t>
+      </w:r>
+      <w:r>
+        <w:rPr>
+          <w:b/>
+          <w:bCs/>
+        </w:rPr>
+        <w:t xml:space="preserve">4 trees</w:t>
+      </w:r>
+      <w:r>
+        <w:t xml:space="preserve">. We measured 8 needles from each tree and then counted them as 8 independent facts about sun exposure.</w:t>
+      </w:r>
+    </w:p>
+    <w:tbl>
+      <w:tblPr>
+        <w:tblStyle w:val="Table"/>
+        <w:tblLook w:firstRow="0" w:lastRow="0" w:firstColumn="0" w:lastColumn="0" w:noHBand="0" w:noVBand="0" w:val="0000"/>
+        <w:tblBorders>
+          <w:top w:val="single" w:sz="4" w:space="0" w:color="CC1914"/>
+          <w:left w:val="single" w:sz="24" w:space="0" w:color="CC1914"/>
+          <w:bottom w:val="single" w:sz="4" w:space="0" w:color="CC1914"/>
+          <w:right w:val="single" w:sz="4" w:space="0" w:color="CC1914"/>
+        </w:tblBorders>
+        <w:tblCellMar>
+          <w:left w:w="144" w:type="dxa"/>
+          <w:right w:w="144" w:type="dxa"/>
+        </w:tblCellMar>
+        <w:tblLook w:firstRow="0" w:lastRow="0" w:firstColumn="0" w:lastColumn="0" w:noHBand="0" w:noVBand="0" w:val="0000"/>
+      </w:tblPr>
+      <w:tr>
+        <w:trPr>
+          <w:cantSplit/>
+        </w:trPr>
+        <w:tc>
+          <w:tcPr>
+            <w:shd w:color="auto" w:fill="f7dddc" w:val="clear"/>
+            <w:tcMar>
+              <w:top w:w="92" w:type="dxa"/>
+              <w:bottom w:w="92" w:type="dxa"/>
+            </w:tcMar>
+          </w:tcPr>
+          <w:p>
+            <w:pPr>
+              <w:pStyle w:val="BodyText"/>
+            </w:pPr>
+            <w:pPr>
+              <w:spacing w:before="0" w:after="0"/>
+              <w:textAlignment w:val="center"/>
+            </w:pPr>
+            <w:r>
+              <w:drawing>
+                <wp:inline>
+                  <wp:extent cx="152400" cy="152400"/>
+                  <wp:effectExtent b="0" l="0" r="0" t="0"/>
+                  <wp:docPr descr="" title="" id="92" name="Picture"/>
+                  <a:graphic>
+                    <a:graphicData uri="http://schemas.openxmlformats.org/drawingml/2006/picture">
+                      <pic:pic>
+                        <pic:nvPicPr>
+                          <pic:cNvPr descr="/Applications/Positron.app/Contents/Resources/app/quarto/share/formats/docx/important.png" id="93" name="Picture"/>
+                          <pic:cNvPicPr>
+                            <a:picLocks noChangeArrowheads="1" noChangeAspect="1"/>
+                          </pic:cNvPicPr>
+                        </pic:nvPicPr>
+                        <pic:blipFill>
+                          <a:blip r:embed="rId52"/>
+                          <a:stretch>
+                            <a:fillRect/>
+                          </a:stretch>
+                        </pic:blipFill>
+                        <pic:spPr bwMode="auto">
+                          <a:xfrm>
+                            <a:off x="0" y="0"/>
+                            <a:ext cx="152400" cy="152400"/>
+                          </a:xfrm>
+                          <a:prstGeom prst="rect">
+                            <a:avLst/>
+                          </a:prstGeom>
+                          <a:noFill/>
+                          <a:ln w="9525">
+                            <a:noFill/>
+                            <a:headEnd/>
+                            <a:tailEnd/>
+                          </a:ln>
+                        </pic:spPr>
+                      </pic:pic>
+                    </a:graphicData>
+                  </a:graphic>
+                </wp:inline>
+              </w:drawing>
+            </w:r>
+            <w:r>
+              <w:t xml:space="preserve"> </w:t>
+            </w:r>
+            <w:r>
+              <w:t xml:space="preserve"> </w:t>
+            </w:r>
+            <w:r>
+              <w:t xml:space="preserve">Important</w:t>
+            </w:r>
+          </w:p>
+        </w:tc>
+      </w:tr>
+      <w:tr>
+        <w:trPr>
+          <w:cantSplit/>
+        </w:trPr>
+        <w:tc>
+          <w:tcPr>
+            <w:tcMar>
+              <w:top w:w="108" w:type="dxa"/>
+              <w:bottom w:w="108" w:type="dxa"/>
+            </w:tcMar>
+          </w:tcPr>
+          <w:p>
+            <w:pPr>
+              <w:pStyle w:val="BodyText"/>
+            </w:pPr>
+            <w:pPr>
+              <w:spacing w:before="16" w:after="16"/>
+            </w:pPr>
+            <w:r>
+              <w:rPr>
+                <w:b/>
+                <w:bCs/>
+              </w:rPr>
+              <w:t xml:space="preserve">This is the pseudoreplication from Getting Started, in a summary table.</w:t>
+            </w:r>
+            <w:r>
+              <w:t xml:space="preserve"> </w:t>
+            </w:r>
+            <w:r>
+              <w:t xml:space="preserve">The</w:t>
+            </w:r>
+            <w:r>
+              <w:t xml:space="preserve"> </w:t>
+            </w:r>
+            <w:r>
+              <w:rPr>
+                <w:rStyle w:val="VerbatimChar"/>
+              </w:rPr>
+              <w:t xml:space="preserve">n</w:t>
+            </w:r>
+            <w:r>
+              <w:t xml:space="preserve"> </w:t>
+            </w:r>
+            <w:r>
+              <w:t xml:space="preserve">in your table is a claim about how much independent evidence you have. Right now that claim is wrong.</w:t>
+            </w:r>
+          </w:p>
+          <w:p/>
+        </w:tc>
+      </w:tr>
+    </w:tbl>
     <w:tbl>
       <w:tblPr>
         <w:tblStyle w:val="Table"/>
@@ -11232,7 +11854,7 @@
           </w:tcPr>
           <w:p>
             <w:pPr>
-              <w:pStyle w:val="FirstParagraph"/>
+              <w:pStyle w:val="BodyText"/>
             </w:pPr>
             <w:pPr>
               <w:spacing w:before="0" w:after="0"/>
@@ -11243,12 +11865,12 @@
                 <wp:inline>
                   <wp:extent cx="152400" cy="152400"/>
                   <wp:effectExtent b="0" l="0" r="0" t="0"/>
-                  <wp:docPr descr="" title="" id="89" name="Picture"/>
+                  <wp:docPr descr="" title="" id="94" name="Picture"/>
                   <a:graphic>
                     <a:graphicData uri="http://schemas.openxmlformats.org/drawingml/2006/picture">
                       <pic:pic>
                         <pic:nvPicPr>
-                          <pic:cNvPr descr="/Applications/Positron.app/Contents/Resources/app/quarto/share/formats/docx/note.png" id="90" name="Picture"/>
+                          <pic:cNvPr descr="/Applications/Positron.app/Contents/Resources/app/quarto/share/formats/docx/note.png" id="95" name="Picture"/>
                           <pic:cNvPicPr>
                             <a:picLocks noChangeArrowheads="1" noChangeAspect="1"/>
                           </pic:cNvPicPr>
@@ -11308,20 +11930,25 @@
               <w:pStyle w:val="BodyText"/>
             </w:pPr>
             <w:pPr>
-              <w:spacing w:before="16" w:after="16"/>
+              <w:spacing w:before="16"/>
             </w:pPr>
             <w:r>
               <w:rPr>
                 <w:b/>
                 <w:bCs/>
               </w:rPr>
-              <w:t xml:space="preserve">🔮 Predict first:</w:t>
-            </w:r>
-            <w:r>
-              <w:t xml:space="preserve"> </w:t>
-            </w:r>
-            <w:r>
-              <w:t xml:space="preserve">We’re grouping by the</w:t>
+              <w:t xml:space="preserve">✅ Key idea</w:t>
+            </w:r>
+          </w:p>
+          <w:p>
+            <w:pPr>
+              <w:pStyle w:val="BodyText"/>
+            </w:pPr>
+            <w:pPr>
+              <w:spacing w:after="16"/>
+            </w:pPr>
+            <w:r>
+              <w:t xml:space="preserve">Ask of every</w:t>
             </w:r>
             <w:r>
               <w:t xml:space="preserve"> </w:t>
@@ -11330,58 +11957,82 @@
               <w:rPr>
                 <w:rStyle w:val="VerbatimChar"/>
               </w:rPr>
-              <w:t xml:space="preserve">size_class</w:t>
-            </w:r>
-            <w:r>
-              <w:t xml:space="preserve"> </w:t>
-            </w:r>
-            <w:r>
-              <w:t xml:space="preserve">bins (</w:t>
+              <w:t xml:space="preserve">n</w:t>
+            </w:r>
+            <w:r>
+              <w:t xml:space="preserve">:</w:t>
+            </w:r>
+            <w:r>
+              <w:t xml:space="preserve"> </w:t>
             </w:r>
             <w:r>
               <w:rPr>
-                <w:rStyle w:val="VerbatimChar"/>
+                <w:b/>
+                <w:bCs/>
               </w:rPr>
-              <w:t xml:space="preserve">"short"</w:t>
-            </w:r>
-            <w:r>
-              <w:t xml:space="preserve">/</w:t>
+              <w:t xml:space="preserve">“n of what?”</w:t>
+            </w:r>
+            <w:r>
+              <w:br/>
+            </w:r>
+            <w:r>
+              <w:t xml:space="preserve">n = 32 needles is true.</w:t>
+            </w:r>
+            <w:r>
+              <w:br/>
+            </w:r>
+            <w:r>
+              <w:t xml:space="preserve">n = 32</w:t>
+            </w:r>
+            <w:r>
+              <w:t xml:space="preserve"> </w:t>
             </w:r>
             <w:r>
               <w:rPr>
-                <w:rStyle w:val="VerbatimChar"/>
+                <w:i/>
+                <w:iCs/>
               </w:rPr>
-              <w:t xml:space="preserve">"medium"</w:t>
-            </w:r>
-            <w:r>
-              <w:t xml:space="preserve">/</w:t>
-            </w:r>
-            <w:r>
-              <w:rPr>
-                <w:rStyle w:val="VerbatimChar"/>
-              </w:rPr>
-              <w:t xml:space="preserve">"long"</w:t>
-            </w:r>
-            <w:r>
-              <w:t xml:space="preserve">) from Wrangling Your Data’s</w:t>
-            </w:r>
-            <w:r>
-              <w:t xml:space="preserve"> </w:t>
-            </w:r>
-            <w:r>
-              <w:rPr>
-                <w:rStyle w:val="VerbatimChar"/>
-              </w:rPr>
-              <w:t xml:space="preserve">case_when()</w:t>
-            </w:r>
-            <w:r>
-              <w:t xml:space="preserve">. How many rows will the summary have?</w:t>
+              <w:t xml:space="preserve">independent measurements of sun exposure</w:t>
+            </w:r>
+            <w:r>
+              <w:t xml:space="preserve"> </w:t>
+            </w:r>
+            <w:r>
+              <w:t xml:space="preserve">is not.</w:t>
             </w:r>
           </w:p>
           <w:p/>
         </w:tc>
       </w:tr>
     </w:tbl>
+    <w:bookmarkEnd w:id="96"/>
+    <w:bookmarkStart w:id="99" w:name="the-two-stage-summary-the-right-way"/>
+    <w:p>
+      <w:pPr>
+        <w:pStyle w:val="Heading2"/>
+      </w:pPr>
+      <w:r>
+        <w:t xml:space="preserve">The two-stage summary — the right way</w:t>
+      </w:r>
+    </w:p>
+    <w:p>
+      <w:pPr>
+        <w:pStyle w:val="FirstParagraph"/>
+      </w:pPr>
+      <w:r>
+        <w:rPr>
+          <w:b/>
+          <w:bCs/>
+        </w:rPr>
+        <w:t xml:space="preserve">Stage 1</w:t>
+      </w:r>
+      <w:r>
+        <w:t xml:space="preserve"> </w:t>
+      </w:r>
+      <w:r>
+        <w:t xml:space="preserve">— collapse each tree to one number:</w:t>
+      </w:r>
+    </w:p>
     <w:p>
       <w:pPr>
         <w:pStyle w:val="SourceCode"/>
@@ -11390,7 +12041,7 @@
         <w:rPr>
           <w:rStyle w:val="NormalTok"/>
         </w:rPr>
-        <w:t xml:space="preserve">size_class_stats_df </w:t>
+        <w:t xml:space="preserve">team_means_df </w:t>
       </w:r>
       <w:r>
         <w:rPr>
@@ -11423,7 +12074,34 @@
         <w:rPr>
           <w:rStyle w:val="FunctionTok"/>
         </w:rPr>
-        <w:t xml:space="preserve">mutate</w:t>
+        <w:t xml:space="preserve">group_by</w:t>
+      </w:r>
+      <w:r>
+        <w:rPr>
+          <w:rStyle w:val="NormalTok"/>
+        </w:rPr>
+        <w:t xml:space="preserve">(team, side) </w:t>
+      </w:r>
+      <w:r>
+        <w:rPr>
+          <w:rStyle w:val="SpecialCharTok"/>
+        </w:rPr>
+        <w:t xml:space="preserve">|&gt;</w:t>
+      </w:r>
+      <w:r>
+        <w:br/>
+      </w:r>
+      <w:r>
+        <w:rPr>
+          <w:rStyle w:val="NormalTok"/>
+        </w:rPr>
+        <w:t xml:space="preserve">  </w:t>
+      </w:r>
+      <w:r>
+        <w:rPr>
+          <w:rStyle w:val="FunctionTok"/>
+        </w:rPr>
+        <w:t xml:space="preserve">summarize</w:t>
       </w:r>
       <w:r>
         <w:rPr>
@@ -11432,19 +12110,208 @@
         <w:t xml:space="preserve">(</w:t>
       </w:r>
       <w:r>
+        <w:rPr>
+          <w:rStyle w:val="AttributeTok"/>
+        </w:rPr>
+        <w:t xml:space="preserve">team_mean_mm =</w:t>
+      </w:r>
+      <w:r>
+        <w:rPr>
+          <w:rStyle w:val="NormalTok"/>
+        </w:rPr>
+        <w:t xml:space="preserve"> </w:t>
+      </w:r>
+      <w:r>
+        <w:rPr>
+          <w:rStyle w:val="FunctionTok"/>
+        </w:rPr>
+        <w:t xml:space="preserve">mean</w:t>
+      </w:r>
+      <w:r>
+        <w:rPr>
+          <w:rStyle w:val="NormalTok"/>
+        </w:rPr>
+        <w:t xml:space="preserve">(needle_length_mm, </w:t>
+      </w:r>
+      <w:r>
+        <w:rPr>
+          <w:rStyle w:val="AttributeTok"/>
+        </w:rPr>
+        <w:t xml:space="preserve">na.rm =</w:t>
+      </w:r>
+      <w:r>
+        <w:rPr>
+          <w:rStyle w:val="NormalTok"/>
+        </w:rPr>
+        <w:t xml:space="preserve"> </w:t>
+      </w:r>
+      <w:r>
+        <w:rPr>
+          <w:rStyle w:val="ConstantTok"/>
+        </w:rPr>
+        <w:t xml:space="preserve">TRUE</w:t>
+      </w:r>
+      <w:r>
+        <w:rPr>
+          <w:rStyle w:val="NormalTok"/>
+        </w:rPr>
+        <w:t xml:space="preserve">),</w:t>
+      </w:r>
+      <w:r>
         <w:br/>
       </w:r>
       <w:r>
         <w:rPr>
           <w:rStyle w:val="NormalTok"/>
         </w:rPr>
+        <w:t xml:space="preserve">            </w:t>
+      </w:r>
+      <w:r>
+        <w:rPr>
+          <w:rStyle w:val="AttributeTok"/>
+        </w:rPr>
+        <w:t xml:space="preserve">.groups =</w:t>
+      </w:r>
+      <w:r>
+        <w:rPr>
+          <w:rStyle w:val="NormalTok"/>
+        </w:rPr>
+        <w:t xml:space="preserve"> </w:t>
+      </w:r>
+      <w:r>
+        <w:rPr>
+          <w:rStyle w:val="StringTok"/>
+        </w:rPr>
+        <w:t xml:space="preserve">"drop"</w:t>
+      </w:r>
+      <w:r>
+        <w:rPr>
+          <w:rStyle w:val="NormalTok"/>
+        </w:rPr>
+        <w:t xml:space="preserve">)</w:t>
+      </w:r>
+    </w:p>
+    <w:p>
+      <w:pPr>
+        <w:pStyle w:val="FirstParagraph"/>
+      </w:pPr>
+      <w:r>
+        <w:rPr>
+          <w:b/>
+          <w:bCs/>
+        </w:rPr>
+        <w:t xml:space="preserve">Stage 2</w:t>
+      </w:r>
+      <w:r>
+        <w:t xml:space="preserve"> </w:t>
+      </w:r>
+      <w:r>
+        <w:t xml:space="preserve">— now summarize</w:t>
+      </w:r>
+      <w:r>
+        <w:t xml:space="preserve"> </w:t>
+      </w:r>
+      <w:r>
+        <w:rPr>
+          <w:i/>
+          <w:iCs/>
+        </w:rPr>
+        <w:t xml:space="preserve">those</w:t>
+      </w:r>
+      <w:r>
+        <w:t xml:space="preserve">:</w:t>
+      </w:r>
+    </w:p>
+    <w:p>
+      <w:pPr>
+        <w:pStyle w:val="SourceCode"/>
+      </w:pPr>
+      <w:r>
+        <w:rPr>
+          <w:rStyle w:val="NormalTok"/>
+        </w:rPr>
+        <w:t xml:space="preserve">side_correct_df </w:t>
+      </w:r>
+      <w:r>
+        <w:rPr>
+          <w:rStyle w:val="OtherTok"/>
+        </w:rPr>
+        <w:t xml:space="preserve">&lt;-</w:t>
+      </w:r>
+      <w:r>
+        <w:rPr>
+          <w:rStyle w:val="NormalTok"/>
+        </w:rPr>
+        <w:t xml:space="preserve"> team_means_df </w:t>
+      </w:r>
+      <w:r>
+        <w:rPr>
+          <w:rStyle w:val="SpecialCharTok"/>
+        </w:rPr>
+        <w:t xml:space="preserve">|&gt;</w:t>
+      </w:r>
+      <w:r>
+        <w:br/>
+      </w:r>
+      <w:r>
+        <w:rPr>
+          <w:rStyle w:val="NormalTok"/>
+        </w:rPr>
+        <w:t xml:space="preserve">  </w:t>
+      </w:r>
+      <w:r>
+        <w:rPr>
+          <w:rStyle w:val="FunctionTok"/>
+        </w:rPr>
+        <w:t xml:space="preserve">group_by</w:t>
+      </w:r>
+      <w:r>
+        <w:rPr>
+          <w:rStyle w:val="NormalTok"/>
+        </w:rPr>
+        <w:t xml:space="preserve">(side) </w:t>
+      </w:r>
+      <w:r>
+        <w:rPr>
+          <w:rStyle w:val="SpecialCharTok"/>
+        </w:rPr>
+        <w:t xml:space="preserve">|&gt;</w:t>
+      </w:r>
+      <w:r>
+        <w:br/>
+      </w:r>
+      <w:r>
+        <w:rPr>
+          <w:rStyle w:val="NormalTok"/>
+        </w:rPr>
+        <w:t xml:space="preserve">  </w:t>
+      </w:r>
+      <w:r>
+        <w:rPr>
+          <w:rStyle w:val="FunctionTok"/>
+        </w:rPr>
+        <w:t xml:space="preserve">summarize</w:t>
+      </w:r>
+      <w:r>
+        <w:rPr>
+          <w:rStyle w:val="NormalTok"/>
+        </w:rPr>
+        <w:t xml:space="preserve">(</w:t>
+      </w:r>
+      <w:r>
+        <w:br/>
+      </w:r>
+      <w:r>
+        <w:rPr>
+          <w:rStyle w:val="NormalTok"/>
+        </w:rPr>
         <w:t xml:space="preserve">    </w:t>
       </w:r>
       <w:r>
         <w:rPr>
           <w:rStyle w:val="AttributeTok"/>
         </w:rPr>
-        <w:t xml:space="preserve">size_class =</w:t>
+        <w:t xml:space="preserve">n_trees =</w:t>
       </w:r>
       <w:r>
         <w:rPr>
@@ -11456,7 +12323,7 @@
         <w:rPr>
           <w:rStyle w:val="FunctionTok"/>
         </w:rPr>
-        <w:t xml:space="preserve">case_when</w:t>
+        <w:t xml:space="preserve">sum</w:t>
       </w:r>
       <w:r>
         <w:rPr>
@@ -11465,61 +12332,160 @@
         <w:t xml:space="preserve">(</w:t>
       </w:r>
       <w:r>
+        <w:rPr>
+          <w:rStyle w:val="SpecialCharTok"/>
+        </w:rPr>
+        <w:t xml:space="preserve">!</w:t>
+      </w:r>
+      <w:r>
+        <w:rPr>
+          <w:rStyle w:val="FunctionTok"/>
+        </w:rPr>
+        <w:t xml:space="preserve">is.na</w:t>
+      </w:r>
+      <w:r>
+        <w:rPr>
+          <w:rStyle w:val="NormalTok"/>
+        </w:rPr>
+        <w:t xml:space="preserve">(team_mean_mm)),</w:t>
+      </w:r>
+      <w:r>
         <w:br/>
       </w:r>
       <w:r>
         <w:rPr>
           <w:rStyle w:val="NormalTok"/>
         </w:rPr>
-        <w:t xml:space="preserve">      length_mm </w:t>
+        <w:t xml:space="preserve">    </w:t>
+      </w:r>
+      <w:r>
+        <w:rPr>
+          <w:rStyle w:val="AttributeTok"/>
+        </w:rPr>
+        <w:t xml:space="preserve">mean_mm =</w:t>
+      </w:r>
+      <w:r>
+        <w:rPr>
+          <w:rStyle w:val="NormalTok"/>
+        </w:rPr>
+        <w:t xml:space="preserve"> </w:t>
+      </w:r>
+      <w:r>
+        <w:rPr>
+          <w:rStyle w:val="FunctionTok"/>
+        </w:rPr>
+        <w:t xml:space="preserve">round</w:t>
+      </w:r>
+      <w:r>
+        <w:rPr>
+          <w:rStyle w:val="NormalTok"/>
+        </w:rPr>
+        <w:t xml:space="preserve">(</w:t>
+      </w:r>
+      <w:r>
+        <w:rPr>
+          <w:rStyle w:val="FunctionTok"/>
+        </w:rPr>
+        <w:t xml:space="preserve">mean</w:t>
+      </w:r>
+      <w:r>
+        <w:rPr>
+          <w:rStyle w:val="NormalTok"/>
+        </w:rPr>
+        <w:t xml:space="preserve">(team_mean_mm), </w:t>
+      </w:r>
+      <w:r>
+        <w:rPr>
+          <w:rStyle w:val="DecValTok"/>
+        </w:rPr>
+        <w:t xml:space="preserve">2</w:t>
+      </w:r>
+      <w:r>
+        <w:rPr>
+          <w:rStyle w:val="NormalTok"/>
+        </w:rPr>
+        <w:t xml:space="preserve">),</w:t>
+      </w:r>
+      <w:r>
+        <w:br/>
+      </w:r>
+      <w:r>
+        <w:rPr>
+          <w:rStyle w:val="NormalTok"/>
+        </w:rPr>
+        <w:t xml:space="preserve">    </w:t>
+      </w:r>
+      <w:r>
+        <w:rPr>
+          <w:rStyle w:val="AttributeTok"/>
+        </w:rPr>
+        <w:t xml:space="preserve">se_mm   =</w:t>
+      </w:r>
+      <w:r>
+        <w:rPr>
+          <w:rStyle w:val="NormalTok"/>
+        </w:rPr>
+        <w:t xml:space="preserve"> </w:t>
+      </w:r>
+      <w:r>
+        <w:rPr>
+          <w:rStyle w:val="FunctionTok"/>
+        </w:rPr>
+        <w:t xml:space="preserve">round</w:t>
+      </w:r>
+      <w:r>
+        <w:rPr>
+          <w:rStyle w:val="NormalTok"/>
+        </w:rPr>
+        <w:t xml:space="preserve">(</w:t>
+      </w:r>
+      <w:r>
+        <w:rPr>
+          <w:rStyle w:val="FunctionTok"/>
+        </w:rPr>
+        <w:t xml:space="preserve">sd</w:t>
+      </w:r>
+      <w:r>
+        <w:rPr>
+          <w:rStyle w:val="NormalTok"/>
+        </w:rPr>
+        <w:t xml:space="preserve">(team_mean_mm) </w:t>
       </w:r>
       <w:r>
         <w:rPr>
           <w:rStyle w:val="SpecialCharTok"/>
         </w:rPr>
-        <w:t xml:space="preserve">&lt;</w:t>
-      </w:r>
-      <w:r>
-        <w:rPr>
-          <w:rStyle w:val="NormalTok"/>
-        </w:rPr>
-        <w:t xml:space="preserve"> </w:t>
+        <w:t xml:space="preserve">/</w:t>
+      </w:r>
+      <w:r>
+        <w:rPr>
+          <w:rStyle w:val="NormalTok"/>
+        </w:rPr>
+        <w:t xml:space="preserve"> </w:t>
+      </w:r>
+      <w:r>
+        <w:rPr>
+          <w:rStyle w:val="FunctionTok"/>
+        </w:rPr>
+        <w:t xml:space="preserve">sqrt</w:t>
+      </w:r>
+      <w:r>
+        <w:rPr>
+          <w:rStyle w:val="NormalTok"/>
+        </w:rPr>
+        <w:t xml:space="preserve">(n_trees), </w:t>
       </w:r>
       <w:r>
         <w:rPr>
           <w:rStyle w:val="DecValTok"/>
         </w:rPr>
-        <w:t xml:space="preserve">16</w:t>
-      </w:r>
-      <w:r>
-        <w:rPr>
-          <w:rStyle w:val="NormalTok"/>
-        </w:rPr>
-        <w:t xml:space="preserve"> </w:t>
-      </w:r>
-      <w:r>
-        <w:rPr>
-          <w:rStyle w:val="SpecialCharTok"/>
-        </w:rPr>
-        <w:t xml:space="preserve">~</w:t>
-      </w:r>
-      <w:r>
-        <w:rPr>
-          <w:rStyle w:val="NormalTok"/>
-        </w:rPr>
-        <w:t xml:space="preserve"> </w:t>
-      </w:r>
-      <w:r>
-        <w:rPr>
-          <w:rStyle w:val="StringTok"/>
-        </w:rPr>
-        <w:t xml:space="preserve">"short"</w:t>
-      </w:r>
-      <w:r>
-        <w:rPr>
-          <w:rStyle w:val="NormalTok"/>
-        </w:rPr>
-        <w:t xml:space="preserve">,</w:t>
+        <w:t xml:space="preserve">2</w:t>
+      </w:r>
+      <w:r>
+        <w:rPr>
+          <w:rStyle w:val="NormalTok"/>
+        </w:rPr>
+        <w:t xml:space="preserve">)</w:t>
       </w:r>
       <w:r>
         <w:br/>
@@ -11528,480 +12494,66 @@
         <w:rPr>
           <w:rStyle w:val="NormalTok"/>
         </w:rPr>
-        <w:t xml:space="preserve">      length_mm </w:t>
-      </w:r>
-      <w:r>
-        <w:rPr>
-          <w:rStyle w:val="SpecialCharTok"/>
-        </w:rPr>
-        <w:t xml:space="preserve">&lt;</w:t>
-      </w:r>
-      <w:r>
-        <w:rPr>
-          <w:rStyle w:val="NormalTok"/>
-        </w:rPr>
-        <w:t xml:space="preserve"> </w:t>
-      </w:r>
-      <w:r>
-        <w:rPr>
-          <w:rStyle w:val="DecValTok"/>
-        </w:rPr>
-        <w:t xml:space="preserve">20</w:t>
-      </w:r>
-      <w:r>
-        <w:rPr>
-          <w:rStyle w:val="NormalTok"/>
-        </w:rPr>
-        <w:t xml:space="preserve"> </w:t>
-      </w:r>
-      <w:r>
-        <w:rPr>
-          <w:rStyle w:val="SpecialCharTok"/>
-        </w:rPr>
-        <w:t xml:space="preserve">~</w:t>
-      </w:r>
-      <w:r>
-        <w:rPr>
-          <w:rStyle w:val="NormalTok"/>
-        </w:rPr>
-        <w:t xml:space="preserve"> </w:t>
-      </w:r>
-      <w:r>
-        <w:rPr>
-          <w:rStyle w:val="StringTok"/>
-        </w:rPr>
-        <w:t xml:space="preserve">"medium"</w:t>
-      </w:r>
-      <w:r>
-        <w:rPr>
-          <w:rStyle w:val="NormalTok"/>
-        </w:rPr>
-        <w:t xml:space="preserve">,</w:t>
+        <w:t xml:space="preserve">  )</w:t>
       </w:r>
       <w:r>
         <w:br/>
       </w:r>
       <w:r>
-        <w:rPr>
-          <w:rStyle w:val="NormalTok"/>
-        </w:rPr>
-        <w:t xml:space="preserve">      </w:t>
-      </w:r>
-      <w:r>
-        <w:rPr>
-          <w:rStyle w:val="ConstantTok"/>
-        </w:rPr>
-        <w:t xml:space="preserve">TRUE</w:t>
-      </w:r>
-      <w:r>
-        <w:rPr>
-          <w:rStyle w:val="NormalTok"/>
-        </w:rPr>
-        <w:t xml:space="preserve">           </w:t>
-      </w:r>
-      <w:r>
-        <w:rPr>
-          <w:rStyle w:val="SpecialCharTok"/>
-        </w:rPr>
-        <w:t xml:space="preserve">~</w:t>
-      </w:r>
-      <w:r>
-        <w:rPr>
-          <w:rStyle w:val="NormalTok"/>
-        </w:rPr>
-        <w:t xml:space="preserve"> </w:t>
-      </w:r>
-      <w:r>
-        <w:rPr>
-          <w:rStyle w:val="StringTok"/>
-        </w:rPr>
-        <w:t xml:space="preserve">"long"</w:t>
-      </w:r>
-      <w:r>
         <w:br/>
       </w:r>
       <w:r>
         <w:rPr>
           <w:rStyle w:val="NormalTok"/>
         </w:rPr>
-        <w:t xml:space="preserve">    )</w:t>
+        <w:t xml:space="preserve">side_correct_df</w:t>
+      </w:r>
+    </w:p>
+    <w:p>
+      <w:pPr>
+        <w:pStyle w:val="SourceCode"/>
+      </w:pPr>
+      <w:r>
+        <w:rPr>
+          <w:rStyle w:val="VerbatimChar"/>
+        </w:rPr>
+        <w:t xml:space="preserve"># A tibble: 2 × 4</w:t>
       </w:r>
       <w:r>
         <w:br/>
       </w:r>
       <w:r>
         <w:rPr>
-          <w:rStyle w:val="NormalTok"/>
-        </w:rPr>
-        <w:t xml:space="preserve">  ) </w:t>
-      </w:r>
-      <w:r>
-        <w:rPr>
-          <w:rStyle w:val="SpecialCharTok"/>
-        </w:rPr>
-        <w:t xml:space="preserve">|&gt;</w:t>
+          <w:rStyle w:val="VerbatimChar"/>
+        </w:rPr>
+        <w:t xml:space="preserve">  side  n_trees mean_mm se_mm</w:t>
       </w:r>
       <w:r>
         <w:br/>
       </w:r>
       <w:r>
         <w:rPr>
-          <w:rStyle w:val="NormalTok"/>
-        </w:rPr>
-        <w:t xml:space="preserve">  </w:t>
-      </w:r>
-      <w:r>
-        <w:rPr>
-          <w:rStyle w:val="FunctionTok"/>
-        </w:rPr>
-        <w:t xml:space="preserve">group_by</w:t>
-      </w:r>
-      <w:r>
-        <w:rPr>
-          <w:rStyle w:val="NormalTok"/>
-        </w:rPr>
-        <w:t xml:space="preserve">(size_class) </w:t>
-      </w:r>
-      <w:r>
-        <w:rPr>
-          <w:rStyle w:val="SpecialCharTok"/>
-        </w:rPr>
-        <w:t xml:space="preserve">|&gt;</w:t>
+          <w:rStyle w:val="VerbatimChar"/>
+        </w:rPr>
+        <w:t xml:space="preserve">  &lt;chr&gt;   &lt;int&gt;   &lt;dbl&gt; &lt;dbl&gt;</w:t>
       </w:r>
       <w:r>
         <w:br/>
       </w:r>
       <w:r>
         <w:rPr>
-          <w:rStyle w:val="NormalTok"/>
-        </w:rPr>
-        <w:t xml:space="preserve">  </w:t>
-      </w:r>
-      <w:r>
-        <w:rPr>
-          <w:rStyle w:val="FunctionTok"/>
-        </w:rPr>
-        <w:t xml:space="preserve">summarize</w:t>
-      </w:r>
-      <w:r>
-        <w:rPr>
-          <w:rStyle w:val="NormalTok"/>
-        </w:rPr>
-        <w:t xml:space="preserve">(</w:t>
+          <w:rStyle w:val="VerbatimChar"/>
+        </w:rPr>
+        <w:t xml:space="preserve">1 shady       4    14.1  1.01</w:t>
       </w:r>
       <w:r>
         <w:br/>
       </w:r>
       <w:r>
         <w:rPr>
-          <w:rStyle w:val="NormalTok"/>
-        </w:rPr>
-        <w:t xml:space="preserve">    </w:t>
-      </w:r>
-      <w:r>
-        <w:rPr>
-          <w:rStyle w:val="AttributeTok"/>
-        </w:rPr>
-        <w:t xml:space="preserve">n       =</w:t>
-      </w:r>
-      <w:r>
-        <w:rPr>
-          <w:rStyle w:val="NormalTok"/>
-        </w:rPr>
-        <w:t xml:space="preserve"> </w:t>
-      </w:r>
-      <w:r>
-        <w:rPr>
-          <w:rStyle w:val="FunctionTok"/>
-        </w:rPr>
-        <w:t xml:space="preserve">sum</w:t>
-      </w:r>
-      <w:r>
-        <w:rPr>
-          <w:rStyle w:val="NormalTok"/>
-        </w:rPr>
-        <w:t xml:space="preserve">(</w:t>
-      </w:r>
-      <w:r>
-        <w:rPr>
-          <w:rStyle w:val="SpecialCharTok"/>
-        </w:rPr>
-        <w:t xml:space="preserve">!</w:t>
-      </w:r>
-      <w:r>
-        <w:rPr>
-          <w:rStyle w:val="FunctionTok"/>
-        </w:rPr>
-        <w:t xml:space="preserve">is.na</w:t>
-      </w:r>
-      <w:r>
-        <w:rPr>
-          <w:rStyle w:val="NormalTok"/>
-        </w:rPr>
-        <w:t xml:space="preserve">(length_mm)),</w:t>
-      </w:r>
-      <w:r>
-        <w:br/>
-      </w:r>
-      <w:r>
-        <w:rPr>
-          <w:rStyle w:val="NormalTok"/>
-        </w:rPr>
-        <w:t xml:space="preserve">    </w:t>
-      </w:r>
-      <w:r>
-        <w:rPr>
-          <w:rStyle w:val="AttributeTok"/>
-        </w:rPr>
-        <w:t xml:space="preserve">mean_mm =</w:t>
-      </w:r>
-      <w:r>
-        <w:rPr>
-          <w:rStyle w:val="NormalTok"/>
-        </w:rPr>
-        <w:t xml:space="preserve"> </w:t>
-      </w:r>
-      <w:r>
-        <w:rPr>
-          <w:rStyle w:val="FunctionTok"/>
-        </w:rPr>
-        <w:t xml:space="preserve">round</w:t>
-      </w:r>
-      <w:r>
-        <w:rPr>
-          <w:rStyle w:val="NormalTok"/>
-        </w:rPr>
-        <w:t xml:space="preserve">(</w:t>
-      </w:r>
-      <w:r>
-        <w:rPr>
-          <w:rStyle w:val="FunctionTok"/>
-        </w:rPr>
-        <w:t xml:space="preserve">mean</w:t>
-      </w:r>
-      <w:r>
-        <w:rPr>
-          <w:rStyle w:val="NormalTok"/>
-        </w:rPr>
-        <w:t xml:space="preserve">(length_mm, </w:t>
-      </w:r>
-      <w:r>
-        <w:rPr>
-          <w:rStyle w:val="AttributeTok"/>
-        </w:rPr>
-        <w:t xml:space="preserve">na.rm =</w:t>
-      </w:r>
-      <w:r>
-        <w:rPr>
-          <w:rStyle w:val="NormalTok"/>
-        </w:rPr>
-        <w:t xml:space="preserve"> </w:t>
-      </w:r>
-      <w:r>
-        <w:rPr>
-          <w:rStyle w:val="ConstantTok"/>
-        </w:rPr>
-        <w:t xml:space="preserve">TRUE</w:t>
-      </w:r>
-      <w:r>
-        <w:rPr>
-          <w:rStyle w:val="NormalTok"/>
-        </w:rPr>
-        <w:t xml:space="preserve">), </w:t>
-      </w:r>
-      <w:r>
-        <w:rPr>
-          <w:rStyle w:val="DecValTok"/>
-        </w:rPr>
-        <w:t xml:space="preserve">2</w:t>
-      </w:r>
-      <w:r>
-        <w:rPr>
-          <w:rStyle w:val="NormalTok"/>
-        </w:rPr>
-        <w:t xml:space="preserve">),</w:t>
-      </w:r>
-      <w:r>
-        <w:br/>
-      </w:r>
-      <w:r>
-        <w:rPr>
-          <w:rStyle w:val="NormalTok"/>
-        </w:rPr>
-        <w:t xml:space="preserve">    </w:t>
-      </w:r>
-      <w:r>
-        <w:rPr>
-          <w:rStyle w:val="AttributeTok"/>
-        </w:rPr>
-        <w:t xml:space="preserve">se_mm   =</w:t>
-      </w:r>
-      <w:r>
-        <w:rPr>
-          <w:rStyle w:val="NormalTok"/>
-        </w:rPr>
-        <w:t xml:space="preserve"> </w:t>
-      </w:r>
-      <w:r>
-        <w:rPr>
-          <w:rStyle w:val="FunctionTok"/>
-        </w:rPr>
-        <w:t xml:space="preserve">round</w:t>
-      </w:r>
-      <w:r>
-        <w:rPr>
-          <w:rStyle w:val="NormalTok"/>
-        </w:rPr>
-        <w:t xml:space="preserve">(</w:t>
-      </w:r>
-      <w:r>
-        <w:rPr>
-          <w:rStyle w:val="FunctionTok"/>
-        </w:rPr>
-        <w:t xml:space="preserve">sd</w:t>
-      </w:r>
-      <w:r>
-        <w:rPr>
-          <w:rStyle w:val="NormalTok"/>
-        </w:rPr>
-        <w:t xml:space="preserve">(length_mm, </w:t>
-      </w:r>
-      <w:r>
-        <w:rPr>
-          <w:rStyle w:val="AttributeTok"/>
-        </w:rPr>
-        <w:t xml:space="preserve">na.rm =</w:t>
-      </w:r>
-      <w:r>
-        <w:rPr>
-          <w:rStyle w:val="NormalTok"/>
-        </w:rPr>
-        <w:t xml:space="preserve"> </w:t>
-      </w:r>
-      <w:r>
-        <w:rPr>
-          <w:rStyle w:val="ConstantTok"/>
-        </w:rPr>
-        <w:t xml:space="preserve">TRUE</w:t>
-      </w:r>
-      <w:r>
-        <w:rPr>
-          <w:rStyle w:val="NormalTok"/>
-        </w:rPr>
-        <w:t xml:space="preserve">) </w:t>
-      </w:r>
-      <w:r>
-        <w:rPr>
-          <w:rStyle w:val="SpecialCharTok"/>
-        </w:rPr>
-        <w:t xml:space="preserve">/</w:t>
-      </w:r>
-      <w:r>
-        <w:rPr>
-          <w:rStyle w:val="NormalTok"/>
-        </w:rPr>
-        <w:t xml:space="preserve"> </w:t>
-      </w:r>
-      <w:r>
-        <w:rPr>
-          <w:rStyle w:val="FunctionTok"/>
-        </w:rPr>
-        <w:t xml:space="preserve">sqrt</w:t>
-      </w:r>
-      <w:r>
-        <w:rPr>
-          <w:rStyle w:val="NormalTok"/>
-        </w:rPr>
-        <w:t xml:space="preserve">(n), </w:t>
-      </w:r>
-      <w:r>
-        <w:rPr>
-          <w:rStyle w:val="DecValTok"/>
-        </w:rPr>
-        <w:t xml:space="preserve">2</w:t>
-      </w:r>
-      <w:r>
-        <w:rPr>
-          <w:rStyle w:val="NormalTok"/>
-        </w:rPr>
-        <w:t xml:space="preserve">)</w:t>
-      </w:r>
-      <w:r>
-        <w:br/>
-      </w:r>
-      <w:r>
-        <w:rPr>
-          <w:rStyle w:val="NormalTok"/>
-        </w:rPr>
-        <w:t xml:space="preserve">  )</w:t>
-      </w:r>
-      <w:r>
-        <w:br/>
-      </w:r>
-      <w:r>
-        <w:br/>
-      </w:r>
-      <w:r>
-        <w:rPr>
-          <w:rStyle w:val="NormalTok"/>
-        </w:rPr>
-        <w:t xml:space="preserve">size_class_stats_df</w:t>
-      </w:r>
-    </w:p>
-    <w:p>
-      <w:pPr>
-        <w:pStyle w:val="SourceCode"/>
-      </w:pPr>
-      <w:r>
-        <w:rPr>
           <w:rStyle w:val="VerbatimChar"/>
         </w:rPr>
-        <w:t xml:space="preserve"># A tibble: 3 × 4</w:t>
-      </w:r>
-      <w:r>
-        <w:br/>
-      </w:r>
-      <w:r>
-        <w:rPr>
-          <w:rStyle w:val="VerbatimChar"/>
-        </w:rPr>
-        <w:t xml:space="preserve">  size_class     n mean_mm se_mm</w:t>
-      </w:r>
-      <w:r>
-        <w:br/>
-      </w:r>
-      <w:r>
-        <w:rPr>
-          <w:rStyle w:val="VerbatimChar"/>
-        </w:rPr>
-        <w:t xml:space="preserve">  &lt;chr&gt;      &lt;int&gt;   &lt;dbl&gt; &lt;dbl&gt;</w:t>
-      </w:r>
-      <w:r>
-        <w:br/>
-      </w:r>
-      <w:r>
-        <w:rPr>
-          <w:rStyle w:val="VerbatimChar"/>
-        </w:rPr>
-        <w:t xml:space="preserve">1 long          16    21.8  0.42</w:t>
-      </w:r>
-      <w:r>
-        <w:br/>
-      </w:r>
-      <w:r>
-        <w:rPr>
-          <w:rStyle w:val="VerbatimChar"/>
-        </w:rPr>
-        <w:t xml:space="preserve">2 medium        17    17.3  0.28</w:t>
-      </w:r>
-      <w:r>
-        <w:br/>
-      </w:r>
-      <w:r>
-        <w:rPr>
-          <w:rStyle w:val="VerbatimChar"/>
-        </w:rPr>
-        <w:t xml:space="preserve">3 short         15    13.7  0.3 </w:t>
+        <w:t xml:space="preserve">2 sunny       4    15.2  0.79</w:t>
       </w:r>
     </w:p>
     <w:tbl>
@@ -12045,12 +12597,12 @@
                 <wp:inline>
                   <wp:extent cx="152400" cy="152400"/>
                   <wp:effectExtent b="0" l="0" r="0" t="0"/>
-                  <wp:docPr descr="" title="" id="91" name="Picture"/>
+                  <wp:docPr descr="" title="" id="97" name="Picture"/>
                   <a:graphic>
                     <a:graphicData uri="http://schemas.openxmlformats.org/drawingml/2006/picture">
                       <pic:pic>
                         <pic:nvPicPr>
-                          <pic:cNvPr descr="/Applications/Positron.app/Contents/Resources/app/quarto/share/formats/docx/note.png" id="92" name="Picture"/>
+                          <pic:cNvPr descr="/Applications/Positron.app/Contents/Resources/app/quarto/share/formats/docx/note.png" id="98" name="Picture"/>
                           <pic:cNvPicPr>
                             <a:picLocks noChangeArrowheads="1" noChangeAspect="1"/>
                           </pic:cNvPicPr>
@@ -12117,31 +12669,13 @@
                 <w:b/>
                 <w:bCs/>
               </w:rPr>
-              <w:t xml:space="preserve">✅ Key idea</w:t>
+              <w:t xml:space="preserve">✅ The pattern</w:t>
             </w:r>
           </w:p>
           <w:p>
             <w:pPr>
               <w:pStyle w:val="BodyText"/>
             </w:pPr>
-            <w:pPr>
-              <w:spacing w:after="16"/>
-            </w:pPr>
-            <w:r>
-              <w:rPr>
-                <w:rStyle w:val="VerbatimChar"/>
-              </w:rPr>
-              <w:t xml:space="preserve">mutate()</w:t>
-            </w:r>
-            <w:r>
-              <w:t xml:space="preserve"> </w:t>
-            </w:r>
-            <w:r>
-              <w:t xml:space="preserve">and</w:t>
-            </w:r>
-            <w:r>
-              <w:t xml:space="preserve"> </w:t>
-            </w:r>
             <w:r>
               <w:rPr>
                 <w:rStyle w:val="VerbatimChar"/>
@@ -12167,343 +12701,250 @@
               <w:t xml:space="preserve"> </w:t>
             </w:r>
             <w:r>
-              <w:t xml:space="preserve">chain together like any other verbs — you don’t need to save the</w:t>
-            </w:r>
-            <w:r>
-              <w:t xml:space="preserve"> </w:t>
-            </w:r>
-            <w:r>
               <w:rPr>
-                <w:rStyle w:val="VerbatimChar"/>
+                <w:b/>
+                <w:bCs/>
               </w:rPr>
-              <w:t xml:space="preserve">case_when()</w:t>
-            </w:r>
-            <w:r>
-              <w:t xml:space="preserve"> </w:t>
-            </w:r>
-            <w:r>
-              <w:t xml:space="preserve">column separately first. This is the wrangling → describing pipeline in one block.</w:t>
+              <w:t xml:space="preserve">twice</w:t>
+            </w:r>
+            <w:r>
+              <w:t xml:space="preserve">: once to get down to the unit you actually replicated, once to describe those units.</w:t>
+            </w:r>
+          </w:p>
+          <w:p>
+            <w:pPr>
+              <w:pStyle w:val="BodyText"/>
+            </w:pPr>
+            <w:pPr>
+              <w:spacing w:after="16"/>
+            </w:pPr>
+            <w:r>
+              <w:t xml:space="preserve">You will use this pattern for the rest of the course.</w:t>
             </w:r>
           </w:p>
           <w:p/>
         </w:tc>
       </w:tr>
     </w:tbl>
-    <w:bookmarkEnd w:id="93"/>
-    <w:bookmarkStart w:id="98" w:name="wrap-up"/>
+    <w:bookmarkEnd w:id="99"/>
+    <w:bookmarkStart w:id="104" w:name="what-changed-and-what-didnt"/>
     <w:p>
       <w:pPr>
         <w:pStyle w:val="Heading2"/>
       </w:pPr>
       <w:r>
-        <w:t xml:space="preserve">Wrap-up</w:t>
-      </w:r>
-    </w:p>
-    <w:p>
-      <w:pPr>
-        <w:pStyle w:val="FirstParagraph"/>
-      </w:pPr>
-      <w:r>
-        <w:t xml:space="preserve">Today you:</w:t>
-      </w:r>
-    </w:p>
-    <w:p>
-      <w:pPr>
-        <w:pStyle w:val="Compact"/>
-        <w:numPr>
-          <w:ilvl w:val="0"/>
-          <w:numId w:val="1019"/>
-        </w:numPr>
-      </w:pPr>
-      <w:r>
-        <w:t xml:space="preserve">Computed</w:t>
-      </w:r>
-      <w:r>
-        <w:t xml:space="preserve"> </w:t>
-      </w:r>
-      <w:r>
-        <w:rPr>
-          <w:b/>
-          <w:bCs/>
-        </w:rPr>
-        <w:t xml:space="preserve">mean</w:t>
-      </w:r>
-      <w:r>
-        <w:t xml:space="preserve"> </w:t>
-      </w:r>
-      <w:r>
-        <w:t xml:space="preserve">and</w:t>
-      </w:r>
-      <w:r>
-        <w:t xml:space="preserve"> </w:t>
-      </w:r>
-      <w:r>
-        <w:rPr>
-          <w:b/>
-          <w:bCs/>
-        </w:rPr>
-        <w:t xml:space="preserve">median</w:t>
-      </w:r>
-      <w:r>
-        <w:t xml:space="preserve">, and know why they can disagree</w:t>
-      </w:r>
-    </w:p>
-    <w:p>
-      <w:pPr>
-        <w:pStyle w:val="Compact"/>
-        <w:numPr>
-          <w:ilvl w:val="0"/>
-          <w:numId w:val="1019"/>
-        </w:numPr>
-      </w:pPr>
-      <w:r>
-        <w:t xml:space="preserve">Computed</w:t>
-      </w:r>
-      <w:r>
-        <w:t xml:space="preserve"> </w:t>
-      </w:r>
-      <w:r>
-        <w:rPr>
-          <w:b/>
-          <w:bCs/>
-        </w:rPr>
-        <w:t xml:space="preserve">variance</w:t>
-      </w:r>
-      <w:r>
-        <w:t xml:space="preserve"> </w:t>
-      </w:r>
-      <w:r>
-        <w:t xml:space="preserve">and</w:t>
-      </w:r>
-      <w:r>
-        <w:t xml:space="preserve"> </w:t>
-      </w:r>
-      <w:r>
-        <w:rPr>
-          <w:b/>
-          <w:bCs/>
-        </w:rPr>
-        <w:t xml:space="preserve">SD</w:t>
-      </w:r>
-      <w:r>
-        <w:t xml:space="preserve"> </w:t>
-      </w:r>
-      <w:r>
-        <w:t xml:space="preserve">by hand, with real formulas</w:t>
-      </w:r>
-    </w:p>
-    <w:p>
-      <w:pPr>
-        <w:pStyle w:val="Compact"/>
-        <w:numPr>
-          <w:ilvl w:val="0"/>
-          <w:numId w:val="1019"/>
-        </w:numPr>
-      </w:pPr>
-      <w:r>
-        <w:t xml:space="preserve">Computed</w:t>
-      </w:r>
-      <w:r>
-        <w:t xml:space="preserve"> </w:t>
-      </w:r>
-      <w:r>
-        <w:rPr>
-          <w:b/>
-          <w:bCs/>
-        </w:rPr>
-        <w:t xml:space="preserve">quantiles</w:t>
-      </w:r>
-      <w:r>
-        <w:t xml:space="preserve">,</w:t>
-      </w:r>
-      <w:r>
-        <w:t xml:space="preserve"> </w:t>
-      </w:r>
-      <w:r>
-        <w:rPr>
-          <w:b/>
-          <w:bCs/>
-        </w:rPr>
-        <w:t xml:space="preserve">range</w:t>
-      </w:r>
-      <w:r>
-        <w:t xml:space="preserve">, and</w:t>
-      </w:r>
-      <w:r>
-        <w:t xml:space="preserve"> </w:t>
-      </w:r>
-      <w:r>
-        <w:rPr>
-          <w:b/>
-          <w:bCs/>
-        </w:rPr>
-        <w:t xml:space="preserve">IQR</w:t>
-      </w:r>
-      <w:r>
-        <w:t xml:space="preserve"> </w:t>
-      </w:r>
-      <w:r>
-        <w:t xml:space="preserve">— and saw the IQR is literally the boxplot’s box</w:t>
-      </w:r>
-    </w:p>
-    <w:p>
-      <w:pPr>
-        <w:pStyle w:val="Compact"/>
-        <w:numPr>
-          <w:ilvl w:val="0"/>
-          <w:numId w:val="1019"/>
-        </w:numPr>
-      </w:pPr>
-      <w:r>
-        <w:t xml:space="preserve">Found the</w:t>
-      </w:r>
-      <w:r>
-        <w:t xml:space="preserve"> </w:t>
-      </w:r>
-      <w:r>
-        <w:rPr>
-          <w:rStyle w:val="VerbatimChar"/>
-          <w:b/>
-          <w:bCs/>
-        </w:rPr>
-        <w:t xml:space="preserve">length()</w:t>
-      </w:r>
-      <w:r>
-        <w:rPr>
-          <w:b/>
-          <w:bCs/>
-        </w:rPr>
-        <w:t xml:space="preserve"> </w:t>
-      </w:r>
-      <w:r>
-        <w:rPr>
-          <w:b/>
-          <w:bCs/>
-        </w:rPr>
-        <w:t xml:space="preserve">trap</w:t>
-      </w:r>
-      <w:r>
-        <w:t xml:space="preserve"> </w:t>
-      </w:r>
-      <w:r>
-        <w:t xml:space="preserve">and fixed it with</w:t>
-      </w:r>
-      <w:r>
-        <w:t xml:space="preserve"> </w:t>
-      </w:r>
-      <w:r>
-        <w:rPr>
-          <w:rStyle w:val="VerbatimChar"/>
-        </w:rPr>
-        <w:t xml:space="preserve">sum(!is.na())</w:t>
-      </w:r>
-    </w:p>
-    <w:p>
-      <w:pPr>
-        <w:pStyle w:val="Compact"/>
-        <w:numPr>
-          <w:ilvl w:val="0"/>
-          <w:numId w:val="1019"/>
-        </w:numPr>
-      </w:pPr>
-      <w:r>
-        <w:t xml:space="preserve">Computed</w:t>
-      </w:r>
-      <w:r>
-        <w:t xml:space="preserve"> </w:t>
-      </w:r>
-      <w:r>
-        <w:rPr>
-          <w:b/>
-          <w:bCs/>
-        </w:rPr>
-        <w:t xml:space="preserve">SE</w:t>
-      </w:r>
-      <w:r>
-        <w:t xml:space="preserve"> </w:t>
-      </w:r>
-      <w:r>
-        <w:t xml:space="preserve">and know how it differs from SD</w:t>
-      </w:r>
-    </w:p>
-    <w:p>
-      <w:pPr>
-        <w:pStyle w:val="Compact"/>
-        <w:numPr>
-          <w:ilvl w:val="0"/>
-          <w:numId w:val="1019"/>
-        </w:numPr>
-      </w:pPr>
-      <w:r>
-        <w:t xml:space="preserve">Got a fast full-dataset overview with</w:t>
-      </w:r>
-      <w:r>
-        <w:t xml:space="preserve"> </w:t>
-      </w:r>
-      <w:r>
-        <w:rPr>
-          <w:rStyle w:val="VerbatimChar"/>
-          <w:b/>
-          <w:bCs/>
-        </w:rPr>
-        <w:t xml:space="preserve">skimr::skim()</w:t>
-      </w:r>
-    </w:p>
-    <w:p>
-      <w:pPr>
-        <w:pStyle w:val="Compact"/>
-        <w:numPr>
-          <w:ilvl w:val="0"/>
-          <w:numId w:val="1019"/>
-        </w:numPr>
-      </w:pPr>
-      <w:r>
-        <w:t xml:space="preserve">Used</w:t>
-      </w:r>
-      <w:r>
-        <w:t xml:space="preserve"> </w:t>
-      </w:r>
-      <w:r>
-        <w:rPr>
-          <w:rStyle w:val="VerbatimChar"/>
-        </w:rPr>
-        <w:t xml:space="preserve">group_by()</w:t>
-      </w:r>
-      <w:r>
-        <w:t xml:space="preserve"> </w:t>
-      </w:r>
-      <w:r>
-        <w:t xml:space="preserve">+</w:t>
-      </w:r>
-      <w:r>
-        <w:t xml:space="preserve"> </w:t>
-      </w:r>
-      <w:r>
-        <w:rPr>
-          <w:rStyle w:val="VerbatimChar"/>
-        </w:rPr>
-        <w:t xml:space="preserve">summarize()</w:t>
-      </w:r>
-      <w:r>
-        <w:t xml:space="preserve"> </w:t>
-      </w:r>
-      <w:r>
-        <w:t xml:space="preserve">to get every group’s stats in one table — including the</w:t>
-      </w:r>
-      <w:r>
-        <w:t xml:space="preserve"> </w:t>
-      </w:r>
-      <w:r>
-        <w:rPr>
-          <w:rStyle w:val="VerbatimChar"/>
-        </w:rPr>
-        <w:t xml:space="preserve">case_when()</w:t>
-      </w:r>
-      <w:r>
-        <w:t xml:space="preserve"> </w:t>
-      </w:r>
-      <w:r>
-        <w:t xml:space="preserve">categories from Wrangling Your Data</w:t>
+        <w:t xml:space="preserve">What changed, and what didn’t</w:t>
+      </w:r>
+    </w:p>
+    <w:tbl>
+      <w:tblPr>
+        <w:tblStyle w:val="Table"/>
+        <w:tblW w:type="auto" w:w="0"/>
+        <w:tblLook w:firstRow="1" w:lastRow="0" w:firstColumn="0" w:lastColumn="0" w:noHBand="0" w:noVBand="0" w:val="0020"/>
+      </w:tblPr>
+      <w:tblGrid>
+        <w:gridCol w:w="2640"/>
+        <w:gridCol w:w="2640"/>
+        <w:gridCol w:w="2640"/>
+      </w:tblGrid>
+      <w:tr>
+        <w:trPr>
+          <w:tblHeader w:val="on"/>
+        </w:trPr>
+        <w:tc>
+          <w:tcPr/>
+          <w:p>
+            <w:pPr>
+              <w:pStyle w:val="Compact"/>
+            </w:pPr>
+          </w:p>
+        </w:tc>
+        <w:tc>
+          <w:tcPr/>
+          <w:p>
+            <w:pPr>
+              <w:pStyle w:val="Compact"/>
+            </w:pPr>
+            <w:r>
+              <w:t xml:space="preserve">naive (n = 32 needles)</w:t>
+            </w:r>
+          </w:p>
+        </w:tc>
+        <w:tc>
+          <w:tcPr/>
+          <w:p>
+            <w:pPr>
+              <w:pStyle w:val="Compact"/>
+            </w:pPr>
+            <w:r>
+              <w:t xml:space="preserve">correct (n = 4 trees)</w:t>
+            </w:r>
+          </w:p>
+        </w:tc>
+      </w:tr>
+      <w:tr>
+        <w:tc>
+          <w:tcPr/>
+          <w:p>
+            <w:pPr>
+              <w:pStyle w:val="Compact"/>
+            </w:pPr>
+            <w:r>
+              <w:t xml:space="preserve">mean, shady</w:t>
+            </w:r>
+          </w:p>
+        </w:tc>
+        <w:tc>
+          <w:tcPr/>
+          <w:p>
+            <w:pPr>
+              <w:pStyle w:val="Compact"/>
+            </w:pPr>
+            <w:r>
+              <w:t xml:space="preserve">14.12</w:t>
+            </w:r>
+          </w:p>
+        </w:tc>
+        <w:tc>
+          <w:tcPr/>
+          <w:p>
+            <w:pPr>
+              <w:pStyle w:val="Compact"/>
+            </w:pPr>
+            <w:r>
+              <w:rPr>
+                <w:b/>
+                <w:bCs/>
+              </w:rPr>
+              <w:t xml:space="preserve">14.12</w:t>
+            </w:r>
+          </w:p>
+        </w:tc>
+      </w:tr>
+      <w:tr>
+        <w:tc>
+          <w:tcPr/>
+          <w:p>
+            <w:pPr>
+              <w:pStyle w:val="Compact"/>
+            </w:pPr>
+            <w:r>
+              <w:t xml:space="preserve">mean, sunny</w:t>
+            </w:r>
+          </w:p>
+        </w:tc>
+        <w:tc>
+          <w:tcPr/>
+          <w:p>
+            <w:pPr>
+              <w:pStyle w:val="Compact"/>
+            </w:pPr>
+            <w:r>
+              <w:t xml:space="preserve">15.21</w:t>
+            </w:r>
+          </w:p>
+        </w:tc>
+        <w:tc>
+          <w:tcPr/>
+          <w:p>
+            <w:pPr>
+              <w:pStyle w:val="Compact"/>
+            </w:pPr>
+            <w:r>
+              <w:rPr>
+                <w:b/>
+                <w:bCs/>
+              </w:rPr>
+              <w:t xml:space="preserve">15.21</w:t>
+            </w:r>
+          </w:p>
+        </w:tc>
+      </w:tr>
+      <w:tr>
+        <w:tc>
+          <w:tcPr/>
+          <w:p>
+            <w:pPr>
+              <w:pStyle w:val="Compact"/>
+            </w:pPr>
+            <w:r>
+              <w:t xml:space="preserve">SE, shady</w:t>
+            </w:r>
+          </w:p>
+        </w:tc>
+        <w:tc>
+          <w:tcPr/>
+          <w:p>
+            <w:pPr>
+              <w:pStyle w:val="Compact"/>
+            </w:pPr>
+            <w:r>
+              <w:t xml:space="preserve">0.49</w:t>
+            </w:r>
+          </w:p>
+        </w:tc>
+        <w:tc>
+          <w:tcPr/>
+          <w:p>
+            <w:pPr>
+              <w:pStyle w:val="Compact"/>
+            </w:pPr>
+            <w:r>
+              <w:rPr>
+                <w:b/>
+                <w:bCs/>
+              </w:rPr>
+              <w:t xml:space="preserve">1.01</w:t>
+            </w:r>
+          </w:p>
+        </w:tc>
+      </w:tr>
+      <w:tr>
+        <w:tc>
+          <w:tcPr/>
+          <w:p>
+            <w:pPr>
+              <w:pStyle w:val="Compact"/>
+            </w:pPr>
+            <w:r>
+              <w:t xml:space="preserve">SE, sunny</w:t>
+            </w:r>
+          </w:p>
+        </w:tc>
+        <w:tc>
+          <w:tcPr/>
+          <w:p>
+            <w:pPr>
+              <w:pStyle w:val="Compact"/>
+            </w:pPr>
+            <w:r>
+              <w:t xml:space="preserve">0.46</w:t>
+            </w:r>
+          </w:p>
+        </w:tc>
+        <w:tc>
+          <w:tcPr/>
+          <w:p>
+            <w:pPr>
+              <w:pStyle w:val="Compact"/>
+            </w:pPr>
+            <w:r>
+              <w:rPr>
+                <w:b/>
+                <w:bCs/>
+              </w:rPr>
+              <w:t xml:space="preserve">0.79</w:t>
+            </w:r>
+          </w:p>
+        </w:tc>
+      </w:tr>
+    </w:tbl>
+    <w:p>
+      <w:pPr>
+        <w:pStyle w:val="BodyText"/>
+      </w:pPr>
+      <w:r>
+        <w:t xml:space="preserve"> </w:t>
       </w:r>
     </w:p>
     <w:tbl>
@@ -12511,10 +12952,10 @@
         <w:tblStyle w:val="Table"/>
         <w:tblLook w:firstRow="0" w:lastRow="0" w:firstColumn="0" w:lastColumn="0" w:noHBand="0" w:noVBand="0" w:val="0000"/>
         <w:tblBorders>
-          <w:top w:val="single" w:sz="4" w:space="0" w:color="00A047"/>
-          <w:left w:val="single" w:sz="24" w:space="0" w:color="00A047"/>
-          <w:bottom w:val="single" w:sz="4" w:space="0" w:color="00A047"/>
-          <w:right w:val="single" w:sz="4" w:space="0" w:color="00A047"/>
+          <w:top w:val="single" w:sz="4" w:space="0" w:color="CC1914"/>
+          <w:left w:val="single" w:sz="24" w:space="0" w:color="CC1914"/>
+          <w:bottom w:val="single" w:sz="4" w:space="0" w:color="CC1914"/>
+          <w:right w:val="single" w:sz="4" w:space="0" w:color="CC1914"/>
         </w:tblBorders>
         <w:tblCellMar>
           <w:left w:w="144" w:type="dxa"/>
@@ -12528,7 +12969,7 @@
         </w:trPr>
         <w:tc>
           <w:tcPr>
-            <w:shd w:color="auto" w:fill="ccf1e3" w:val="clear"/>
+            <w:shd w:color="auto" w:fill="f7dddc" w:val="clear"/>
             <w:tcMar>
               <w:top w:w="92" w:type="dxa"/>
               <w:bottom w:w="92" w:type="dxa"/>
@@ -12536,7 +12977,7 @@
           </w:tcPr>
           <w:p>
             <w:pPr>
-              <w:pStyle w:val="FirstParagraph"/>
+              <w:pStyle w:val="BodyText"/>
             </w:pPr>
             <w:pPr>
               <w:spacing w:before="0" w:after="0"/>
@@ -12547,18 +12988,18 @@
                 <wp:inline>
                   <wp:extent cx="152400" cy="152400"/>
                   <wp:effectExtent b="0" l="0" r="0" t="0"/>
-                  <wp:docPr descr="" title="" id="94" name="Picture"/>
+                  <wp:docPr descr="" title="" id="100" name="Picture"/>
                   <a:graphic>
                     <a:graphicData uri="http://schemas.openxmlformats.org/drawingml/2006/picture">
                       <pic:pic>
                         <pic:nvPicPr>
-                          <pic:cNvPr descr="/Applications/Positron.app/Contents/Resources/app/quarto/share/formats/docx/tip.png" id="95" name="Picture"/>
+                          <pic:cNvPr descr="/Applications/Positron.app/Contents/Resources/app/quarto/share/formats/docx/important.png" id="101" name="Picture"/>
                           <pic:cNvPicPr>
                             <a:picLocks noChangeArrowheads="1" noChangeAspect="1"/>
                           </pic:cNvPicPr>
                         </pic:nvPicPr>
                         <pic:blipFill>
-                          <a:blip r:embed="rId18"/>
+                          <a:blip r:embed="rId52"/>
                           <a:stretch>
                             <a:fillRect/>
                           </a:stretch>
@@ -12591,7 +13032,7 @@
               <w:t xml:space="preserve"> </w:t>
             </w:r>
             <w:r>
-              <w:t xml:space="preserve">Tip</w:t>
+              <w:t xml:space="preserve">Important</w:t>
             </w:r>
           </w:p>
         </w:tc>
@@ -12619,7 +13060,7 @@
                 <w:b/>
                 <w:bCs/>
               </w:rPr>
-              <w:t xml:space="preserve">🖐 Before next class</w:t>
+              <w:t xml:space="preserve">The means did not move. The standard errors roughly doubled.</w:t>
             </w:r>
           </w:p>
           <w:p>
@@ -12630,64 +13071,208 @@
               <w:spacing w:after="16"/>
             </w:pPr>
             <w:r>
-              <w:t xml:space="preserve">Finish the worksheet: compute n, mean, SD, and SE for</w:t>
+              <w:t xml:space="preserve">Pseudoreplication doesn’t bias your estimate — it fakes your</w:t>
             </w:r>
             <w:r>
               <w:t xml:space="preserve"> </w:t>
             </w:r>
             <w:r>
               <w:rPr>
-                <w:rStyle w:val="VerbatimChar"/>
+                <w:b/>
+                <w:bCs/>
               </w:rPr>
-              <w:t xml:space="preserve">length_mm</w:t>
-            </w:r>
-            <w:r>
-              <w:t xml:space="preserve"> </w:t>
-            </w:r>
-            <w:r>
-              <w:t xml:space="preserve">grouped by</w:t>
-            </w:r>
-            <w:r>
-              <w:t xml:space="preserve"> </w:t>
-            </w:r>
-            <w:r>
-              <w:rPr>
-                <w:rStyle w:val="VerbatimChar"/>
-              </w:rPr>
-              <w:t xml:space="preserve">n_s</w:t>
-            </w:r>
-            <w:r>
-              <w:t xml:space="preserve">, and again grouped by</w:t>
-            </w:r>
-            <w:r>
-              <w:t xml:space="preserve"> </w:t>
-            </w:r>
-            <w:r>
-              <w:rPr>
-                <w:rStyle w:val="VerbatimChar"/>
-              </w:rPr>
-              <w:t xml:space="preserve">group</w:t>
-            </w:r>
-            <w:r>
-              <w:t xml:space="preserve">. Save the summary table with</w:t>
-            </w:r>
-            <w:r>
-              <w:t xml:space="preserve"> </w:t>
-            </w:r>
-            <w:r>
-              <w:rPr>
-                <w:rStyle w:val="VerbatimChar"/>
-              </w:rPr>
-              <w:t xml:space="preserve">write_csv()</w:t>
-            </w:r>
-            <w:r>
-              <w:t xml:space="preserve">.</w:t>
+              <w:t xml:space="preserve">precision</w:t>
+            </w:r>
+            <w:r>
+              <w:t xml:space="preserve">. It makes you look twice as certain as your data entitles you to be.</w:t>
             </w:r>
           </w:p>
           <w:p/>
         </w:tc>
       </w:tr>
     </w:tbl>
+    <w:tbl>
+      <w:tblPr>
+        <w:tblStyle w:val="Table"/>
+        <w:tblLook w:firstRow="0" w:lastRow="0" w:firstColumn="0" w:lastColumn="0" w:noHBand="0" w:noVBand="0" w:val="0000"/>
+        <w:tblBorders>
+          <w:top w:val="single" w:sz="4" w:space="0" w:color="00A047"/>
+          <w:left w:val="single" w:sz="24" w:space="0" w:color="00A047"/>
+          <w:bottom w:val="single" w:sz="4" w:space="0" w:color="00A047"/>
+          <w:right w:val="single" w:sz="4" w:space="0" w:color="00A047"/>
+        </w:tblBorders>
+        <w:tblCellMar>
+          <w:left w:w="144" w:type="dxa"/>
+          <w:right w:w="144" w:type="dxa"/>
+        </w:tblCellMar>
+        <w:tblLook w:firstRow="0" w:lastRow="0" w:firstColumn="0" w:lastColumn="0" w:noHBand="0" w:noVBand="0" w:val="0000"/>
+      </w:tblPr>
+      <w:tr>
+        <w:trPr>
+          <w:cantSplit/>
+        </w:trPr>
+        <w:tc>
+          <w:tcPr>
+            <w:shd w:color="auto" w:fill="ccf1e3" w:val="clear"/>
+            <w:tcMar>
+              <w:top w:w="92" w:type="dxa"/>
+              <w:bottom w:w="92" w:type="dxa"/>
+            </w:tcMar>
+          </w:tcPr>
+          <w:p>
+            <w:pPr>
+              <w:pStyle w:val="BodyText"/>
+            </w:pPr>
+            <w:pPr>
+              <w:spacing w:before="0" w:after="0"/>
+              <w:textAlignment w:val="center"/>
+            </w:pPr>
+            <w:r>
+              <w:drawing>
+                <wp:inline>
+                  <wp:extent cx="152400" cy="152400"/>
+                  <wp:effectExtent b="0" l="0" r="0" t="0"/>
+                  <wp:docPr descr="" title="" id="102" name="Picture"/>
+                  <a:graphic>
+                    <a:graphicData uri="http://schemas.openxmlformats.org/drawingml/2006/picture">
+                      <pic:pic>
+                        <pic:nvPicPr>
+                          <pic:cNvPr descr="/Applications/Positron.app/Contents/Resources/app/quarto/share/formats/docx/tip.png" id="103" name="Picture"/>
+                          <pic:cNvPicPr>
+                            <a:picLocks noChangeArrowheads="1" noChangeAspect="1"/>
+                          </pic:cNvPicPr>
+                        </pic:nvPicPr>
+                        <pic:blipFill>
+                          <a:blip r:embed="rId19"/>
+                          <a:stretch>
+                            <a:fillRect/>
+                          </a:stretch>
+                        </pic:blipFill>
+                        <pic:spPr bwMode="auto">
+                          <a:xfrm>
+                            <a:off x="0" y="0"/>
+                            <a:ext cx="152400" cy="152400"/>
+                          </a:xfrm>
+                          <a:prstGeom prst="rect">
+                            <a:avLst/>
+                          </a:prstGeom>
+                          <a:noFill/>
+                          <a:ln w="9525">
+                            <a:noFill/>
+                            <a:headEnd/>
+                            <a:tailEnd/>
+                          </a:ln>
+                        </pic:spPr>
+                      </pic:pic>
+                    </a:graphicData>
+                  </a:graphic>
+                </wp:inline>
+              </w:drawing>
+            </w:r>
+            <w:r>
+              <w:t xml:space="preserve"> </w:t>
+            </w:r>
+            <w:r>
+              <w:t xml:space="preserve"> </w:t>
+            </w:r>
+            <w:r>
+              <w:t xml:space="preserve">Tip</w:t>
+            </w:r>
+          </w:p>
+        </w:tc>
+      </w:tr>
+      <w:tr>
+        <w:trPr>
+          <w:cantSplit/>
+        </w:trPr>
+        <w:tc>
+          <w:tcPr>
+            <w:tcMar>
+              <w:top w:w="108" w:type="dxa"/>
+              <w:bottom w:w="108" w:type="dxa"/>
+            </w:tcMar>
+          </w:tcPr>
+          <w:p>
+            <w:pPr>
+              <w:pStyle w:val="BodyText"/>
+            </w:pPr>
+            <w:pPr>
+              <w:spacing w:before="16"/>
+            </w:pPr>
+            <w:r>
+              <w:rPr>
+                <w:b/>
+                <w:bCs/>
+              </w:rPr>
+              <w:t xml:space="preserve">🖐 Coming in Week 4</w:t>
+            </w:r>
+          </w:p>
+          <w:p>
+            <w:pPr>
+              <w:pStyle w:val="BodyText"/>
+            </w:pPr>
+            <w:pPr>
+              <w:spacing w:after="16"/>
+            </w:pPr>
+            <w:r>
+              <w:t xml:space="preserve">An SE that is twice as big makes a difference that is much harder to call real. That is exactly what we will see when we run the t-test — and why the</w:t>
+            </w:r>
+            <w:r>
+              <w:t xml:space="preserve"> </w:t>
+            </w:r>
+            <w:r>
+              <w:rPr>
+                <w:b/>
+                <w:bCs/>
+              </w:rPr>
+              <w:t xml:space="preserve">paired</w:t>
+            </w:r>
+            <w:r>
+              <w:t xml:space="preserve"> </w:t>
+            </w:r>
+            <w:r>
+              <w:t xml:space="preserve">test, which respects the tree structure, is the honest one.</w:t>
+            </w:r>
+          </w:p>
+          <w:p/>
+        </w:tc>
+      </w:tr>
+    </w:tbl>
+    <w:bookmarkEnd w:id="104"/>
+    <w:bookmarkStart w:id="105" w:name="X89af96f990447eeaaa43bcc952b32ebeb30ded1"/>
+    <w:p>
+      <w:pPr>
+        <w:pStyle w:val="Heading2"/>
+      </w:pPr>
+      <w:r>
+        <w:t xml:space="preserve">Part 7b · Bringing Back</w:t>
+      </w:r>
+      <w:r>
+        <w:t xml:space="preserve"> </w:t>
+      </w:r>
+      <w:r>
+        <w:rPr>
+          <w:rStyle w:val="VerbatimChar"/>
+        </w:rPr>
+        <w:t xml:space="preserve">case_when()</w:t>
+      </w:r>
+      <w:r>
+        <w:t xml:space="preserve"> </w:t>
+      </w:r>
+      <w:r>
+        <w:t xml:space="preserve">from Wrangling Your Data</w:t>
+      </w:r>
+    </w:p>
+    <w:bookmarkEnd w:id="105"/>
+    <w:bookmarkStart w:id="110" w:name="Xc217f57436e44308d239cb4b812e6dbf5917095"/>
+    <w:p>
+      <w:pPr>
+        <w:pStyle w:val="Heading2"/>
+      </w:pPr>
+      <w:r>
+        <w:t xml:space="preserve">Summarizing the Categories You Built Last Class</w:t>
+      </w:r>
+    </w:p>
     <w:tbl>
       <w:tblPr>
         <w:tblStyle w:val="Table"/>
@@ -12718,7 +13303,7 @@
           </w:tcPr>
           <w:p>
             <w:pPr>
-              <w:pStyle w:val="BodyText"/>
+              <w:pStyle w:val="FirstParagraph"/>
             </w:pPr>
             <w:pPr>
               <w:spacing w:before="0" w:after="0"/>
@@ -12729,12 +13314,12 @@
                 <wp:inline>
                   <wp:extent cx="152400" cy="152400"/>
                   <wp:effectExtent b="0" l="0" r="0" t="0"/>
-                  <wp:docPr descr="" title="" id="96" name="Picture"/>
+                  <wp:docPr descr="" title="" id="106" name="Picture"/>
                   <a:graphic>
                     <a:graphicData uri="http://schemas.openxmlformats.org/drawingml/2006/picture">
                       <pic:pic>
                         <pic:nvPicPr>
-                          <pic:cNvPr descr="/Applications/Positron.app/Contents/Resources/app/quarto/share/formats/docx/note.png" id="97" name="Picture"/>
+                          <pic:cNvPr descr="/Applications/Positron.app/Contents/Resources/app/quarto/share/formats/docx/note.png" id="107" name="Picture"/>
                           <pic:cNvPicPr>
                             <a:picLocks noChangeArrowheads="1" noChangeAspect="1"/>
                           </pic:cNvPicPr>
@@ -12794,38 +13379,20 @@
               <w:pStyle w:val="BodyText"/>
             </w:pPr>
             <w:pPr>
-              <w:spacing w:before="16"/>
+              <w:spacing w:before="16" w:after="16"/>
             </w:pPr>
             <w:r>
               <w:rPr>
                 <w:b/>
                 <w:bCs/>
               </w:rPr>
-              <w:t xml:space="preserve">Up next — Graphing Effectively</w:t>
-            </w:r>
-          </w:p>
-          <w:p>
-            <w:pPr>
-              <w:pStyle w:val="Compact"/>
-              <w:numPr>
-                <w:ilvl w:val="0"/>
-                <w:numId w:val="1020"/>
-              </w:numPr>
-            </w:pPr>
-            <w:r>
-              <w:t xml:space="preserve">Boxplots and jittered points, done right</w:t>
-            </w:r>
-          </w:p>
-          <w:p>
-            <w:pPr>
-              <w:pStyle w:val="Compact"/>
-              <w:numPr>
-                <w:ilvl w:val="0"/>
-                <w:numId w:val="1020"/>
-              </w:numPr>
-            </w:pPr>
-            <w:r>
-              <w:t xml:space="preserve">Plotting mean ± SE directly with</w:t>
+              <w:t xml:space="preserve">🔮 Predict first:</w:t>
+            </w:r>
+            <w:r>
+              <w:t xml:space="preserve"> </w:t>
+            </w:r>
+            <w:r>
+              <w:t xml:space="preserve">We’re grouping by the</w:t>
             </w:r>
             <w:r>
               <w:t xml:space="preserve"> </w:t>
@@ -12834,172 +13401,678 @@
               <w:rPr>
                 <w:rStyle w:val="VerbatimChar"/>
               </w:rPr>
-              <w:t xml:space="preserve">stat_summary()</w:t>
-            </w:r>
-          </w:p>
-          <w:p>
-            <w:pPr>
-              <w:pStyle w:val="Compact"/>
-              <w:numPr>
-                <w:ilvl w:val="0"/>
-                <w:numId w:val="1020"/>
-              </w:numPr>
-            </w:pPr>
-            <w:r>
-              <w:t xml:space="preserve">Faceting, themes, and</w:t>
-            </w:r>
-            <w:r>
-              <w:t xml:space="preserve"> </w:t>
+              <w:t xml:space="preserve">size_class</w:t>
+            </w:r>
+            <w:r>
+              <w:t xml:space="preserve"> </w:t>
+            </w:r>
+            <w:r>
+              <w:t xml:space="preserve">bins (</w:t>
             </w:r>
             <w:r>
               <w:rPr>
                 <w:rStyle w:val="VerbatimChar"/>
               </w:rPr>
-              <w:t xml:space="preserve">ggsave()</w:t>
-            </w:r>
-            <w:r>
-              <w:t xml:space="preserve"> </w:t>
-            </w:r>
-            <w:r>
-              <w:t xml:space="preserve">for a publication-ready figure</w:t>
+              <w:t xml:space="preserve">"short"</w:t>
+            </w:r>
+            <w:r>
+              <w:t xml:space="preserve">/</w:t>
+            </w:r>
+            <w:r>
+              <w:rPr>
+                <w:rStyle w:val="VerbatimChar"/>
+              </w:rPr>
+              <w:t xml:space="preserve">"medium"</w:t>
+            </w:r>
+            <w:r>
+              <w:t xml:space="preserve">/</w:t>
+            </w:r>
+            <w:r>
+              <w:rPr>
+                <w:rStyle w:val="VerbatimChar"/>
+              </w:rPr>
+              <w:t xml:space="preserve">"long"</w:t>
+            </w:r>
+            <w:r>
+              <w:t xml:space="preserve">) from Wrangling Your Data’s</w:t>
+            </w:r>
+            <w:r>
+              <w:t xml:space="preserve"> </w:t>
+            </w:r>
+            <w:r>
+              <w:rPr>
+                <w:rStyle w:val="VerbatimChar"/>
+              </w:rPr>
+              <w:t xml:space="preserve">case_when()</w:t>
+            </w:r>
+            <w:r>
+              <w:t xml:space="preserve">. How many rows will the summary have?</w:t>
             </w:r>
           </w:p>
           <w:p/>
         </w:tc>
       </w:tr>
     </w:tbl>
-    <w:bookmarkEnd w:id="98"/>
-    <w:bookmarkStart w:id="101" w:name="getting-unstuck"/>
-    <w:p>
-      <w:pPr>
-        <w:pStyle w:val="Heading2"/>
-      </w:pPr>
-      <w:r>
-        <w:t xml:space="preserve">Getting unstuck</w:t>
-      </w:r>
-    </w:p>
-    <w:p>
-      <w:pPr>
-        <w:pStyle w:val="FirstParagraph"/>
-      </w:pPr>
-      <w:r>
-        <w:t xml:space="preserve">When code breaks — and it will, that is normal:</w:t>
-      </w:r>
-    </w:p>
-    <w:p>
-      <w:pPr>
-        <w:pStyle w:val="Compact"/>
-        <w:numPr>
-          <w:ilvl w:val="0"/>
-          <w:numId w:val="1021"/>
-        </w:numPr>
-      </w:pPr>
-      <w:r>
-        <w:t xml:space="preserve">Read the</w:t>
-      </w:r>
-      <w:r>
-        <w:t xml:space="preserve"> </w:t>
-      </w:r>
-      <w:r>
-        <w:rPr>
-          <w:b/>
-          <w:bCs/>
-        </w:rPr>
-        <w:t xml:space="preserve">error message</w:t>
-      </w:r>
-      <w:r>
-        <w:t xml:space="preserve"> </w:t>
-      </w:r>
-      <w:r>
-        <w:t xml:space="preserve">out loud; it usually names the line</w:t>
-      </w:r>
-    </w:p>
-    <w:p>
-      <w:pPr>
-        <w:pStyle w:val="Compact"/>
-        <w:numPr>
-          <w:ilvl w:val="0"/>
-          <w:numId w:val="1021"/>
-        </w:numPr>
-      </w:pPr>
-      <w:r>
-        <w:t xml:space="preserve">Check the usual suspects:</w:t>
-      </w:r>
-      <w:r>
-        <w:t xml:space="preserve"> </w:t>
-      </w:r>
+    <w:p>
+      <w:pPr>
+        <w:pStyle w:val="SourceCode"/>
+      </w:pPr>
+      <w:r>
+        <w:rPr>
+          <w:rStyle w:val="NormalTok"/>
+        </w:rPr>
+        <w:t xml:space="preserve">size_class_stats_df </w:t>
+      </w:r>
+      <w:r>
+        <w:rPr>
+          <w:rStyle w:val="OtherTok"/>
+        </w:rPr>
+        <w:t xml:space="preserve">&lt;-</w:t>
+      </w:r>
+      <w:r>
+        <w:rPr>
+          <w:rStyle w:val="NormalTok"/>
+        </w:rPr>
+        <w:t xml:space="preserve"> pine_df </w:t>
+      </w:r>
+      <w:r>
+        <w:rPr>
+          <w:rStyle w:val="SpecialCharTok"/>
+        </w:rPr>
+        <w:t xml:space="preserve">|&gt;</w:t>
+      </w:r>
+      <w:r>
+        <w:br/>
+      </w:r>
+      <w:r>
+        <w:rPr>
+          <w:rStyle w:val="NormalTok"/>
+        </w:rPr>
+        <w:t xml:space="preserve">  </w:t>
+      </w:r>
+      <w:r>
+        <w:rPr>
+          <w:rStyle w:val="FunctionTok"/>
+        </w:rPr>
+        <w:t xml:space="preserve">mutate</w:t>
+      </w:r>
+      <w:r>
+        <w:rPr>
+          <w:rStyle w:val="NormalTok"/>
+        </w:rPr>
+        <w:t xml:space="preserve">(</w:t>
+      </w:r>
+      <w:r>
+        <w:br/>
+      </w:r>
+      <w:r>
+        <w:rPr>
+          <w:rStyle w:val="NormalTok"/>
+        </w:rPr>
+        <w:t xml:space="preserve">    </w:t>
+      </w:r>
+      <w:r>
+        <w:rPr>
+          <w:rStyle w:val="AttributeTok"/>
+        </w:rPr>
+        <w:t xml:space="preserve">size_class =</w:t>
+      </w:r>
+      <w:r>
+        <w:rPr>
+          <w:rStyle w:val="NormalTok"/>
+        </w:rPr>
+        <w:t xml:space="preserve"> </w:t>
+      </w:r>
+      <w:r>
+        <w:rPr>
+          <w:rStyle w:val="FunctionTok"/>
+        </w:rPr>
+        <w:t xml:space="preserve">case_when</w:t>
+      </w:r>
+      <w:r>
+        <w:rPr>
+          <w:rStyle w:val="NormalTok"/>
+        </w:rPr>
+        <w:t xml:space="preserve">(</w:t>
+      </w:r>
+      <w:r>
+        <w:br/>
+      </w:r>
+      <w:r>
+        <w:rPr>
+          <w:rStyle w:val="NormalTok"/>
+        </w:rPr>
+        <w:t xml:space="preserve">      needle_length_mm </w:t>
+      </w:r>
+      <w:r>
+        <w:rPr>
+          <w:rStyle w:val="SpecialCharTok"/>
+        </w:rPr>
+        <w:t xml:space="preserve">&lt;</w:t>
+      </w:r>
+      <w:r>
+        <w:rPr>
+          <w:rStyle w:val="NormalTok"/>
+        </w:rPr>
+        <w:t xml:space="preserve"> </w:t>
+      </w:r>
+      <w:r>
+        <w:rPr>
+          <w:rStyle w:val="DecValTok"/>
+        </w:rPr>
+        <w:t xml:space="preserve">13</w:t>
+      </w:r>
+      <w:r>
+        <w:rPr>
+          <w:rStyle w:val="NormalTok"/>
+        </w:rPr>
+        <w:t xml:space="preserve"> </w:t>
+      </w:r>
+      <w:r>
+        <w:rPr>
+          <w:rStyle w:val="SpecialCharTok"/>
+        </w:rPr>
+        <w:t xml:space="preserve">~</w:t>
+      </w:r>
+      <w:r>
+        <w:rPr>
+          <w:rStyle w:val="NormalTok"/>
+        </w:rPr>
+        <w:t xml:space="preserve"> </w:t>
+      </w:r>
+      <w:r>
+        <w:rPr>
+          <w:rStyle w:val="StringTok"/>
+        </w:rPr>
+        <w:t xml:space="preserve">"short"</w:t>
+      </w:r>
+      <w:r>
+        <w:rPr>
+          <w:rStyle w:val="NormalTok"/>
+        </w:rPr>
+        <w:t xml:space="preserve">,</w:t>
+      </w:r>
+      <w:r>
+        <w:br/>
+      </w:r>
+      <w:r>
+        <w:rPr>
+          <w:rStyle w:val="NormalTok"/>
+        </w:rPr>
+        <w:t xml:space="preserve">      needle_length_mm </w:t>
+      </w:r>
+      <w:r>
+        <w:rPr>
+          <w:rStyle w:val="SpecialCharTok"/>
+        </w:rPr>
+        <w:t xml:space="preserve">&lt;</w:t>
+      </w:r>
+      <w:r>
+        <w:rPr>
+          <w:rStyle w:val="NormalTok"/>
+        </w:rPr>
+        <w:t xml:space="preserve"> </w:t>
+      </w:r>
+      <w:r>
+        <w:rPr>
+          <w:rStyle w:val="DecValTok"/>
+        </w:rPr>
+        <w:t xml:space="preserve">16</w:t>
+      </w:r>
+      <w:r>
+        <w:rPr>
+          <w:rStyle w:val="NormalTok"/>
+        </w:rPr>
+        <w:t xml:space="preserve"> </w:t>
+      </w:r>
+      <w:r>
+        <w:rPr>
+          <w:rStyle w:val="SpecialCharTok"/>
+        </w:rPr>
+        <w:t xml:space="preserve">~</w:t>
+      </w:r>
+      <w:r>
+        <w:rPr>
+          <w:rStyle w:val="NormalTok"/>
+        </w:rPr>
+        <w:t xml:space="preserve"> </w:t>
+      </w:r>
+      <w:r>
+        <w:rPr>
+          <w:rStyle w:val="StringTok"/>
+        </w:rPr>
+        <w:t xml:space="preserve">"medium"</w:t>
+      </w:r>
+      <w:r>
+        <w:rPr>
+          <w:rStyle w:val="NormalTok"/>
+        </w:rPr>
+        <w:t xml:space="preserve">,</w:t>
+      </w:r>
+      <w:r>
+        <w:br/>
+      </w:r>
+      <w:r>
+        <w:rPr>
+          <w:rStyle w:val="NormalTok"/>
+        </w:rPr>
+        <w:t xml:space="preserve">      </w:t>
+      </w:r>
+      <w:r>
+        <w:rPr>
+          <w:rStyle w:val="ConstantTok"/>
+        </w:rPr>
+        <w:t xml:space="preserve">TRUE</w:t>
+      </w:r>
+      <w:r>
+        <w:rPr>
+          <w:rStyle w:val="NormalTok"/>
+        </w:rPr>
+        <w:t xml:space="preserve">                  </w:t>
+      </w:r>
+      <w:r>
+        <w:rPr>
+          <w:rStyle w:val="SpecialCharTok"/>
+        </w:rPr>
+        <w:t xml:space="preserve">~</w:t>
+      </w:r>
+      <w:r>
+        <w:rPr>
+          <w:rStyle w:val="NormalTok"/>
+        </w:rPr>
+        <w:t xml:space="preserve"> </w:t>
+      </w:r>
+      <w:r>
+        <w:rPr>
+          <w:rStyle w:val="StringTok"/>
+        </w:rPr>
+        <w:t xml:space="preserve">"long"</w:t>
+      </w:r>
+      <w:r>
+        <w:br/>
+      </w:r>
+      <w:r>
+        <w:rPr>
+          <w:rStyle w:val="NormalTok"/>
+        </w:rPr>
+        <w:t xml:space="preserve">    )</w:t>
+      </w:r>
+      <w:r>
+        <w:br/>
+      </w:r>
+      <w:r>
+        <w:rPr>
+          <w:rStyle w:val="NormalTok"/>
+        </w:rPr>
+        <w:t xml:space="preserve">  ) </w:t>
+      </w:r>
+      <w:r>
+        <w:rPr>
+          <w:rStyle w:val="SpecialCharTok"/>
+        </w:rPr>
+        <w:t xml:space="preserve">|&gt;</w:t>
+      </w:r>
+      <w:r>
+        <w:br/>
+      </w:r>
+      <w:r>
+        <w:rPr>
+          <w:rStyle w:val="NormalTok"/>
+        </w:rPr>
+        <w:t xml:space="preserve">  </w:t>
+      </w:r>
+      <w:r>
+        <w:rPr>
+          <w:rStyle w:val="FunctionTok"/>
+        </w:rPr>
+        <w:t xml:space="preserve">group_by</w:t>
+      </w:r>
+      <w:r>
+        <w:rPr>
+          <w:rStyle w:val="NormalTok"/>
+        </w:rPr>
+        <w:t xml:space="preserve">(size_class) </w:t>
+      </w:r>
+      <w:r>
+        <w:rPr>
+          <w:rStyle w:val="SpecialCharTok"/>
+        </w:rPr>
+        <w:t xml:space="preserve">|&gt;</w:t>
+      </w:r>
+      <w:r>
+        <w:br/>
+      </w:r>
+      <w:r>
+        <w:rPr>
+          <w:rStyle w:val="NormalTok"/>
+        </w:rPr>
+        <w:t xml:space="preserve">  </w:t>
+      </w:r>
+      <w:r>
+        <w:rPr>
+          <w:rStyle w:val="FunctionTok"/>
+        </w:rPr>
+        <w:t xml:space="preserve">summarize</w:t>
+      </w:r>
+      <w:r>
+        <w:rPr>
+          <w:rStyle w:val="NormalTok"/>
+        </w:rPr>
+        <w:t xml:space="preserve">(</w:t>
+      </w:r>
+      <w:r>
+        <w:br/>
+      </w:r>
+      <w:r>
+        <w:rPr>
+          <w:rStyle w:val="NormalTok"/>
+        </w:rPr>
+        <w:t xml:space="preserve">    </w:t>
+      </w:r>
+      <w:r>
+        <w:rPr>
+          <w:rStyle w:val="AttributeTok"/>
+        </w:rPr>
+        <w:t xml:space="preserve">n       =</w:t>
+      </w:r>
+      <w:r>
+        <w:rPr>
+          <w:rStyle w:val="NormalTok"/>
+        </w:rPr>
+        <w:t xml:space="preserve"> </w:t>
+      </w:r>
+      <w:r>
+        <w:rPr>
+          <w:rStyle w:val="FunctionTok"/>
+        </w:rPr>
+        <w:t xml:space="preserve">sum</w:t>
+      </w:r>
+      <w:r>
+        <w:rPr>
+          <w:rStyle w:val="NormalTok"/>
+        </w:rPr>
+        <w:t xml:space="preserve">(</w:t>
+      </w:r>
+      <w:r>
+        <w:rPr>
+          <w:rStyle w:val="SpecialCharTok"/>
+        </w:rPr>
+        <w:t xml:space="preserve">!</w:t>
+      </w:r>
+      <w:r>
+        <w:rPr>
+          <w:rStyle w:val="FunctionTok"/>
+        </w:rPr>
+        <w:t xml:space="preserve">is.na</w:t>
+      </w:r>
+      <w:r>
+        <w:rPr>
+          <w:rStyle w:val="NormalTok"/>
+        </w:rPr>
+        <w:t xml:space="preserve">(needle_length_mm)),</w:t>
+      </w:r>
+      <w:r>
+        <w:br/>
+      </w:r>
+      <w:r>
+        <w:rPr>
+          <w:rStyle w:val="NormalTok"/>
+        </w:rPr>
+        <w:t xml:space="preserve">    </w:t>
+      </w:r>
+      <w:r>
+        <w:rPr>
+          <w:rStyle w:val="AttributeTok"/>
+        </w:rPr>
+        <w:t xml:space="preserve">mean_mm =</w:t>
+      </w:r>
+      <w:r>
+        <w:rPr>
+          <w:rStyle w:val="NormalTok"/>
+        </w:rPr>
+        <w:t xml:space="preserve"> </w:t>
+      </w:r>
+      <w:r>
+        <w:rPr>
+          <w:rStyle w:val="FunctionTok"/>
+        </w:rPr>
+        <w:t xml:space="preserve">round</w:t>
+      </w:r>
+      <w:r>
+        <w:rPr>
+          <w:rStyle w:val="NormalTok"/>
+        </w:rPr>
+        <w:t xml:space="preserve">(</w:t>
+      </w:r>
+      <w:r>
+        <w:rPr>
+          <w:rStyle w:val="FunctionTok"/>
+        </w:rPr>
+        <w:t xml:space="preserve">mean</w:t>
+      </w:r>
+      <w:r>
+        <w:rPr>
+          <w:rStyle w:val="NormalTok"/>
+        </w:rPr>
+        <w:t xml:space="preserve">(needle_length_mm, </w:t>
+      </w:r>
+      <w:r>
+        <w:rPr>
+          <w:rStyle w:val="AttributeTok"/>
+        </w:rPr>
+        <w:t xml:space="preserve">na.rm =</w:t>
+      </w:r>
+      <w:r>
+        <w:rPr>
+          <w:rStyle w:val="NormalTok"/>
+        </w:rPr>
+        <w:t xml:space="preserve"> </w:t>
+      </w:r>
+      <w:r>
+        <w:rPr>
+          <w:rStyle w:val="ConstantTok"/>
+        </w:rPr>
+        <w:t xml:space="preserve">TRUE</w:t>
+      </w:r>
+      <w:r>
+        <w:rPr>
+          <w:rStyle w:val="NormalTok"/>
+        </w:rPr>
+        <w:t xml:space="preserve">), </w:t>
+      </w:r>
+      <w:r>
+        <w:rPr>
+          <w:rStyle w:val="DecValTok"/>
+        </w:rPr>
+        <w:t xml:space="preserve">2</w:t>
+      </w:r>
+      <w:r>
+        <w:rPr>
+          <w:rStyle w:val="NormalTok"/>
+        </w:rPr>
+        <w:t xml:space="preserve">),</w:t>
+      </w:r>
+      <w:r>
+        <w:br/>
+      </w:r>
+      <w:r>
+        <w:rPr>
+          <w:rStyle w:val="NormalTok"/>
+        </w:rPr>
+        <w:t xml:space="preserve">    </w:t>
+      </w:r>
+      <w:r>
+        <w:rPr>
+          <w:rStyle w:val="AttributeTok"/>
+        </w:rPr>
+        <w:t xml:space="preserve">se_mm   =</w:t>
+      </w:r>
+      <w:r>
+        <w:rPr>
+          <w:rStyle w:val="NormalTok"/>
+        </w:rPr>
+        <w:t xml:space="preserve"> </w:t>
+      </w:r>
+      <w:r>
+        <w:rPr>
+          <w:rStyle w:val="FunctionTok"/>
+        </w:rPr>
+        <w:t xml:space="preserve">round</w:t>
+      </w:r>
+      <w:r>
+        <w:rPr>
+          <w:rStyle w:val="NormalTok"/>
+        </w:rPr>
+        <w:t xml:space="preserve">(</w:t>
+      </w:r>
+      <w:r>
+        <w:rPr>
+          <w:rStyle w:val="FunctionTok"/>
+        </w:rPr>
+        <w:t xml:space="preserve">sd</w:t>
+      </w:r>
+      <w:r>
+        <w:rPr>
+          <w:rStyle w:val="NormalTok"/>
+        </w:rPr>
+        <w:t xml:space="preserve">(needle_length_mm, </w:t>
+      </w:r>
+      <w:r>
+        <w:rPr>
+          <w:rStyle w:val="AttributeTok"/>
+        </w:rPr>
+        <w:t xml:space="preserve">na.rm =</w:t>
+      </w:r>
+      <w:r>
+        <w:rPr>
+          <w:rStyle w:val="NormalTok"/>
+        </w:rPr>
+        <w:t xml:space="preserve"> </w:t>
+      </w:r>
+      <w:r>
+        <w:rPr>
+          <w:rStyle w:val="ConstantTok"/>
+        </w:rPr>
+        <w:t xml:space="preserve">TRUE</w:t>
+      </w:r>
+      <w:r>
+        <w:rPr>
+          <w:rStyle w:val="NormalTok"/>
+        </w:rPr>
+        <w:t xml:space="preserve">) </w:t>
+      </w:r>
+      <w:r>
+        <w:rPr>
+          <w:rStyle w:val="SpecialCharTok"/>
+        </w:rPr>
+        <w:t xml:space="preserve">/</w:t>
+      </w:r>
+      <w:r>
+        <w:rPr>
+          <w:rStyle w:val="NormalTok"/>
+        </w:rPr>
+        <w:t xml:space="preserve"> </w:t>
+      </w:r>
+      <w:r>
+        <w:rPr>
+          <w:rStyle w:val="FunctionTok"/>
+        </w:rPr>
+        <w:t xml:space="preserve">sqrt</w:t>
+      </w:r>
+      <w:r>
+        <w:rPr>
+          <w:rStyle w:val="NormalTok"/>
+        </w:rPr>
+        <w:t xml:space="preserve">(n), </w:t>
+      </w:r>
+      <w:r>
+        <w:rPr>
+          <w:rStyle w:val="DecValTok"/>
+        </w:rPr>
+        <w:t xml:space="preserve">2</w:t>
+      </w:r>
+      <w:r>
+        <w:rPr>
+          <w:rStyle w:val="NormalTok"/>
+        </w:rPr>
+        <w:t xml:space="preserve">)</w:t>
+      </w:r>
+      <w:r>
+        <w:br/>
+      </w:r>
+      <w:r>
+        <w:rPr>
+          <w:rStyle w:val="NormalTok"/>
+        </w:rPr>
+        <w:t xml:space="preserve">  )</w:t>
+      </w:r>
+      <w:r>
+        <w:br/>
+      </w:r>
+      <w:r>
+        <w:br/>
+      </w:r>
+      <w:r>
+        <w:rPr>
+          <w:rStyle w:val="NormalTok"/>
+        </w:rPr>
+        <w:t xml:space="preserve">size_class_stats_df</w:t>
+      </w:r>
+    </w:p>
+    <w:p>
+      <w:pPr>
+        <w:pStyle w:val="SourceCode"/>
+      </w:pPr>
       <w:r>
         <w:rPr>
           <w:rStyle w:val="VerbatimChar"/>
         </w:rPr>
-        <w:t xml:space="preserve">library(tidyverse)</w:t>
-      </w:r>
-      <w:r>
-        <w:t xml:space="preserve"> </w:t>
-      </w:r>
-      <w:r>
-        <w:t xml:space="preserve">loaded? Spelling? Did you forget</w:t>
-      </w:r>
-      <w:r>
-        <w:t xml:space="preserve"> </w:t>
+        <w:t xml:space="preserve"># A tibble: 3 × 4</w:t>
+      </w:r>
+      <w:r>
+        <w:br/>
       </w:r>
       <w:r>
         <w:rPr>
           <w:rStyle w:val="VerbatimChar"/>
         </w:rPr>
-        <w:t xml:space="preserve">na.rm = TRUE</w:t>
-      </w:r>
-      <w:r>
-        <w:t xml:space="preserve">?</w:t>
-      </w:r>
-    </w:p>
-    <w:p>
-      <w:pPr>
-        <w:pStyle w:val="Compact"/>
-        <w:numPr>
-          <w:ilvl w:val="0"/>
-          <w:numId w:val="1021"/>
-        </w:numPr>
-      </w:pPr>
+        <w:t xml:space="preserve">  size_class     n mean_mm se_mm</w:t>
+      </w:r>
+      <w:r>
+        <w:br/>
+      </w:r>
       <w:r>
         <w:rPr>
           <w:rStyle w:val="VerbatimChar"/>
         </w:rPr>
-        <w:t xml:space="preserve">?function_name</w:t>
-      </w:r>
-      <w:r>
-        <w:t xml:space="preserve"> </w:t>
-      </w:r>
-      <w:r>
-        <w:t xml:space="preserve">opens the help page</w:t>
-      </w:r>
-    </w:p>
-    <w:p>
-      <w:pPr>
-        <w:pStyle w:val="Compact"/>
-        <w:numPr>
-          <w:ilvl w:val="0"/>
-          <w:numId w:val="1021"/>
-        </w:numPr>
-      </w:pPr>
-      <w:r>
-        <w:t xml:space="preserve">Bring the</w:t>
-      </w:r>
-      <w:r>
-        <w:t xml:space="preserve"> </w:t>
-      </w:r>
-      <w:r>
-        <w:rPr>
-          <w:b/>
-          <w:bCs/>
-        </w:rPr>
-        <w:t xml:space="preserve">exact error</w:t>
-      </w:r>
-      <w:r>
-        <w:t xml:space="preserve"> </w:t>
-      </w:r>
-      <w:r>
-        <w:t xml:space="preserve">(copy-paste it) to class or office hours</w:t>
+        <w:t xml:space="preserve">  &lt;chr&gt;      &lt;int&gt;   &lt;dbl&gt; &lt;dbl&gt;</w:t>
+      </w:r>
+      <w:r>
+        <w:br/>
+      </w:r>
+      <w:r>
+        <w:rPr>
+          <w:rStyle w:val="VerbatimChar"/>
+        </w:rPr>
+        <w:t xml:space="preserve">1 long          21    17.8  0.25</w:t>
+      </w:r>
+      <w:r>
+        <w:br/>
+      </w:r>
+      <w:r>
+        <w:rPr>
+          <w:rStyle w:val="VerbatimChar"/>
+        </w:rPr>
+        <w:t xml:space="preserve">2 medium        25    14.4  0.18</w:t>
+      </w:r>
+      <w:r>
+        <w:br/>
+      </w:r>
+      <w:r>
+        <w:rPr>
+          <w:rStyle w:val="VerbatimChar"/>
+        </w:rPr>
+        <w:t xml:space="preserve">3 short         18    11.4  0.31</w:t>
       </w:r>
     </w:p>
     <w:tbl>
@@ -13043,12 +14116,12 @@
                 <wp:inline>
                   <wp:extent cx="152400" cy="152400"/>
                   <wp:effectExtent b="0" l="0" r="0" t="0"/>
-                  <wp:docPr descr="" title="" id="99" name="Picture"/>
+                  <wp:docPr descr="" title="" id="108" name="Picture"/>
                   <a:graphic>
                     <a:graphicData uri="http://schemas.openxmlformats.org/drawingml/2006/picture">
                       <pic:pic>
                         <pic:nvPicPr>
-                          <pic:cNvPr descr="/Applications/Positron.app/Contents/Resources/app/quarto/share/formats/docx/note.png" id="100" name="Picture"/>
+                          <pic:cNvPr descr="/Applications/Positron.app/Contents/Resources/app/quarto/share/formats/docx/note.png" id="109" name="Picture"/>
                           <pic:cNvPicPr>
                             <a:picLocks noChangeArrowheads="1" noChangeAspect="1"/>
                           </pic:cNvPicPr>
@@ -13126,14 +14199,1053 @@
               <w:spacing w:after="16"/>
             </w:pPr>
             <w:r>
-              <w:t xml:space="preserve">Every working scientist googles error messages daily. Getting stuck is not failing — it is the job.</w:t>
+              <w:rPr>
+                <w:rStyle w:val="VerbatimChar"/>
+              </w:rPr>
+              <w:t xml:space="preserve">mutate()</w:t>
+            </w:r>
+            <w:r>
+              <w:t xml:space="preserve"> </w:t>
+            </w:r>
+            <w:r>
+              <w:t xml:space="preserve">and</w:t>
+            </w:r>
+            <w:r>
+              <w:t xml:space="preserve"> </w:t>
+            </w:r>
+            <w:r>
+              <w:rPr>
+                <w:rStyle w:val="VerbatimChar"/>
+              </w:rPr>
+              <w:t xml:space="preserve">group_by()</w:t>
+            </w:r>
+            <w:r>
+              <w:t xml:space="preserve"> </w:t>
+            </w:r>
+            <w:r>
+              <w:t xml:space="preserve">+</w:t>
+            </w:r>
+            <w:r>
+              <w:t xml:space="preserve"> </w:t>
+            </w:r>
+            <w:r>
+              <w:rPr>
+                <w:rStyle w:val="VerbatimChar"/>
+              </w:rPr>
+              <w:t xml:space="preserve">summarize()</w:t>
+            </w:r>
+            <w:r>
+              <w:t xml:space="preserve"> </w:t>
+            </w:r>
+            <w:r>
+              <w:t xml:space="preserve">chain together like any other verbs — you don’t need to save the</w:t>
+            </w:r>
+            <w:r>
+              <w:t xml:space="preserve"> </w:t>
+            </w:r>
+            <w:r>
+              <w:rPr>
+                <w:rStyle w:val="VerbatimChar"/>
+              </w:rPr>
+              <w:t xml:space="preserve">case_when()</w:t>
+            </w:r>
+            <w:r>
+              <w:t xml:space="preserve"> </w:t>
+            </w:r>
+            <w:r>
+              <w:t xml:space="preserve">column separately first. This is the wrangling → describing pipeline in one block.</w:t>
             </w:r>
           </w:p>
           <w:p/>
         </w:tc>
       </w:tr>
     </w:tbl>
-    <w:bookmarkEnd w:id="101"/>
+    <w:bookmarkEnd w:id="110"/>
+    <w:bookmarkStart w:id="115" w:name="wrap-up"/>
+    <w:p>
+      <w:pPr>
+        <w:pStyle w:val="Heading2"/>
+      </w:pPr>
+      <w:r>
+        <w:t xml:space="preserve">Wrap-up</w:t>
+      </w:r>
+    </w:p>
+    <w:p>
+      <w:pPr>
+        <w:pStyle w:val="FirstParagraph"/>
+      </w:pPr>
+      <w:r>
+        <w:t xml:space="preserve">Today you:</w:t>
+      </w:r>
+    </w:p>
+    <w:p>
+      <w:pPr>
+        <w:pStyle w:val="Compact"/>
+        <w:numPr>
+          <w:ilvl w:val="0"/>
+          <w:numId w:val="1019"/>
+        </w:numPr>
+      </w:pPr>
+      <w:r>
+        <w:t xml:space="preserve">Computed</w:t>
+      </w:r>
+      <w:r>
+        <w:t xml:space="preserve"> </w:t>
+      </w:r>
+      <w:r>
+        <w:rPr>
+          <w:b/>
+          <w:bCs/>
+        </w:rPr>
+        <w:t xml:space="preserve">mean</w:t>
+      </w:r>
+      <w:r>
+        <w:t xml:space="preserve"> </w:t>
+      </w:r>
+      <w:r>
+        <w:t xml:space="preserve">and</w:t>
+      </w:r>
+      <w:r>
+        <w:t xml:space="preserve"> </w:t>
+      </w:r>
+      <w:r>
+        <w:rPr>
+          <w:b/>
+          <w:bCs/>
+        </w:rPr>
+        <w:t xml:space="preserve">median</w:t>
+      </w:r>
+      <w:r>
+        <w:t xml:space="preserve">, and know why they can disagree</w:t>
+      </w:r>
+    </w:p>
+    <w:p>
+      <w:pPr>
+        <w:pStyle w:val="Compact"/>
+        <w:numPr>
+          <w:ilvl w:val="0"/>
+          <w:numId w:val="1019"/>
+        </w:numPr>
+      </w:pPr>
+      <w:r>
+        <w:t xml:space="preserve">Computed</w:t>
+      </w:r>
+      <w:r>
+        <w:t xml:space="preserve"> </w:t>
+      </w:r>
+      <w:r>
+        <w:rPr>
+          <w:b/>
+          <w:bCs/>
+        </w:rPr>
+        <w:t xml:space="preserve">variance</w:t>
+      </w:r>
+      <w:r>
+        <w:t xml:space="preserve"> </w:t>
+      </w:r>
+      <w:r>
+        <w:t xml:space="preserve">and</w:t>
+      </w:r>
+      <w:r>
+        <w:t xml:space="preserve"> </w:t>
+      </w:r>
+      <w:r>
+        <w:rPr>
+          <w:b/>
+          <w:bCs/>
+        </w:rPr>
+        <w:t xml:space="preserve">SD</w:t>
+      </w:r>
+      <w:r>
+        <w:t xml:space="preserve"> </w:t>
+      </w:r>
+      <w:r>
+        <w:t xml:space="preserve">by hand, with real formulas</w:t>
+      </w:r>
+    </w:p>
+    <w:p>
+      <w:pPr>
+        <w:pStyle w:val="Compact"/>
+        <w:numPr>
+          <w:ilvl w:val="0"/>
+          <w:numId w:val="1019"/>
+        </w:numPr>
+      </w:pPr>
+      <w:r>
+        <w:t xml:space="preserve">Computed</w:t>
+      </w:r>
+      <w:r>
+        <w:t xml:space="preserve"> </w:t>
+      </w:r>
+      <w:r>
+        <w:rPr>
+          <w:b/>
+          <w:bCs/>
+        </w:rPr>
+        <w:t xml:space="preserve">quantiles</w:t>
+      </w:r>
+      <w:r>
+        <w:t xml:space="preserve">,</w:t>
+      </w:r>
+      <w:r>
+        <w:t xml:space="preserve"> </w:t>
+      </w:r>
+      <w:r>
+        <w:rPr>
+          <w:b/>
+          <w:bCs/>
+        </w:rPr>
+        <w:t xml:space="preserve">range</w:t>
+      </w:r>
+      <w:r>
+        <w:t xml:space="preserve">, and</w:t>
+      </w:r>
+      <w:r>
+        <w:t xml:space="preserve"> </w:t>
+      </w:r>
+      <w:r>
+        <w:rPr>
+          <w:b/>
+          <w:bCs/>
+        </w:rPr>
+        <w:t xml:space="preserve">IQR</w:t>
+      </w:r>
+      <w:r>
+        <w:t xml:space="preserve"> </w:t>
+      </w:r>
+      <w:r>
+        <w:t xml:space="preserve">— and saw the IQR is literally the boxplot’s box</w:t>
+      </w:r>
+    </w:p>
+    <w:p>
+      <w:pPr>
+        <w:pStyle w:val="Compact"/>
+        <w:numPr>
+          <w:ilvl w:val="0"/>
+          <w:numId w:val="1019"/>
+        </w:numPr>
+      </w:pPr>
+      <w:r>
+        <w:t xml:space="preserve">Found the</w:t>
+      </w:r>
+      <w:r>
+        <w:t xml:space="preserve"> </w:t>
+      </w:r>
+      <w:r>
+        <w:rPr>
+          <w:rStyle w:val="VerbatimChar"/>
+          <w:b/>
+          <w:bCs/>
+        </w:rPr>
+        <w:t xml:space="preserve">length()</w:t>
+      </w:r>
+      <w:r>
+        <w:rPr>
+          <w:b/>
+          <w:bCs/>
+        </w:rPr>
+        <w:t xml:space="preserve"> </w:t>
+      </w:r>
+      <w:r>
+        <w:rPr>
+          <w:b/>
+          <w:bCs/>
+        </w:rPr>
+        <w:t xml:space="preserve">trap</w:t>
+      </w:r>
+      <w:r>
+        <w:t xml:space="preserve"> </w:t>
+      </w:r>
+      <w:r>
+        <w:t xml:space="preserve">and fixed it with</w:t>
+      </w:r>
+      <w:r>
+        <w:t xml:space="preserve"> </w:t>
+      </w:r>
+      <w:r>
+        <w:rPr>
+          <w:rStyle w:val="VerbatimChar"/>
+        </w:rPr>
+        <w:t xml:space="preserve">sum(!is.na())</w:t>
+      </w:r>
+    </w:p>
+    <w:p>
+      <w:pPr>
+        <w:pStyle w:val="Compact"/>
+        <w:numPr>
+          <w:ilvl w:val="0"/>
+          <w:numId w:val="1019"/>
+        </w:numPr>
+      </w:pPr>
+      <w:r>
+        <w:t xml:space="preserve">Computed</w:t>
+      </w:r>
+      <w:r>
+        <w:t xml:space="preserve"> </w:t>
+      </w:r>
+      <w:r>
+        <w:rPr>
+          <w:b/>
+          <w:bCs/>
+        </w:rPr>
+        <w:t xml:space="preserve">SE</w:t>
+      </w:r>
+      <w:r>
+        <w:t xml:space="preserve"> </w:t>
+      </w:r>
+      <w:r>
+        <w:t xml:space="preserve">and know how it differs from SD</w:t>
+      </w:r>
+    </w:p>
+    <w:p>
+      <w:pPr>
+        <w:pStyle w:val="Compact"/>
+        <w:numPr>
+          <w:ilvl w:val="0"/>
+          <w:numId w:val="1019"/>
+        </w:numPr>
+      </w:pPr>
+      <w:r>
+        <w:t xml:space="preserve">Got a fast full-dataset overview with</w:t>
+      </w:r>
+      <w:r>
+        <w:t xml:space="preserve"> </w:t>
+      </w:r>
+      <w:r>
+        <w:rPr>
+          <w:rStyle w:val="VerbatimChar"/>
+          <w:b/>
+          <w:bCs/>
+        </w:rPr>
+        <w:t xml:space="preserve">skimr::skim()</w:t>
+      </w:r>
+    </w:p>
+    <w:p>
+      <w:pPr>
+        <w:pStyle w:val="Compact"/>
+        <w:numPr>
+          <w:ilvl w:val="0"/>
+          <w:numId w:val="1019"/>
+        </w:numPr>
+      </w:pPr>
+      <w:r>
+        <w:t xml:space="preserve">Used</w:t>
+      </w:r>
+      <w:r>
+        <w:t xml:space="preserve"> </w:t>
+      </w:r>
+      <w:r>
+        <w:rPr>
+          <w:rStyle w:val="VerbatimChar"/>
+        </w:rPr>
+        <w:t xml:space="preserve">group_by()</w:t>
+      </w:r>
+      <w:r>
+        <w:t xml:space="preserve"> </w:t>
+      </w:r>
+      <w:r>
+        <w:t xml:space="preserve">+</w:t>
+      </w:r>
+      <w:r>
+        <w:t xml:space="preserve"> </w:t>
+      </w:r>
+      <w:r>
+        <w:rPr>
+          <w:rStyle w:val="VerbatimChar"/>
+        </w:rPr>
+        <w:t xml:space="preserve">summarize()</w:t>
+      </w:r>
+      <w:r>
+        <w:t xml:space="preserve"> </w:t>
+      </w:r>
+      <w:r>
+        <w:t xml:space="preserve">to get every group’s stats in one table — including the</w:t>
+      </w:r>
+      <w:r>
+        <w:t xml:space="preserve"> </w:t>
+      </w:r>
+      <w:r>
+        <w:rPr>
+          <w:rStyle w:val="VerbatimChar"/>
+        </w:rPr>
+        <w:t xml:space="preserve">case_when()</w:t>
+      </w:r>
+      <w:r>
+        <w:t xml:space="preserve"> </w:t>
+      </w:r>
+      <w:r>
+        <w:t xml:space="preserve">categories from Wrangling Your Data</w:t>
+      </w:r>
+    </w:p>
+    <w:p>
+      <w:pPr>
+        <w:pStyle w:val="Compact"/>
+        <w:numPr>
+          <w:ilvl w:val="0"/>
+          <w:numId w:val="1019"/>
+        </w:numPr>
+      </w:pPr>
+      <w:r>
+        <w:t xml:space="preserve">Learned to ask</w:t>
+      </w:r>
+      <w:r>
+        <w:t xml:space="preserve"> </w:t>
+      </w:r>
+      <w:r>
+        <w:rPr>
+          <w:b/>
+          <w:bCs/>
+        </w:rPr>
+        <w:t xml:space="preserve">“n of what?”</w:t>
+      </w:r>
+      <w:r>
+        <w:t xml:space="preserve">, and used a</w:t>
+      </w:r>
+      <w:r>
+        <w:t xml:space="preserve"> </w:t>
+      </w:r>
+      <w:r>
+        <w:rPr>
+          <w:b/>
+          <w:bCs/>
+        </w:rPr>
+        <w:t xml:space="preserve">two-stage summary</w:t>
+      </w:r>
+      <w:r>
+        <w:t xml:space="preserve"> </w:t>
+      </w:r>
+      <w:r>
+        <w:t xml:space="preserve">to report the n we actually replicated</w:t>
+      </w:r>
+    </w:p>
+    <w:tbl>
+      <w:tblPr>
+        <w:tblStyle w:val="Table"/>
+        <w:tblLook w:firstRow="0" w:lastRow="0" w:firstColumn="0" w:lastColumn="0" w:noHBand="0" w:noVBand="0" w:val="0000"/>
+        <w:tblBorders>
+          <w:top w:val="single" w:sz="4" w:space="0" w:color="00A047"/>
+          <w:left w:val="single" w:sz="24" w:space="0" w:color="00A047"/>
+          <w:bottom w:val="single" w:sz="4" w:space="0" w:color="00A047"/>
+          <w:right w:val="single" w:sz="4" w:space="0" w:color="00A047"/>
+        </w:tblBorders>
+        <w:tblCellMar>
+          <w:left w:w="144" w:type="dxa"/>
+          <w:right w:w="144" w:type="dxa"/>
+        </w:tblCellMar>
+        <w:tblLook w:firstRow="0" w:lastRow="0" w:firstColumn="0" w:lastColumn="0" w:noHBand="0" w:noVBand="0" w:val="0000"/>
+      </w:tblPr>
+      <w:tr>
+        <w:trPr>
+          <w:cantSplit/>
+        </w:trPr>
+        <w:tc>
+          <w:tcPr>
+            <w:shd w:color="auto" w:fill="ccf1e3" w:val="clear"/>
+            <w:tcMar>
+              <w:top w:w="92" w:type="dxa"/>
+              <w:bottom w:w="92" w:type="dxa"/>
+            </w:tcMar>
+          </w:tcPr>
+          <w:p>
+            <w:pPr>
+              <w:pStyle w:val="FirstParagraph"/>
+            </w:pPr>
+            <w:pPr>
+              <w:spacing w:before="0" w:after="0"/>
+              <w:textAlignment w:val="center"/>
+            </w:pPr>
+            <w:r>
+              <w:drawing>
+                <wp:inline>
+                  <wp:extent cx="152400" cy="152400"/>
+                  <wp:effectExtent b="0" l="0" r="0" t="0"/>
+                  <wp:docPr descr="" title="" id="111" name="Picture"/>
+                  <a:graphic>
+                    <a:graphicData uri="http://schemas.openxmlformats.org/drawingml/2006/picture">
+                      <pic:pic>
+                        <pic:nvPicPr>
+                          <pic:cNvPr descr="/Applications/Positron.app/Contents/Resources/app/quarto/share/formats/docx/tip.png" id="112" name="Picture"/>
+                          <pic:cNvPicPr>
+                            <a:picLocks noChangeArrowheads="1" noChangeAspect="1"/>
+                          </pic:cNvPicPr>
+                        </pic:nvPicPr>
+                        <pic:blipFill>
+                          <a:blip r:embed="rId19"/>
+                          <a:stretch>
+                            <a:fillRect/>
+                          </a:stretch>
+                        </pic:blipFill>
+                        <pic:spPr bwMode="auto">
+                          <a:xfrm>
+                            <a:off x="0" y="0"/>
+                            <a:ext cx="152400" cy="152400"/>
+                          </a:xfrm>
+                          <a:prstGeom prst="rect">
+                            <a:avLst/>
+                          </a:prstGeom>
+                          <a:noFill/>
+                          <a:ln w="9525">
+                            <a:noFill/>
+                            <a:headEnd/>
+                            <a:tailEnd/>
+                          </a:ln>
+                        </pic:spPr>
+                      </pic:pic>
+                    </a:graphicData>
+                  </a:graphic>
+                </wp:inline>
+              </w:drawing>
+            </w:r>
+            <w:r>
+              <w:t xml:space="preserve"> </w:t>
+            </w:r>
+            <w:r>
+              <w:t xml:space="preserve"> </w:t>
+            </w:r>
+            <w:r>
+              <w:t xml:space="preserve">Tip</w:t>
+            </w:r>
+          </w:p>
+        </w:tc>
+      </w:tr>
+      <w:tr>
+        <w:trPr>
+          <w:cantSplit/>
+        </w:trPr>
+        <w:tc>
+          <w:tcPr>
+            <w:tcMar>
+              <w:top w:w="108" w:type="dxa"/>
+              <w:bottom w:w="108" w:type="dxa"/>
+            </w:tcMar>
+          </w:tcPr>
+          <w:p>
+            <w:pPr>
+              <w:pStyle w:val="BodyText"/>
+            </w:pPr>
+            <w:pPr>
+              <w:spacing w:before="16"/>
+            </w:pPr>
+            <w:r>
+              <w:rPr>
+                <w:b/>
+                <w:bCs/>
+              </w:rPr>
+              <w:t xml:space="preserve">🖐 Before next class</w:t>
+            </w:r>
+          </w:p>
+          <w:p>
+            <w:pPr>
+              <w:pStyle w:val="BodyText"/>
+            </w:pPr>
+            <w:pPr>
+              <w:spacing w:after="16"/>
+            </w:pPr>
+            <w:r>
+              <w:t xml:space="preserve">Finish the worksheet: compute n, mean, SD, and SE for</w:t>
+            </w:r>
+            <w:r>
+              <w:t xml:space="preserve"> </w:t>
+            </w:r>
+            <w:r>
+              <w:rPr>
+                <w:rStyle w:val="VerbatimChar"/>
+              </w:rPr>
+              <w:t xml:space="preserve">needle_length_mm</w:t>
+            </w:r>
+            <w:r>
+              <w:t xml:space="preserve"> </w:t>
+            </w:r>
+            <w:r>
+              <w:t xml:space="preserve">grouped by</w:t>
+            </w:r>
+            <w:r>
+              <w:t xml:space="preserve"> </w:t>
+            </w:r>
+            <w:r>
+              <w:rPr>
+                <w:rStyle w:val="VerbatimChar"/>
+              </w:rPr>
+              <w:t xml:space="preserve">side</w:t>
+            </w:r>
+            <w:r>
+              <w:t xml:space="preserve">, and again grouped by</w:t>
+            </w:r>
+            <w:r>
+              <w:t xml:space="preserve"> </w:t>
+            </w:r>
+            <w:r>
+              <w:rPr>
+                <w:rStyle w:val="VerbatimChar"/>
+              </w:rPr>
+              <w:t xml:space="preserve">team</w:t>
+            </w:r>
+            <w:r>
+              <w:t xml:space="preserve">. Save the summary table with</w:t>
+            </w:r>
+            <w:r>
+              <w:t xml:space="preserve"> </w:t>
+            </w:r>
+            <w:r>
+              <w:rPr>
+                <w:rStyle w:val="VerbatimChar"/>
+              </w:rPr>
+              <w:t xml:space="preserve">write_csv()</w:t>
+            </w:r>
+            <w:r>
+              <w:t xml:space="preserve">.</w:t>
+            </w:r>
+          </w:p>
+          <w:p/>
+        </w:tc>
+      </w:tr>
+    </w:tbl>
+    <w:tbl>
+      <w:tblPr>
+        <w:tblStyle w:val="Table"/>
+        <w:tblLook w:firstRow="0" w:lastRow="0" w:firstColumn="0" w:lastColumn="0" w:noHBand="0" w:noVBand="0" w:val="0000"/>
+        <w:tblBorders>
+          <w:top w:val="single" w:sz="4" w:space="0" w:color="0758E5"/>
+          <w:left w:val="single" w:sz="24" w:space="0" w:color="0758E5"/>
+          <w:bottom w:val="single" w:sz="4" w:space="0" w:color="0758E5"/>
+          <w:right w:val="single" w:sz="4" w:space="0" w:color="0758E5"/>
+        </w:tblBorders>
+        <w:tblCellMar>
+          <w:left w:w="144" w:type="dxa"/>
+          <w:right w:w="144" w:type="dxa"/>
+        </w:tblCellMar>
+        <w:tblLook w:firstRow="0" w:lastRow="0" w:firstColumn="0" w:lastColumn="0" w:noHBand="0" w:noVBand="0" w:val="0000"/>
+      </w:tblPr>
+      <w:tr>
+        <w:trPr>
+          <w:cantSplit/>
+        </w:trPr>
+        <w:tc>
+          <w:tcPr>
+            <w:shd w:color="auto" w:fill="dae6fb" w:val="clear"/>
+            <w:tcMar>
+              <w:top w:w="92" w:type="dxa"/>
+              <w:bottom w:w="92" w:type="dxa"/>
+            </w:tcMar>
+          </w:tcPr>
+          <w:p>
+            <w:pPr>
+              <w:pStyle w:val="BodyText"/>
+            </w:pPr>
+            <w:pPr>
+              <w:spacing w:before="0" w:after="0"/>
+              <w:textAlignment w:val="center"/>
+            </w:pPr>
+            <w:r>
+              <w:drawing>
+                <wp:inline>
+                  <wp:extent cx="152400" cy="152400"/>
+                  <wp:effectExtent b="0" l="0" r="0" t="0"/>
+                  <wp:docPr descr="" title="" id="113" name="Picture"/>
+                  <a:graphic>
+                    <a:graphicData uri="http://schemas.openxmlformats.org/drawingml/2006/picture">
+                      <pic:pic>
+                        <pic:nvPicPr>
+                          <pic:cNvPr descr="/Applications/Positron.app/Contents/Resources/app/quarto/share/formats/docx/note.png" id="114" name="Picture"/>
+                          <pic:cNvPicPr>
+                            <a:picLocks noChangeArrowheads="1" noChangeAspect="1"/>
+                          </pic:cNvPicPr>
+                        </pic:nvPicPr>
+                        <pic:blipFill>
+                          <a:blip r:embed="rId9"/>
+                          <a:stretch>
+                            <a:fillRect/>
+                          </a:stretch>
+                        </pic:blipFill>
+                        <pic:spPr bwMode="auto">
+                          <a:xfrm>
+                            <a:off x="0" y="0"/>
+                            <a:ext cx="152400" cy="152400"/>
+                          </a:xfrm>
+                          <a:prstGeom prst="rect">
+                            <a:avLst/>
+                          </a:prstGeom>
+                          <a:noFill/>
+                          <a:ln w="9525">
+                            <a:noFill/>
+                            <a:headEnd/>
+                            <a:tailEnd/>
+                          </a:ln>
+                        </pic:spPr>
+                      </pic:pic>
+                    </a:graphicData>
+                  </a:graphic>
+                </wp:inline>
+              </w:drawing>
+            </w:r>
+            <w:r>
+              <w:t xml:space="preserve"> </w:t>
+            </w:r>
+            <w:r>
+              <w:t xml:space="preserve"> </w:t>
+            </w:r>
+            <w:r>
+              <w:t xml:space="preserve">Note</w:t>
+            </w:r>
+          </w:p>
+        </w:tc>
+      </w:tr>
+      <w:tr>
+        <w:trPr>
+          <w:cantSplit/>
+        </w:trPr>
+        <w:tc>
+          <w:tcPr>
+            <w:tcMar>
+              <w:top w:w="108" w:type="dxa"/>
+              <w:bottom w:w="108" w:type="dxa"/>
+            </w:tcMar>
+          </w:tcPr>
+          <w:p>
+            <w:pPr>
+              <w:pStyle w:val="BodyText"/>
+            </w:pPr>
+            <w:pPr>
+              <w:spacing w:before="16"/>
+            </w:pPr>
+            <w:r>
+              <w:rPr>
+                <w:b/>
+                <w:bCs/>
+              </w:rPr>
+              <w:t xml:space="preserve">Up next — Graphing Effectively</w:t>
+            </w:r>
+          </w:p>
+          <w:p>
+            <w:pPr>
+              <w:pStyle w:val="Compact"/>
+              <w:numPr>
+                <w:ilvl w:val="0"/>
+                <w:numId w:val="1020"/>
+              </w:numPr>
+            </w:pPr>
+            <w:r>
+              <w:t xml:space="preserve">Boxplots and jittered points, done right</w:t>
+            </w:r>
+          </w:p>
+          <w:p>
+            <w:pPr>
+              <w:pStyle w:val="Compact"/>
+              <w:numPr>
+                <w:ilvl w:val="0"/>
+                <w:numId w:val="1020"/>
+              </w:numPr>
+            </w:pPr>
+            <w:r>
+              <w:t xml:space="preserve">Plotting mean ± SE directly with</w:t>
+            </w:r>
+            <w:r>
+              <w:t xml:space="preserve"> </w:t>
+            </w:r>
+            <w:r>
+              <w:rPr>
+                <w:rStyle w:val="VerbatimChar"/>
+              </w:rPr>
+              <w:t xml:space="preserve">stat_summary()</w:t>
+            </w:r>
+          </w:p>
+          <w:p>
+            <w:pPr>
+              <w:pStyle w:val="Compact"/>
+              <w:numPr>
+                <w:ilvl w:val="0"/>
+                <w:numId w:val="1020"/>
+              </w:numPr>
+            </w:pPr>
+            <w:r>
+              <w:t xml:space="preserve">Faceting, themes, and</w:t>
+            </w:r>
+            <w:r>
+              <w:t xml:space="preserve"> </w:t>
+            </w:r>
+            <w:r>
+              <w:rPr>
+                <w:rStyle w:val="VerbatimChar"/>
+              </w:rPr>
+              <w:t xml:space="preserve">ggsave()</w:t>
+            </w:r>
+            <w:r>
+              <w:t xml:space="preserve"> </w:t>
+            </w:r>
+            <w:r>
+              <w:t xml:space="preserve">for a publication-ready figure</w:t>
+            </w:r>
+          </w:p>
+          <w:p/>
+        </w:tc>
+      </w:tr>
+    </w:tbl>
+    <w:bookmarkEnd w:id="115"/>
+    <w:bookmarkStart w:id="118" w:name="getting-unstuck"/>
+    <w:p>
+      <w:pPr>
+        <w:pStyle w:val="Heading2"/>
+      </w:pPr>
+      <w:r>
+        <w:t xml:space="preserve">Getting unstuck</w:t>
+      </w:r>
+    </w:p>
+    <w:p>
+      <w:pPr>
+        <w:pStyle w:val="FirstParagraph"/>
+      </w:pPr>
+      <w:r>
+        <w:t xml:space="preserve">When code breaks — and it will, that is normal:</w:t>
+      </w:r>
+    </w:p>
+    <w:p>
+      <w:pPr>
+        <w:pStyle w:val="Compact"/>
+        <w:numPr>
+          <w:ilvl w:val="0"/>
+          <w:numId w:val="1021"/>
+        </w:numPr>
+      </w:pPr>
+      <w:r>
+        <w:t xml:space="preserve">Read the</w:t>
+      </w:r>
+      <w:r>
+        <w:t xml:space="preserve"> </w:t>
+      </w:r>
+      <w:r>
+        <w:rPr>
+          <w:b/>
+          <w:bCs/>
+        </w:rPr>
+        <w:t xml:space="preserve">error message</w:t>
+      </w:r>
+      <w:r>
+        <w:t xml:space="preserve"> </w:t>
+      </w:r>
+      <w:r>
+        <w:t xml:space="preserve">out loud; it usually names the line</w:t>
+      </w:r>
+    </w:p>
+    <w:p>
+      <w:pPr>
+        <w:pStyle w:val="Compact"/>
+        <w:numPr>
+          <w:ilvl w:val="0"/>
+          <w:numId w:val="1021"/>
+        </w:numPr>
+      </w:pPr>
+      <w:r>
+        <w:t xml:space="preserve">Check the usual suspects:</w:t>
+      </w:r>
+      <w:r>
+        <w:t xml:space="preserve"> </w:t>
+      </w:r>
+      <w:r>
+        <w:rPr>
+          <w:rStyle w:val="VerbatimChar"/>
+        </w:rPr>
+        <w:t xml:space="preserve">library(tidyverse)</w:t>
+      </w:r>
+      <w:r>
+        <w:t xml:space="preserve"> </w:t>
+      </w:r>
+      <w:r>
+        <w:t xml:space="preserve">loaded? Spelling? Did you forget</w:t>
+      </w:r>
+      <w:r>
+        <w:t xml:space="preserve"> </w:t>
+      </w:r>
+      <w:r>
+        <w:rPr>
+          <w:rStyle w:val="VerbatimChar"/>
+        </w:rPr>
+        <w:t xml:space="preserve">na.rm = TRUE</w:t>
+      </w:r>
+      <w:r>
+        <w:t xml:space="preserve">?</w:t>
+      </w:r>
+    </w:p>
+    <w:p>
+      <w:pPr>
+        <w:pStyle w:val="Compact"/>
+        <w:numPr>
+          <w:ilvl w:val="0"/>
+          <w:numId w:val="1021"/>
+        </w:numPr>
+      </w:pPr>
+      <w:r>
+        <w:rPr>
+          <w:rStyle w:val="VerbatimChar"/>
+        </w:rPr>
+        <w:t xml:space="preserve">?function_name</w:t>
+      </w:r>
+      <w:r>
+        <w:t xml:space="preserve"> </w:t>
+      </w:r>
+      <w:r>
+        <w:t xml:space="preserve">opens the help page</w:t>
+      </w:r>
+    </w:p>
+    <w:p>
+      <w:pPr>
+        <w:pStyle w:val="Compact"/>
+        <w:numPr>
+          <w:ilvl w:val="0"/>
+          <w:numId w:val="1021"/>
+        </w:numPr>
+      </w:pPr>
+      <w:r>
+        <w:t xml:space="preserve">Bring the</w:t>
+      </w:r>
+      <w:r>
+        <w:t xml:space="preserve"> </w:t>
+      </w:r>
+      <w:r>
+        <w:rPr>
+          <w:b/>
+          <w:bCs/>
+        </w:rPr>
+        <w:t xml:space="preserve">exact error</w:t>
+      </w:r>
+      <w:r>
+        <w:t xml:space="preserve"> </w:t>
+      </w:r>
+      <w:r>
+        <w:t xml:space="preserve">(copy-paste it) to class or office hours</w:t>
+      </w:r>
+    </w:p>
+    <w:tbl>
+      <w:tblPr>
+        <w:tblStyle w:val="Table"/>
+        <w:tblLook w:firstRow="0" w:lastRow="0" w:firstColumn="0" w:lastColumn="0" w:noHBand="0" w:noVBand="0" w:val="0000"/>
+        <w:tblBorders>
+          <w:top w:val="single" w:sz="4" w:space="0" w:color="0758E5"/>
+          <w:left w:val="single" w:sz="24" w:space="0" w:color="0758E5"/>
+          <w:bottom w:val="single" w:sz="4" w:space="0" w:color="0758E5"/>
+          <w:right w:val="single" w:sz="4" w:space="0" w:color="0758E5"/>
+        </w:tblBorders>
+        <w:tblCellMar>
+          <w:left w:w="144" w:type="dxa"/>
+          <w:right w:w="144" w:type="dxa"/>
+        </w:tblCellMar>
+        <w:tblLook w:firstRow="0" w:lastRow="0" w:firstColumn="0" w:lastColumn="0" w:noHBand="0" w:noVBand="0" w:val="0000"/>
+      </w:tblPr>
+      <w:tr>
+        <w:trPr>
+          <w:cantSplit/>
+        </w:trPr>
+        <w:tc>
+          <w:tcPr>
+            <w:shd w:color="auto" w:fill="dae6fb" w:val="clear"/>
+            <w:tcMar>
+              <w:top w:w="92" w:type="dxa"/>
+              <w:bottom w:w="92" w:type="dxa"/>
+            </w:tcMar>
+          </w:tcPr>
+          <w:p>
+            <w:pPr>
+              <w:pStyle w:val="FirstParagraph"/>
+            </w:pPr>
+            <w:pPr>
+              <w:spacing w:before="0" w:after="0"/>
+              <w:textAlignment w:val="center"/>
+            </w:pPr>
+            <w:r>
+              <w:drawing>
+                <wp:inline>
+                  <wp:extent cx="152400" cy="152400"/>
+                  <wp:effectExtent b="0" l="0" r="0" t="0"/>
+                  <wp:docPr descr="" title="" id="116" name="Picture"/>
+                  <a:graphic>
+                    <a:graphicData uri="http://schemas.openxmlformats.org/drawingml/2006/picture">
+                      <pic:pic>
+                        <pic:nvPicPr>
+                          <pic:cNvPr descr="/Applications/Positron.app/Contents/Resources/app/quarto/share/formats/docx/note.png" id="117" name="Picture"/>
+                          <pic:cNvPicPr>
+                            <a:picLocks noChangeArrowheads="1" noChangeAspect="1"/>
+                          </pic:cNvPicPr>
+                        </pic:nvPicPr>
+                        <pic:blipFill>
+                          <a:blip r:embed="rId9"/>
+                          <a:stretch>
+                            <a:fillRect/>
+                          </a:stretch>
+                        </pic:blipFill>
+                        <pic:spPr bwMode="auto">
+                          <a:xfrm>
+                            <a:off x="0" y="0"/>
+                            <a:ext cx="152400" cy="152400"/>
+                          </a:xfrm>
+                          <a:prstGeom prst="rect">
+                            <a:avLst/>
+                          </a:prstGeom>
+                          <a:noFill/>
+                          <a:ln w="9525">
+                            <a:noFill/>
+                            <a:headEnd/>
+                            <a:tailEnd/>
+                          </a:ln>
+                        </pic:spPr>
+                      </pic:pic>
+                    </a:graphicData>
+                  </a:graphic>
+                </wp:inline>
+              </w:drawing>
+            </w:r>
+            <w:r>
+              <w:t xml:space="preserve"> </w:t>
+            </w:r>
+            <w:r>
+              <w:t xml:space="preserve"> </w:t>
+            </w:r>
+            <w:r>
+              <w:t xml:space="preserve">Note</w:t>
+            </w:r>
+          </w:p>
+        </w:tc>
+      </w:tr>
+      <w:tr>
+        <w:trPr>
+          <w:cantSplit/>
+        </w:trPr>
+        <w:tc>
+          <w:tcPr>
+            <w:tcMar>
+              <w:top w:w="108" w:type="dxa"/>
+              <w:bottom w:w="108" w:type="dxa"/>
+            </w:tcMar>
+          </w:tcPr>
+          <w:p>
+            <w:pPr>
+              <w:pStyle w:val="BodyText"/>
+            </w:pPr>
+            <w:pPr>
+              <w:spacing w:before="16"/>
+            </w:pPr>
+            <w:r>
+              <w:rPr>
+                <w:b/>
+                <w:bCs/>
+              </w:rPr>
+              <w:t xml:space="preserve">✅ Key idea</w:t>
+            </w:r>
+          </w:p>
+          <w:p>
+            <w:pPr>
+              <w:pStyle w:val="BodyText"/>
+            </w:pPr>
+            <w:pPr>
+              <w:spacing w:after="16"/>
+            </w:pPr>
+            <w:r>
+              <w:t xml:space="preserve">Every working scientist googles error messages daily. Getting stuck is not failing — it is the job.</w:t>
+            </w:r>
+          </w:p>
+          <w:p/>
+        </w:tc>
+      </w:tr>
+    </w:tbl>
+    <w:bookmarkEnd w:id="118"/>
     <w:sectPr>
       <w:footnotePr>
         <w:numRestart w:val="eachSect"/>

--- a/docs/content/descriptive_stats/descriptive_stats_lecture.docx
+++ b/docs/content/descriptive_stats/descriptive_stats_lecture.docx
@@ -19378,6 +19378,8 @@
     </w:tbl>
     <w:bookmarkEnd w:id="152"/>
     <w:sectPr>
+      <w:pgSz w:h="15840" w:w="12240"/>
+      <w:pgMar w:bottom="720" w:footer="360" w:gutter="0" w:header="360" w:left="1008" w:right="720" w:top="720"/>
       <w:footnotePr>
         <w:numRestart w:val="eachSect"/>
       </w:footnotePr>
@@ -19901,7 +19903,7 @@
     </w:rPrDefault>
     <w:pPrDefault>
       <w:pPr>
-        <w:spacing w:after="100"/>
+        <w:spacing w:after="100" w:before="0"/>
       </w:pPr>
     </w:pPrDefault>
   </w:docDefaults>
@@ -19916,7 +19918,7 @@
     <w:link w:val="BodyTextChar"/>
     <w:qFormat/>
     <w:pPr>
-      <w:spacing w:after="90" w:before="90"/>
+      <w:spacing w:after="90" w:before="0"/>
     </w:pPr>
   </w:style>
   <w:style w:customStyle="1" w:styleId="FirstParagraph" w:type="paragraph">
@@ -19930,7 +19932,7 @@
     <w:basedOn w:val="BodyText"/>
     <w:qFormat/>
     <w:pPr>
-      <w:spacing w:after="20" w:before="20"/>
+      <w:spacing w:after="20" w:before="0"/>
     </w:pPr>
   </w:style>
   <w:style w:styleId="Title" w:type="paragraph">
@@ -19942,7 +19944,7 @@
     <w:qFormat/>
     <w:rsid w:val="00A10FD9"/>
     <w:pPr>
-      <w:spacing w:after="60" w:line="240" w:lineRule="auto"/>
+      <w:spacing w:after="60" w:before="0" w:line="240" w:lineRule="auto"/>
       <w:contextualSpacing/>
       <w:jc w:val="center"/>
     </w:pPr>
@@ -19973,6 +19975,7 @@
     <w:qFormat/>
     <w:rsid w:val="00A10FD9"/>
     <w:pPr>
+      <w:spacing w:before="0"/>
       <w:numPr>
         <w:ilvl w:val="1"/>
       </w:numPr>
@@ -20004,6 +20007,7 @@
     <w:next w:val="BodyText"/>
     <w:qFormat/>
     <w:pPr>
+      <w:spacing w:before="0"/>
       <w:keepNext/>
       <w:keepLines/>
     </w:pPr>
@@ -20018,6 +20022,7 @@
     <w:next w:val="BodyText"/>
     <w:qFormat/>
     <w:pPr>
+      <w:spacing w:before="0"/>
       <w:keepNext/>
       <w:keepLines/>
     </w:pPr>
@@ -20034,7 +20039,7 @@
     <w:pPr>
       <w:keepNext/>
       <w:keepLines/>
-      <w:spacing w:after="0" w:before="300"/>
+      <w:spacing w:after="0" w:before="0"/>
       <w:jc w:val="center"/>
     </w:pPr>
     <w:rPr>
@@ -20051,7 +20056,7 @@
     <w:pPr>
       <w:keepNext/>
       <w:keepLines/>
-      <w:spacing w:after="300" w:before="100"/>
+      <w:spacing w:after="300" w:before="0"/>
     </w:pPr>
     <w:rPr>
       <w:sz w:val="20"/>
@@ -20077,7 +20082,7 @@
     <w:pPr>
       <w:keepNext/>
       <w:keepLines/>
-      <w:spacing w:after="60" w:before="200"/>
+      <w:spacing w:after="60" w:before="120"/>
       <w:outlineLvl w:val="0"/>
     </w:pPr>
     <w:rPr>
@@ -20100,7 +20105,7 @@
     <w:pPr>
       <w:keepNext/>
       <w:keepLines/>
-      <w:spacing w:after="50" w:before="140"/>
+      <w:spacing w:after="50" w:before="100"/>
       <w:outlineLvl w:val="1"/>
     </w:pPr>
     <w:rPr>
@@ -20123,7 +20128,7 @@
     <w:pPr>
       <w:keepNext/>
       <w:keepLines/>
-      <w:spacing w:after="40" w:before="120"/>
+      <w:spacing w:after="40" w:before="80"/>
       <w:outlineLvl w:val="2"/>
     </w:pPr>
     <w:rPr>
@@ -20169,7 +20174,7 @@
     <w:pPr>
       <w:keepNext/>
       <w:keepLines/>
-      <w:spacing w:after="40" w:before="80"/>
+      <w:spacing w:after="40" w:before="60"/>
       <w:outlineLvl w:val="4"/>
     </w:pPr>
     <w:rPr>
@@ -20190,7 +20195,7 @@
     <w:pPr>
       <w:keepNext/>
       <w:keepLines/>
-      <w:spacing w:after="0" w:before="40"/>
+      <w:spacing w:after="0" w:before="60"/>
       <w:outlineLvl w:val="5"/>
     </w:pPr>
     <w:rPr>
@@ -20213,7 +20218,7 @@
     <w:pPr>
       <w:keepNext/>
       <w:keepLines/>
-      <w:spacing w:after="0" w:before="40"/>
+      <w:spacing w:after="0" w:before="60"/>
       <w:outlineLvl w:val="6"/>
     </w:pPr>
     <w:rPr>
@@ -20234,7 +20239,7 @@
     <w:pPr>
       <w:keepNext/>
       <w:keepLines/>
-      <w:spacing w:after="0"/>
+      <w:spacing w:after="0" w:before="60"/>
       <w:outlineLvl w:val="7"/>
     </w:pPr>
     <w:rPr>
@@ -20257,7 +20262,7 @@
     <w:pPr>
       <w:keepNext/>
       <w:keepLines/>
-      <w:spacing w:after="0"/>
+      <w:spacing w:after="0" w:before="60"/>
       <w:outlineLvl w:val="8"/>
     </w:pPr>
     <w:rPr>
@@ -20392,7 +20397,7 @@
     <w:unhideWhenUsed/>
     <w:qFormat/>
     <w:pPr>
-      <w:spacing w:after="50" w:before="50"/>
+      <w:spacing w:after="50" w:before="0"/>
       <w:ind w:firstLine="0" w:left="480" w:right="480"/>
     </w:pPr>
   </w:style>
@@ -20412,7 +20417,7 @@
     <w:unhideWhenUsed/>
     <w:qFormat/>
     <w:pPr>
-      <w:spacing w:after="100" w:before="100"/>
+      <w:spacing w:after="100" w:before="0"/>
       <w:ind w:firstLine="0" w:left="480" w:right="480"/>
     </w:pPr>
   </w:style>
@@ -20459,7 +20464,7 @@
     <w:pPr>
       <w:keepNext/>
       <w:keepLines/>
-      <w:spacing w:after="0"/>
+      <w:spacing w:after="0" w:before="0"/>
     </w:pPr>
     <w:rPr>
       <w:b/>
@@ -20484,6 +20489,7 @@
     <w:name w:val="Table Caption"/>
     <w:basedOn w:val="Caption"/>
     <w:pPr>
+      <w:spacing w:before="0"/>
       <w:keepNext/>
     </w:pPr>
   </w:style>
@@ -20499,6 +20505,7 @@
     <w:name w:val="Captioned Figure"/>
     <w:basedOn w:val="Figure"/>
     <w:pPr>
+      <w:spacing w:before="0"/>
       <w:keepNext/>
     </w:pPr>
   </w:style>
@@ -20541,7 +20548,7 @@
     <w:unhideWhenUsed/>
     <w:qFormat/>
     <w:pPr>
-      <w:spacing w:before="240" w:line="259" w:lineRule="auto"/>
+      <w:spacing w:before="0" w:line="259" w:lineRule="auto"/>
       <w:outlineLvl w:val="9"/>
     </w:pPr>
     <w:rPr>

--- a/docs/content/descriptive_stats/descriptive_stats_lecture.docx
+++ b/docs/content/descriptive_stats/descriptive_stats_lecture.docx
@@ -19099,284 +19099,6 @@
       </w:tr>
     </w:tbl>
     <w:bookmarkEnd w:id="148"/>
-    <w:bookmarkStart w:id="152" w:name="getting-unstuck"/>
-    <w:p>
-      <w:pPr>
-        <w:pStyle w:val="Heading2"/>
-      </w:pPr>
-      <w:r>
-        <w:t xml:space="preserve">Getting unstuck</w:t>
-      </w:r>
-    </w:p>
-    <w:p>
-      <w:pPr>
-        <w:pStyle w:val="FirstParagraph"/>
-      </w:pPr>
-      <w:r>
-        <w:t xml:space="preserve">When code breaks — and it will, that is normal:</w:t>
-      </w:r>
-    </w:p>
-    <w:p>
-      <w:pPr>
-        <w:pStyle w:val="Compact"/>
-        <w:numPr>
-          <w:ilvl w:val="0"/>
-          <w:numId w:val="1024"/>
-        </w:numPr>
-      </w:pPr>
-      <w:r>
-        <w:t xml:space="preserve">Read the</w:t>
-      </w:r>
-      <w:r>
-        <w:t xml:space="preserve"> </w:t>
-      </w:r>
-      <w:r>
-        <w:rPr>
-          <w:b/>
-          <w:bCs/>
-        </w:rPr>
-        <w:t xml:space="preserve">error message</w:t>
-      </w:r>
-      <w:r>
-        <w:t xml:space="preserve"> </w:t>
-      </w:r>
-      <w:r>
-        <w:t xml:space="preserve">out loud; it usually names the line</w:t>
-      </w:r>
-    </w:p>
-    <w:p>
-      <w:pPr>
-        <w:pStyle w:val="Compact"/>
-        <w:numPr>
-          <w:ilvl w:val="0"/>
-          <w:numId w:val="1024"/>
-        </w:numPr>
-      </w:pPr>
-      <w:r>
-        <w:t xml:space="preserve">Check the usual suspects:</w:t>
-      </w:r>
-      <w:r>
-        <w:t xml:space="preserve"> </w:t>
-      </w:r>
-      <w:r>
-        <w:rPr>
-          <w:rStyle w:val="VerbatimChar"/>
-        </w:rPr>
-        <w:t xml:space="preserve">library(tidyverse)</w:t>
-      </w:r>
-      <w:r>
-        <w:t xml:space="preserve"> </w:t>
-      </w:r>
-      <w:r>
-        <w:t xml:space="preserve">loaded? Spelling? Did you forget</w:t>
-      </w:r>
-      <w:r>
-        <w:t xml:space="preserve"> </w:t>
-      </w:r>
-      <w:r>
-        <w:rPr>
-          <w:rStyle w:val="VerbatimChar"/>
-        </w:rPr>
-        <w:t xml:space="preserve">na.rm = TRUE</w:t>
-      </w:r>
-      <w:r>
-        <w:t xml:space="preserve">?</w:t>
-      </w:r>
-    </w:p>
-    <w:p>
-      <w:pPr>
-        <w:pStyle w:val="Compact"/>
-        <w:numPr>
-          <w:ilvl w:val="0"/>
-          <w:numId w:val="1024"/>
-        </w:numPr>
-      </w:pPr>
-      <w:r>
-        <w:rPr>
-          <w:rStyle w:val="VerbatimChar"/>
-        </w:rPr>
-        <w:t xml:space="preserve">?function_name</w:t>
-      </w:r>
-      <w:r>
-        <w:t xml:space="preserve"> </w:t>
-      </w:r>
-      <w:r>
-        <w:t xml:space="preserve">opens the help page</w:t>
-      </w:r>
-    </w:p>
-    <w:p>
-      <w:pPr>
-        <w:pStyle w:val="Compact"/>
-        <w:numPr>
-          <w:ilvl w:val="0"/>
-          <w:numId w:val="1024"/>
-        </w:numPr>
-      </w:pPr>
-      <w:r>
-        <w:t xml:space="preserve">Bring the</w:t>
-      </w:r>
-      <w:r>
-        <w:t xml:space="preserve"> </w:t>
-      </w:r>
-      <w:r>
-        <w:rPr>
-          <w:b/>
-          <w:bCs/>
-        </w:rPr>
-        <w:t xml:space="preserve">exact error</w:t>
-      </w:r>
-      <w:r>
-        <w:t xml:space="preserve"> </w:t>
-      </w:r>
-      <w:r>
-        <w:t xml:space="preserve">(copy-paste it) to class or office hours</w:t>
-      </w:r>
-    </w:p>
-    <w:p>
-      <w:pPr>
-        <w:pStyle w:val="FirstParagraph"/>
-      </w:pPr>
-      <w:hyperlink r:id="rId149">
-        <w:r>
-          <w:rPr>
-            <w:rStyle w:val="Hyperlink"/>
-          </w:rPr>
-          <w:t xml:space="preserve">📖 R4DS §8 — Workflow: getting help</w:t>
-        </w:r>
-      </w:hyperlink>
-    </w:p>
-    <w:tbl>
-      <w:tblPr>
-        <w:tblStyle w:val="Table"/>
-        <w:tblLook w:firstRow="0" w:lastRow="0" w:firstColumn="0" w:lastColumn="0" w:noHBand="0" w:noVBand="0" w:val="0000"/>
-        <w:tblBorders>
-          <w:top w:val="single" w:sz="4" w:space="0" w:color="0758E5"/>
-          <w:left w:val="single" w:sz="24" w:space="0" w:color="0758E5"/>
-          <w:bottom w:val="single" w:sz="4" w:space="0" w:color="0758E5"/>
-          <w:right w:val="single" w:sz="4" w:space="0" w:color="0758E5"/>
-        </w:tblBorders>
-        <w:tblCellMar>
-          <w:left w:w="144" w:type="dxa"/>
-          <w:right w:w="144" w:type="dxa"/>
-        </w:tblCellMar>
-        <w:tblLook w:firstRow="0" w:lastRow="0" w:firstColumn="0" w:lastColumn="0" w:noHBand="0" w:noVBand="0" w:val="0000"/>
-      </w:tblPr>
-      <w:tr>
-        <w:trPr>
-          <w:cantSplit/>
-        </w:trPr>
-        <w:tc>
-          <w:tcPr>
-            <w:shd w:color="auto" w:fill="dae6fb" w:val="clear"/>
-            <w:tcMar>
-              <w:top w:w="92" w:type="dxa"/>
-              <w:bottom w:w="92" w:type="dxa"/>
-            </w:tcMar>
-          </w:tcPr>
-          <w:p>
-            <w:pPr>
-              <w:pStyle w:val="BodyText"/>
-            </w:pPr>
-            <w:pPr>
-              <w:spacing w:before="0" w:after="0"/>
-              <w:textAlignment w:val="center"/>
-            </w:pPr>
-            <w:r>
-              <w:drawing>
-                <wp:inline>
-                  <wp:extent cx="152400" cy="152400"/>
-                  <wp:effectExtent b="0" l="0" r="0" t="0"/>
-                  <wp:docPr descr="" title="" id="150" name="Picture"/>
-                  <a:graphic>
-                    <a:graphicData uri="http://schemas.openxmlformats.org/drawingml/2006/picture">
-                      <pic:pic>
-                        <pic:nvPicPr>
-                          <pic:cNvPr descr="/Applications/Positron.app/Contents/Resources/app/quarto/share/formats/docx/note.png" id="151" name="Picture"/>
-                          <pic:cNvPicPr>
-                            <a:picLocks noChangeArrowheads="1" noChangeAspect="1"/>
-                          </pic:cNvPicPr>
-                        </pic:nvPicPr>
-                        <pic:blipFill>
-                          <a:blip r:embed="rId9"/>
-                          <a:stretch>
-                            <a:fillRect/>
-                          </a:stretch>
-                        </pic:blipFill>
-                        <pic:spPr bwMode="auto">
-                          <a:xfrm>
-                            <a:off x="0" y="0"/>
-                            <a:ext cx="152400" cy="152400"/>
-                          </a:xfrm>
-                          <a:prstGeom prst="rect">
-                            <a:avLst/>
-                          </a:prstGeom>
-                          <a:noFill/>
-                          <a:ln w="9525">
-                            <a:noFill/>
-                            <a:headEnd/>
-                            <a:tailEnd/>
-                          </a:ln>
-                        </pic:spPr>
-                      </pic:pic>
-                    </a:graphicData>
-                  </a:graphic>
-                </wp:inline>
-              </w:drawing>
-            </w:r>
-            <w:r>
-              <w:t xml:space="preserve"> </w:t>
-            </w:r>
-            <w:r>
-              <w:t xml:space="preserve"> </w:t>
-            </w:r>
-            <w:r>
-              <w:t xml:space="preserve">Note</w:t>
-            </w:r>
-          </w:p>
-        </w:tc>
-      </w:tr>
-      <w:tr>
-        <w:trPr>
-          <w:cantSplit/>
-        </w:trPr>
-        <w:tc>
-          <w:tcPr>
-            <w:tcMar>
-              <w:top w:w="108" w:type="dxa"/>
-              <w:bottom w:w="108" w:type="dxa"/>
-            </w:tcMar>
-          </w:tcPr>
-          <w:p>
-            <w:pPr>
-              <w:pStyle w:val="BodyText"/>
-            </w:pPr>
-            <w:pPr>
-              <w:spacing w:before="16"/>
-            </w:pPr>
-            <w:r>
-              <w:rPr>
-                <w:b/>
-                <w:bCs/>
-              </w:rPr>
-              <w:t xml:space="preserve">✅ Key idea</w:t>
-            </w:r>
-          </w:p>
-          <w:p>
-            <w:pPr>
-              <w:pStyle w:val="BodyText"/>
-            </w:pPr>
-            <w:pPr>
-              <w:spacing w:after="16"/>
-            </w:pPr>
-            <w:r>
-              <w:t xml:space="preserve">Every working scientist googles error messages daily. Getting stuck is not failing — it is the job.</w:t>
-            </w:r>
-          </w:p>
-          <w:p/>
-        </w:tc>
-      </w:tr>
-    </w:tbl>
-    <w:bookmarkEnd w:id="152"/>
     <w:sectPr>
       <w:pgSz w:h="15840" w:w="12240"/>
       <w:pgMar w:bottom="720" w:footer="360" w:gutter="0" w:header="360" w:left="1008" w:right="720" w:top="720"/>
@@ -19856,36 +19578,6 @@
   </w:num>
   <w:num w:numId="1023">
     <w:abstractNumId w:val="991"/>
-  </w:num>
-  <w:num w:numId="1024">
-    <w:abstractNumId w:val="99411"/>
-    <w:lvlOverride w:ilvl="0">
-      <w:startOverride w:val="1"/>
-    </w:lvlOverride>
-    <w:lvlOverride w:ilvl="1">
-      <w:startOverride w:val="1"/>
-    </w:lvlOverride>
-    <w:lvlOverride w:ilvl="2">
-      <w:startOverride w:val="1"/>
-    </w:lvlOverride>
-    <w:lvlOverride w:ilvl="3">
-      <w:startOverride w:val="1"/>
-    </w:lvlOverride>
-    <w:lvlOverride w:ilvl="4">
-      <w:startOverride w:val="1"/>
-    </w:lvlOverride>
-    <w:lvlOverride w:ilvl="5">
-      <w:startOverride w:val="1"/>
-    </w:lvlOverride>
-    <w:lvlOverride w:ilvl="6">
-      <w:startOverride w:val="1"/>
-    </w:lvlOverride>
-    <w:lvlOverride w:ilvl="7">
-      <w:startOverride w:val="1"/>
-    </w:lvlOverride>
-    <w:lvlOverride w:ilvl="8">
-      <w:startOverride w:val="1"/>
-    </w:lvlOverride>
   </w:num>
 </w:numbering>
 </file>
